--- a/OOP/Лабораторна_робота_3/ЗвітООП.docx
+++ b/OOP/Лабораторна_робота_3/ЗвітООП.docx
@@ -395,7 +395,7 @@
         <w:jc w:val="both"/>
         <w:rPr>
           <w:rFonts w:ascii="Times New Roman" w:hAnsi="Times New Roman" w:cs="Times New Roman"/>
-          <w:lang w:val="en-US"/>
+          <w:lang w:val="ru-RU"/>
         </w:rPr>
       </w:pPr>
     </w:p>
@@ -409,7 +409,7 @@
           <w:bCs/>
           <w:sz w:val="32"/>
           <w:szCs w:val="32"/>
-          <w:lang w:val="en-US"/>
+          <w:lang w:val="ru-RU"/>
         </w:rPr>
       </w:pPr>
       <w:r>
@@ -6272,27 +6272,7 @@
           <w:sz w:val="32"/>
           <w:szCs w:val="32"/>
         </w:rPr>
-        <w:t xml:space="preserve"> (</w:t>
-      </w:r>
-      <w:r>
-        <w:rPr>
-          <w:rFonts w:ascii="Times New Roman" w:hAnsi="Times New Roman" w:cs="Times New Roman"/>
-          <w:b/>
-          <w:bCs/>
-          <w:sz w:val="32"/>
-          <w:szCs w:val="32"/>
-        </w:rPr>
-        <w:t>Клас</w:t>
-      </w:r>
-      <w:r>
-        <w:rPr>
-          <w:rFonts w:ascii="Times New Roman" w:hAnsi="Times New Roman" w:cs="Times New Roman"/>
-          <w:b/>
-          <w:bCs/>
-          <w:sz w:val="32"/>
-          <w:szCs w:val="32"/>
-        </w:rPr>
-        <w:t>)</w:t>
+        <w:t xml:space="preserve"> (Клас)</w:t>
       </w:r>
     </w:p>
     <w:p>
@@ -12141,7 +12121,6 @@
     <w:p>
       <w:pPr>
         <w:spacing w:line="276" w:lineRule="auto"/>
-        <w:jc w:val="both"/>
         <w:rPr>
           <w:rFonts w:ascii="Times New Roman" w:hAnsi="Times New Roman" w:cs="Times New Roman"/>
           <w:b/>

--- a/OOP/Лабораторна_робота_3/ЗвітООП.docx
+++ b/OOP/Лабораторна_робота_3/ЗвітООП.docx
@@ -12134,9 +12134,7704 @@
       <w:pPr>
         <w:spacing w:line="276" w:lineRule="auto"/>
         <w:rPr>
-          <w:rFonts w:ascii="Courier New" w:hAnsi="Courier New" w:cs="Courier New"/>
-        </w:rPr>
-      </w:pPr>
+          <w:rFonts w:ascii="Times New Roman" w:hAnsi="Times New Roman" w:cs="Times New Roman"/>
+          <w:b/>
+          <w:bCs/>
+          <w:sz w:val="32"/>
+          <w:szCs w:val="32"/>
+        </w:rPr>
+      </w:pPr>
+      <w:r>
+        <w:rPr>
+          <w:rFonts w:ascii="Times New Roman" w:hAnsi="Times New Roman" w:cs="Times New Roman"/>
+          <w:b/>
+          <w:bCs/>
+          <w:sz w:val="32"/>
+          <w:szCs w:val="32"/>
+        </w:rPr>
+        <w:t>Код на С++ (Клас)</w:t>
+      </w:r>
+    </w:p>
+    <w:p>
+      <w:pPr>
+        <w:spacing w:line="276" w:lineRule="auto"/>
+        <w:rPr>
+          <w:rFonts w:ascii="Courier New" w:hAnsi="Courier New" w:cs="Courier New"/>
+        </w:rPr>
+      </w:pPr>
+      <w:r>
+        <w:rPr>
+          <w:rFonts w:ascii="Courier New" w:hAnsi="Courier New" w:cs="Courier New"/>
+        </w:rPr>
+        <w:t>#include &lt;</w:t>
+      </w:r>
+      <w:proofErr w:type="spellStart"/>
+      <w:r>
+        <w:rPr>
+          <w:rFonts w:ascii="Courier New" w:hAnsi="Courier New" w:cs="Courier New"/>
+        </w:rPr>
+        <w:t>iostream</w:t>
+      </w:r>
+      <w:proofErr w:type="spellEnd"/>
+      <w:r>
+        <w:rPr>
+          <w:rFonts w:ascii="Courier New" w:hAnsi="Courier New" w:cs="Courier New"/>
+        </w:rPr>
+        <w:t>&gt;</w:t>
+      </w:r>
+    </w:p>
+    <w:p>
+      <w:pPr>
+        <w:spacing w:line="276" w:lineRule="auto"/>
+        <w:rPr>
+          <w:rFonts w:ascii="Courier New" w:hAnsi="Courier New" w:cs="Courier New"/>
+        </w:rPr>
+      </w:pPr>
+      <w:r>
+        <w:rPr>
+          <w:rFonts w:ascii="Courier New" w:hAnsi="Courier New" w:cs="Courier New"/>
+        </w:rPr>
+        <w:t>#include &lt;</w:t>
+      </w:r>
+      <w:proofErr w:type="spellStart"/>
+      <w:r>
+        <w:rPr>
+          <w:rFonts w:ascii="Courier New" w:hAnsi="Courier New" w:cs="Courier New"/>
+        </w:rPr>
+        <w:t>cmath</w:t>
+      </w:r>
+      <w:proofErr w:type="spellEnd"/>
+      <w:r>
+        <w:rPr>
+          <w:rFonts w:ascii="Courier New" w:hAnsi="Courier New" w:cs="Courier New"/>
+        </w:rPr>
+        <w:t>&gt;</w:t>
+      </w:r>
+    </w:p>
+    <w:p>
+      <w:pPr>
+        <w:spacing w:line="276" w:lineRule="auto"/>
+        <w:rPr>
+          <w:rFonts w:ascii="Courier New" w:hAnsi="Courier New" w:cs="Courier New"/>
+        </w:rPr>
+      </w:pPr>
+      <w:r>
+        <w:rPr>
+          <w:rFonts w:ascii="Courier New" w:hAnsi="Courier New" w:cs="Courier New"/>
+        </w:rPr>
+        <w:t>#include &lt;</w:t>
+      </w:r>
+      <w:proofErr w:type="spellStart"/>
+      <w:r>
+        <w:rPr>
+          <w:rFonts w:ascii="Courier New" w:hAnsi="Courier New" w:cs="Courier New"/>
+        </w:rPr>
+        <w:t>cstring</w:t>
+      </w:r>
+      <w:proofErr w:type="spellEnd"/>
+      <w:r>
+        <w:rPr>
+          <w:rFonts w:ascii="Courier New" w:hAnsi="Courier New" w:cs="Courier New"/>
+        </w:rPr>
+        <w:t>&gt;</w:t>
+      </w:r>
+    </w:p>
+    <w:p>
+      <w:pPr>
+        <w:spacing w:line="276" w:lineRule="auto"/>
+        <w:rPr>
+          <w:rFonts w:ascii="Courier New" w:hAnsi="Courier New" w:cs="Courier New"/>
+        </w:rPr>
+      </w:pPr>
+      <w:r>
+        <w:rPr>
+          <w:rFonts w:ascii="Courier New" w:hAnsi="Courier New" w:cs="Courier New"/>
+        </w:rPr>
+        <w:t xml:space="preserve"> </w:t>
+      </w:r>
+    </w:p>
+    <w:p>
+      <w:pPr>
+        <w:spacing w:line="276" w:lineRule="auto"/>
+        <w:rPr>
+          <w:rFonts w:ascii="Courier New" w:hAnsi="Courier New" w:cs="Courier New"/>
+        </w:rPr>
+      </w:pPr>
+      <w:proofErr w:type="spellStart"/>
+      <w:r>
+        <w:rPr>
+          <w:rFonts w:ascii="Courier New" w:hAnsi="Courier New" w:cs="Courier New"/>
+        </w:rPr>
+        <w:t>struct</w:t>
+      </w:r>
+      <w:proofErr w:type="spellEnd"/>
+      <w:r>
+        <w:rPr>
+          <w:rFonts w:ascii="Courier New" w:hAnsi="Courier New" w:cs="Courier New"/>
+        </w:rPr>
+        <w:t xml:space="preserve"> </w:t>
+      </w:r>
+      <w:proofErr w:type="spellStart"/>
+      <w:r>
+        <w:rPr>
+          <w:rFonts w:ascii="Courier New" w:hAnsi="Courier New" w:cs="Courier New"/>
+        </w:rPr>
+        <w:t>quadraticFunction</w:t>
+      </w:r>
+      <w:proofErr w:type="spellEnd"/>
+      <w:r>
+        <w:rPr>
+          <w:rFonts w:ascii="Courier New" w:hAnsi="Courier New" w:cs="Courier New"/>
+        </w:rPr>
+        <w:t xml:space="preserve"> {</w:t>
+      </w:r>
+    </w:p>
+    <w:p>
+      <w:pPr>
+        <w:spacing w:line="276" w:lineRule="auto"/>
+        <w:rPr>
+          <w:rFonts w:ascii="Courier New" w:hAnsi="Courier New" w:cs="Courier New"/>
+        </w:rPr>
+      </w:pPr>
+      <w:r>
+        <w:rPr>
+          <w:rFonts w:ascii="Courier New" w:hAnsi="Courier New" w:cs="Courier New"/>
+        </w:rPr>
+        <w:t xml:space="preserve">    </w:t>
+      </w:r>
+      <w:proofErr w:type="spellStart"/>
+      <w:r>
+        <w:rPr>
+          <w:rFonts w:ascii="Courier New" w:hAnsi="Courier New" w:cs="Courier New"/>
+        </w:rPr>
+        <w:t>double</w:t>
+      </w:r>
+      <w:proofErr w:type="spellEnd"/>
+      <w:r>
+        <w:rPr>
+          <w:rFonts w:ascii="Courier New" w:hAnsi="Courier New" w:cs="Courier New"/>
+        </w:rPr>
+        <w:t xml:space="preserve"> a, b, c;</w:t>
+      </w:r>
+    </w:p>
+    <w:p>
+      <w:pPr>
+        <w:spacing w:line="276" w:lineRule="auto"/>
+        <w:rPr>
+          <w:rFonts w:ascii="Courier New" w:hAnsi="Courier New" w:cs="Courier New"/>
+        </w:rPr>
+      </w:pPr>
+      <w:r>
+        <w:rPr>
+          <w:rFonts w:ascii="Courier New" w:hAnsi="Courier New" w:cs="Courier New"/>
+        </w:rPr>
+        <w:t>};</w:t>
+      </w:r>
+    </w:p>
+    <w:p>
+      <w:pPr>
+        <w:spacing w:line="276" w:lineRule="auto"/>
+        <w:rPr>
+          <w:rFonts w:ascii="Courier New" w:hAnsi="Courier New" w:cs="Courier New"/>
+        </w:rPr>
+      </w:pPr>
+      <w:r>
+        <w:rPr>
+          <w:rFonts w:ascii="Courier New" w:hAnsi="Courier New" w:cs="Courier New"/>
+        </w:rPr>
+        <w:t xml:space="preserve"> </w:t>
+      </w:r>
+    </w:p>
+    <w:p>
+      <w:pPr>
+        <w:spacing w:line="276" w:lineRule="auto"/>
+        <w:rPr>
+          <w:rFonts w:ascii="Courier New" w:hAnsi="Courier New" w:cs="Courier New"/>
+        </w:rPr>
+      </w:pPr>
+      <w:proofErr w:type="spellStart"/>
+      <w:r>
+        <w:rPr>
+          <w:rFonts w:ascii="Courier New" w:hAnsi="Courier New" w:cs="Courier New"/>
+        </w:rPr>
+        <w:t>class</w:t>
+      </w:r>
+      <w:proofErr w:type="spellEnd"/>
+      <w:r>
+        <w:rPr>
+          <w:rFonts w:ascii="Courier New" w:hAnsi="Courier New" w:cs="Courier New"/>
+        </w:rPr>
+        <w:t xml:space="preserve"> </w:t>
+      </w:r>
+      <w:proofErr w:type="spellStart"/>
+      <w:r>
+        <w:rPr>
+          <w:rFonts w:ascii="Courier New" w:hAnsi="Courier New" w:cs="Courier New"/>
+        </w:rPr>
+        <w:t>quadraticFunctionClass</w:t>
+      </w:r>
+      <w:proofErr w:type="spellEnd"/>
+      <w:r>
+        <w:rPr>
+          <w:rFonts w:ascii="Courier New" w:hAnsi="Courier New" w:cs="Courier New"/>
+        </w:rPr>
+        <w:t xml:space="preserve"> {</w:t>
+      </w:r>
+    </w:p>
+    <w:p>
+      <w:pPr>
+        <w:spacing w:line="276" w:lineRule="auto"/>
+        <w:rPr>
+          <w:rFonts w:ascii="Courier New" w:hAnsi="Courier New" w:cs="Courier New"/>
+        </w:rPr>
+      </w:pPr>
+      <w:proofErr w:type="spellStart"/>
+      <w:r>
+        <w:rPr>
+          <w:rFonts w:ascii="Courier New" w:hAnsi="Courier New" w:cs="Courier New"/>
+        </w:rPr>
+        <w:t>private</w:t>
+      </w:r>
+      <w:proofErr w:type="spellEnd"/>
+      <w:r>
+        <w:rPr>
+          <w:rFonts w:ascii="Courier New" w:hAnsi="Courier New" w:cs="Courier New"/>
+        </w:rPr>
+        <w:t>:</w:t>
+      </w:r>
+    </w:p>
+    <w:p>
+      <w:pPr>
+        <w:spacing w:line="276" w:lineRule="auto"/>
+        <w:rPr>
+          <w:rFonts w:ascii="Courier New" w:hAnsi="Courier New" w:cs="Courier New"/>
+        </w:rPr>
+      </w:pPr>
+      <w:r>
+        <w:rPr>
+          <w:rFonts w:ascii="Courier New" w:hAnsi="Courier New" w:cs="Courier New"/>
+        </w:rPr>
+        <w:t xml:space="preserve">    </w:t>
+      </w:r>
+      <w:proofErr w:type="spellStart"/>
+      <w:r>
+        <w:rPr>
+          <w:rFonts w:ascii="Courier New" w:hAnsi="Courier New" w:cs="Courier New"/>
+        </w:rPr>
+        <w:t>quadraticFunction</w:t>
+      </w:r>
+      <w:proofErr w:type="spellEnd"/>
+      <w:r>
+        <w:rPr>
+          <w:rFonts w:ascii="Courier New" w:hAnsi="Courier New" w:cs="Courier New"/>
+        </w:rPr>
+        <w:t xml:space="preserve"> </w:t>
+      </w:r>
+      <w:proofErr w:type="spellStart"/>
+      <w:r>
+        <w:rPr>
+          <w:rFonts w:ascii="Courier New" w:hAnsi="Courier New" w:cs="Courier New"/>
+        </w:rPr>
+        <w:t>func</w:t>
+      </w:r>
+      <w:proofErr w:type="spellEnd"/>
+      <w:r>
+        <w:rPr>
+          <w:rFonts w:ascii="Courier New" w:hAnsi="Courier New" w:cs="Courier New"/>
+        </w:rPr>
+        <w:t>;</w:t>
+      </w:r>
+    </w:p>
+    <w:p>
+      <w:pPr>
+        <w:spacing w:line="276" w:lineRule="auto"/>
+        <w:rPr>
+          <w:rFonts w:ascii="Courier New" w:hAnsi="Courier New" w:cs="Courier New"/>
+        </w:rPr>
+      </w:pPr>
+      <w:r>
+        <w:rPr>
+          <w:rFonts w:ascii="Courier New" w:hAnsi="Courier New" w:cs="Courier New"/>
+        </w:rPr>
+        <w:t xml:space="preserve"> </w:t>
+      </w:r>
+    </w:p>
+    <w:p>
+      <w:pPr>
+        <w:spacing w:line="276" w:lineRule="auto"/>
+        <w:rPr>
+          <w:rFonts w:ascii="Courier New" w:hAnsi="Courier New" w:cs="Courier New"/>
+        </w:rPr>
+      </w:pPr>
+      <w:proofErr w:type="spellStart"/>
+      <w:r>
+        <w:rPr>
+          <w:rFonts w:ascii="Courier New" w:hAnsi="Courier New" w:cs="Courier New"/>
+        </w:rPr>
+        <w:t>public</w:t>
+      </w:r>
+      <w:proofErr w:type="spellEnd"/>
+      <w:r>
+        <w:rPr>
+          <w:rFonts w:ascii="Courier New" w:hAnsi="Courier New" w:cs="Courier New"/>
+        </w:rPr>
+        <w:t>:</w:t>
+      </w:r>
+    </w:p>
+    <w:p>
+      <w:pPr>
+        <w:spacing w:line="276" w:lineRule="auto"/>
+        <w:rPr>
+          <w:rFonts w:ascii="Courier New" w:hAnsi="Courier New" w:cs="Courier New"/>
+        </w:rPr>
+      </w:pPr>
+      <w:r>
+        <w:rPr>
+          <w:rFonts w:ascii="Courier New" w:hAnsi="Courier New" w:cs="Courier New"/>
+        </w:rPr>
+        <w:t xml:space="preserve">    </w:t>
+      </w:r>
+      <w:proofErr w:type="spellStart"/>
+      <w:r>
+        <w:rPr>
+          <w:rFonts w:ascii="Courier New" w:hAnsi="Courier New" w:cs="Courier New"/>
+        </w:rPr>
+        <w:t>void</w:t>
+      </w:r>
+      <w:proofErr w:type="spellEnd"/>
+      <w:r>
+        <w:rPr>
+          <w:rFonts w:ascii="Courier New" w:hAnsi="Courier New" w:cs="Courier New"/>
+        </w:rPr>
+        <w:t xml:space="preserve"> </w:t>
+      </w:r>
+      <w:proofErr w:type="spellStart"/>
+      <w:r>
+        <w:rPr>
+          <w:rFonts w:ascii="Courier New" w:hAnsi="Courier New" w:cs="Courier New"/>
+        </w:rPr>
+        <w:t>init</w:t>
+      </w:r>
+      <w:proofErr w:type="spellEnd"/>
+      <w:r>
+        <w:rPr>
+          <w:rFonts w:ascii="Courier New" w:hAnsi="Courier New" w:cs="Courier New"/>
+        </w:rPr>
+        <w:t>();</w:t>
+      </w:r>
+    </w:p>
+    <w:p>
+      <w:pPr>
+        <w:spacing w:line="276" w:lineRule="auto"/>
+        <w:rPr>
+          <w:rFonts w:ascii="Courier New" w:hAnsi="Courier New" w:cs="Courier New"/>
+        </w:rPr>
+      </w:pPr>
+      <w:r>
+        <w:rPr>
+          <w:rFonts w:ascii="Courier New" w:hAnsi="Courier New" w:cs="Courier New"/>
+        </w:rPr>
+        <w:t xml:space="preserve">    </w:t>
+      </w:r>
+      <w:proofErr w:type="spellStart"/>
+      <w:r>
+        <w:rPr>
+          <w:rFonts w:ascii="Courier New" w:hAnsi="Courier New" w:cs="Courier New"/>
+        </w:rPr>
+        <w:t>void</w:t>
+      </w:r>
+      <w:proofErr w:type="spellEnd"/>
+      <w:r>
+        <w:rPr>
+          <w:rFonts w:ascii="Courier New" w:hAnsi="Courier New" w:cs="Courier New"/>
+        </w:rPr>
+        <w:t xml:space="preserve"> </w:t>
+      </w:r>
+      <w:proofErr w:type="spellStart"/>
+      <w:r>
+        <w:rPr>
+          <w:rFonts w:ascii="Courier New" w:hAnsi="Courier New" w:cs="Courier New"/>
+        </w:rPr>
+        <w:t>input</w:t>
+      </w:r>
+      <w:proofErr w:type="spellEnd"/>
+      <w:r>
+        <w:rPr>
+          <w:rFonts w:ascii="Courier New" w:hAnsi="Courier New" w:cs="Courier New"/>
+        </w:rPr>
+        <w:t>();</w:t>
+      </w:r>
+    </w:p>
+    <w:p>
+      <w:pPr>
+        <w:spacing w:line="276" w:lineRule="auto"/>
+        <w:rPr>
+          <w:rFonts w:ascii="Courier New" w:hAnsi="Courier New" w:cs="Courier New"/>
+        </w:rPr>
+      </w:pPr>
+      <w:r>
+        <w:rPr>
+          <w:rFonts w:ascii="Courier New" w:hAnsi="Courier New" w:cs="Courier New"/>
+        </w:rPr>
+        <w:lastRenderedPageBreak/>
+        <w:t xml:space="preserve">    </w:t>
+      </w:r>
+      <w:proofErr w:type="spellStart"/>
+      <w:r>
+        <w:rPr>
+          <w:rFonts w:ascii="Courier New" w:hAnsi="Courier New" w:cs="Courier New"/>
+        </w:rPr>
+        <w:t>void</w:t>
+      </w:r>
+      <w:proofErr w:type="spellEnd"/>
+      <w:r>
+        <w:rPr>
+          <w:rFonts w:ascii="Courier New" w:hAnsi="Courier New" w:cs="Courier New"/>
+        </w:rPr>
+        <w:t xml:space="preserve"> </w:t>
+      </w:r>
+      <w:proofErr w:type="spellStart"/>
+      <w:r>
+        <w:rPr>
+          <w:rFonts w:ascii="Courier New" w:hAnsi="Courier New" w:cs="Courier New"/>
+        </w:rPr>
+        <w:t>output</w:t>
+      </w:r>
+      <w:proofErr w:type="spellEnd"/>
+      <w:r>
+        <w:rPr>
+          <w:rFonts w:ascii="Courier New" w:hAnsi="Courier New" w:cs="Courier New"/>
+        </w:rPr>
+        <w:t xml:space="preserve">() </w:t>
+      </w:r>
+      <w:proofErr w:type="spellStart"/>
+      <w:r>
+        <w:rPr>
+          <w:rFonts w:ascii="Courier New" w:hAnsi="Courier New" w:cs="Courier New"/>
+        </w:rPr>
+        <w:t>const</w:t>
+      </w:r>
+      <w:proofErr w:type="spellEnd"/>
+      <w:r>
+        <w:rPr>
+          <w:rFonts w:ascii="Courier New" w:hAnsi="Courier New" w:cs="Courier New"/>
+        </w:rPr>
+        <w:t>;</w:t>
+      </w:r>
+    </w:p>
+    <w:p>
+      <w:pPr>
+        <w:spacing w:line="276" w:lineRule="auto"/>
+        <w:rPr>
+          <w:rFonts w:ascii="Courier New" w:hAnsi="Courier New" w:cs="Courier New"/>
+        </w:rPr>
+      </w:pPr>
+      <w:r>
+        <w:rPr>
+          <w:rFonts w:ascii="Courier New" w:hAnsi="Courier New" w:cs="Courier New"/>
+        </w:rPr>
+        <w:t xml:space="preserve">    </w:t>
+      </w:r>
+      <w:proofErr w:type="spellStart"/>
+      <w:r>
+        <w:rPr>
+          <w:rFonts w:ascii="Courier New" w:hAnsi="Courier New" w:cs="Courier New"/>
+        </w:rPr>
+        <w:t>char</w:t>
+      </w:r>
+      <w:proofErr w:type="spellEnd"/>
+      <w:r>
+        <w:rPr>
+          <w:rFonts w:ascii="Courier New" w:hAnsi="Courier New" w:cs="Courier New"/>
+        </w:rPr>
+        <w:t xml:space="preserve">* </w:t>
+      </w:r>
+      <w:proofErr w:type="spellStart"/>
+      <w:r>
+        <w:rPr>
+          <w:rFonts w:ascii="Courier New" w:hAnsi="Courier New" w:cs="Courier New"/>
+        </w:rPr>
+        <w:t>toPChar</w:t>
+      </w:r>
+      <w:proofErr w:type="spellEnd"/>
+      <w:r>
+        <w:rPr>
+          <w:rFonts w:ascii="Courier New" w:hAnsi="Courier New" w:cs="Courier New"/>
+        </w:rPr>
+        <w:t xml:space="preserve">() </w:t>
+      </w:r>
+      <w:proofErr w:type="spellStart"/>
+      <w:r>
+        <w:rPr>
+          <w:rFonts w:ascii="Courier New" w:hAnsi="Courier New" w:cs="Courier New"/>
+        </w:rPr>
+        <w:t>const</w:t>
+      </w:r>
+      <w:proofErr w:type="spellEnd"/>
+      <w:r>
+        <w:rPr>
+          <w:rFonts w:ascii="Courier New" w:hAnsi="Courier New" w:cs="Courier New"/>
+        </w:rPr>
+        <w:t>;</w:t>
+      </w:r>
+    </w:p>
+    <w:p>
+      <w:pPr>
+        <w:spacing w:line="276" w:lineRule="auto"/>
+        <w:rPr>
+          <w:rFonts w:ascii="Courier New" w:hAnsi="Courier New" w:cs="Courier New"/>
+        </w:rPr>
+      </w:pPr>
+      <w:r>
+        <w:rPr>
+          <w:rFonts w:ascii="Courier New" w:hAnsi="Courier New" w:cs="Courier New"/>
+        </w:rPr>
+        <w:t xml:space="preserve"> </w:t>
+      </w:r>
+    </w:p>
+    <w:p>
+      <w:pPr>
+        <w:spacing w:line="276" w:lineRule="auto"/>
+        <w:rPr>
+          <w:rFonts w:ascii="Courier New" w:hAnsi="Courier New" w:cs="Courier New"/>
+        </w:rPr>
+      </w:pPr>
+      <w:r>
+        <w:rPr>
+          <w:rFonts w:ascii="Courier New" w:hAnsi="Courier New" w:cs="Courier New"/>
+        </w:rPr>
+        <w:t xml:space="preserve">    </w:t>
+      </w:r>
+      <w:proofErr w:type="spellStart"/>
+      <w:r>
+        <w:rPr>
+          <w:rFonts w:ascii="Courier New" w:hAnsi="Courier New" w:cs="Courier New"/>
+        </w:rPr>
+        <w:t>void</w:t>
+      </w:r>
+      <w:proofErr w:type="spellEnd"/>
+      <w:r>
+        <w:rPr>
+          <w:rFonts w:ascii="Courier New" w:hAnsi="Courier New" w:cs="Courier New"/>
+        </w:rPr>
+        <w:t xml:space="preserve"> </w:t>
+      </w:r>
+      <w:proofErr w:type="spellStart"/>
+      <w:r>
+        <w:rPr>
+          <w:rFonts w:ascii="Courier New" w:hAnsi="Courier New" w:cs="Courier New"/>
+        </w:rPr>
+        <w:t>setStruct</w:t>
+      </w:r>
+      <w:proofErr w:type="spellEnd"/>
+      <w:r>
+        <w:rPr>
+          <w:rFonts w:ascii="Courier New" w:hAnsi="Courier New" w:cs="Courier New"/>
+        </w:rPr>
+        <w:t>(</w:t>
+      </w:r>
+      <w:proofErr w:type="spellStart"/>
+      <w:r>
+        <w:rPr>
+          <w:rFonts w:ascii="Courier New" w:hAnsi="Courier New" w:cs="Courier New"/>
+        </w:rPr>
+        <w:t>const</w:t>
+      </w:r>
+      <w:proofErr w:type="spellEnd"/>
+      <w:r>
+        <w:rPr>
+          <w:rFonts w:ascii="Courier New" w:hAnsi="Courier New" w:cs="Courier New"/>
+        </w:rPr>
+        <w:t xml:space="preserve"> </w:t>
+      </w:r>
+      <w:proofErr w:type="spellStart"/>
+      <w:r>
+        <w:rPr>
+          <w:rFonts w:ascii="Courier New" w:hAnsi="Courier New" w:cs="Courier New"/>
+        </w:rPr>
+        <w:t>quadraticFunction</w:t>
+      </w:r>
+      <w:proofErr w:type="spellEnd"/>
+      <w:r>
+        <w:rPr>
+          <w:rFonts w:ascii="Courier New" w:hAnsi="Courier New" w:cs="Courier New"/>
+        </w:rPr>
+        <w:t xml:space="preserve"> &amp;f);</w:t>
+      </w:r>
+    </w:p>
+    <w:p>
+      <w:pPr>
+        <w:spacing w:line="276" w:lineRule="auto"/>
+        <w:rPr>
+          <w:rFonts w:ascii="Courier New" w:hAnsi="Courier New" w:cs="Courier New"/>
+        </w:rPr>
+      </w:pPr>
+      <w:r>
+        <w:rPr>
+          <w:rFonts w:ascii="Courier New" w:hAnsi="Courier New" w:cs="Courier New"/>
+        </w:rPr>
+        <w:t xml:space="preserve">    </w:t>
+      </w:r>
+      <w:proofErr w:type="spellStart"/>
+      <w:r>
+        <w:rPr>
+          <w:rFonts w:ascii="Courier New" w:hAnsi="Courier New" w:cs="Courier New"/>
+        </w:rPr>
+        <w:t>quadraticFunction</w:t>
+      </w:r>
+      <w:proofErr w:type="spellEnd"/>
+      <w:r>
+        <w:rPr>
+          <w:rFonts w:ascii="Courier New" w:hAnsi="Courier New" w:cs="Courier New"/>
+        </w:rPr>
+        <w:t xml:space="preserve"> </w:t>
+      </w:r>
+      <w:proofErr w:type="spellStart"/>
+      <w:r>
+        <w:rPr>
+          <w:rFonts w:ascii="Courier New" w:hAnsi="Courier New" w:cs="Courier New"/>
+        </w:rPr>
+        <w:t>getStruct</w:t>
+      </w:r>
+      <w:proofErr w:type="spellEnd"/>
+      <w:r>
+        <w:rPr>
+          <w:rFonts w:ascii="Courier New" w:hAnsi="Courier New" w:cs="Courier New"/>
+        </w:rPr>
+        <w:t xml:space="preserve">() </w:t>
+      </w:r>
+      <w:proofErr w:type="spellStart"/>
+      <w:r>
+        <w:rPr>
+          <w:rFonts w:ascii="Courier New" w:hAnsi="Courier New" w:cs="Courier New"/>
+        </w:rPr>
+        <w:t>const</w:t>
+      </w:r>
+      <w:proofErr w:type="spellEnd"/>
+      <w:r>
+        <w:rPr>
+          <w:rFonts w:ascii="Courier New" w:hAnsi="Courier New" w:cs="Courier New"/>
+        </w:rPr>
+        <w:t>;</w:t>
+      </w:r>
+    </w:p>
+    <w:p>
+      <w:pPr>
+        <w:spacing w:line="276" w:lineRule="auto"/>
+        <w:rPr>
+          <w:rFonts w:ascii="Courier New" w:hAnsi="Courier New" w:cs="Courier New"/>
+        </w:rPr>
+      </w:pPr>
+      <w:r>
+        <w:rPr>
+          <w:rFonts w:ascii="Courier New" w:hAnsi="Courier New" w:cs="Courier New"/>
+        </w:rPr>
+        <w:t>};</w:t>
+      </w:r>
+    </w:p>
+    <w:p>
+      <w:pPr>
+        <w:spacing w:line="276" w:lineRule="auto"/>
+        <w:rPr>
+          <w:rFonts w:ascii="Courier New" w:hAnsi="Courier New" w:cs="Courier New"/>
+        </w:rPr>
+      </w:pPr>
+      <w:r>
+        <w:rPr>
+          <w:rFonts w:ascii="Courier New" w:hAnsi="Courier New" w:cs="Courier New"/>
+        </w:rPr>
+        <w:t xml:space="preserve"> </w:t>
+      </w:r>
+    </w:p>
+    <w:p>
+      <w:pPr>
+        <w:spacing w:line="276" w:lineRule="auto"/>
+        <w:rPr>
+          <w:rFonts w:ascii="Courier New" w:hAnsi="Courier New" w:cs="Courier New"/>
+        </w:rPr>
+      </w:pPr>
+      <w:r>
+        <w:rPr>
+          <w:rFonts w:ascii="Courier New" w:hAnsi="Courier New" w:cs="Courier New"/>
+        </w:rPr>
+        <w:t xml:space="preserve"> </w:t>
+      </w:r>
+    </w:p>
+    <w:p>
+      <w:pPr>
+        <w:spacing w:line="276" w:lineRule="auto"/>
+        <w:rPr>
+          <w:rFonts w:ascii="Courier New" w:hAnsi="Courier New" w:cs="Courier New"/>
+        </w:rPr>
+      </w:pPr>
+      <w:proofErr w:type="spellStart"/>
+      <w:r>
+        <w:rPr>
+          <w:rFonts w:ascii="Courier New" w:hAnsi="Courier New" w:cs="Courier New"/>
+        </w:rPr>
+        <w:t>void</w:t>
+      </w:r>
+      <w:proofErr w:type="spellEnd"/>
+      <w:r>
+        <w:rPr>
+          <w:rFonts w:ascii="Courier New" w:hAnsi="Courier New" w:cs="Courier New"/>
+        </w:rPr>
+        <w:t xml:space="preserve"> </w:t>
+      </w:r>
+      <w:proofErr w:type="spellStart"/>
+      <w:r>
+        <w:rPr>
+          <w:rFonts w:ascii="Courier New" w:hAnsi="Courier New" w:cs="Courier New"/>
+        </w:rPr>
+        <w:t>quadraticFunctionClass</w:t>
+      </w:r>
+      <w:proofErr w:type="spellEnd"/>
+      <w:r>
+        <w:rPr>
+          <w:rFonts w:ascii="Courier New" w:hAnsi="Courier New" w:cs="Courier New"/>
+        </w:rPr>
+        <w:t>::</w:t>
+      </w:r>
+      <w:proofErr w:type="spellStart"/>
+      <w:r>
+        <w:rPr>
+          <w:rFonts w:ascii="Courier New" w:hAnsi="Courier New" w:cs="Courier New"/>
+        </w:rPr>
+        <w:t>init</w:t>
+      </w:r>
+      <w:proofErr w:type="spellEnd"/>
+      <w:r>
+        <w:rPr>
+          <w:rFonts w:ascii="Courier New" w:hAnsi="Courier New" w:cs="Courier New"/>
+        </w:rPr>
+        <w:t>() {</w:t>
+      </w:r>
+    </w:p>
+    <w:p>
+      <w:pPr>
+        <w:spacing w:line="276" w:lineRule="auto"/>
+        <w:rPr>
+          <w:rFonts w:ascii="Courier New" w:hAnsi="Courier New" w:cs="Courier New"/>
+        </w:rPr>
+      </w:pPr>
+      <w:r>
+        <w:rPr>
+          <w:rFonts w:ascii="Courier New" w:hAnsi="Courier New" w:cs="Courier New"/>
+        </w:rPr>
+        <w:t xml:space="preserve">    </w:t>
+      </w:r>
+      <w:proofErr w:type="spellStart"/>
+      <w:r>
+        <w:rPr>
+          <w:rFonts w:ascii="Courier New" w:hAnsi="Courier New" w:cs="Courier New"/>
+        </w:rPr>
+        <w:t>func.a</w:t>
+      </w:r>
+      <w:proofErr w:type="spellEnd"/>
+      <w:r>
+        <w:rPr>
+          <w:rFonts w:ascii="Courier New" w:hAnsi="Courier New" w:cs="Courier New"/>
+        </w:rPr>
+        <w:t xml:space="preserve"> = 0;</w:t>
+      </w:r>
+    </w:p>
+    <w:p>
+      <w:pPr>
+        <w:spacing w:line="276" w:lineRule="auto"/>
+        <w:rPr>
+          <w:rFonts w:ascii="Courier New" w:hAnsi="Courier New" w:cs="Courier New"/>
+        </w:rPr>
+      </w:pPr>
+      <w:r>
+        <w:rPr>
+          <w:rFonts w:ascii="Courier New" w:hAnsi="Courier New" w:cs="Courier New"/>
+        </w:rPr>
+        <w:t xml:space="preserve">    </w:t>
+      </w:r>
+      <w:proofErr w:type="spellStart"/>
+      <w:r>
+        <w:rPr>
+          <w:rFonts w:ascii="Courier New" w:hAnsi="Courier New" w:cs="Courier New"/>
+        </w:rPr>
+        <w:t>func.b</w:t>
+      </w:r>
+      <w:proofErr w:type="spellEnd"/>
+      <w:r>
+        <w:rPr>
+          <w:rFonts w:ascii="Courier New" w:hAnsi="Courier New" w:cs="Courier New"/>
+        </w:rPr>
+        <w:t xml:space="preserve"> = 0;</w:t>
+      </w:r>
+    </w:p>
+    <w:p>
+      <w:pPr>
+        <w:spacing w:line="276" w:lineRule="auto"/>
+        <w:rPr>
+          <w:rFonts w:ascii="Courier New" w:hAnsi="Courier New" w:cs="Courier New"/>
+        </w:rPr>
+      </w:pPr>
+      <w:r>
+        <w:rPr>
+          <w:rFonts w:ascii="Courier New" w:hAnsi="Courier New" w:cs="Courier New"/>
+        </w:rPr>
+        <w:t xml:space="preserve">    </w:t>
+      </w:r>
+      <w:proofErr w:type="spellStart"/>
+      <w:r>
+        <w:rPr>
+          <w:rFonts w:ascii="Courier New" w:hAnsi="Courier New" w:cs="Courier New"/>
+        </w:rPr>
+        <w:t>func.c</w:t>
+      </w:r>
+      <w:proofErr w:type="spellEnd"/>
+      <w:r>
+        <w:rPr>
+          <w:rFonts w:ascii="Courier New" w:hAnsi="Courier New" w:cs="Courier New"/>
+        </w:rPr>
+        <w:t xml:space="preserve"> = 0;</w:t>
+      </w:r>
+    </w:p>
+    <w:p>
+      <w:pPr>
+        <w:spacing w:line="276" w:lineRule="auto"/>
+        <w:rPr>
+          <w:rFonts w:ascii="Courier New" w:hAnsi="Courier New" w:cs="Courier New"/>
+        </w:rPr>
+      </w:pPr>
+      <w:r>
+        <w:rPr>
+          <w:rFonts w:ascii="Courier New" w:hAnsi="Courier New" w:cs="Courier New"/>
+        </w:rPr>
+        <w:t>}</w:t>
+      </w:r>
+    </w:p>
+    <w:p>
+      <w:pPr>
+        <w:spacing w:line="276" w:lineRule="auto"/>
+        <w:rPr>
+          <w:rFonts w:ascii="Courier New" w:hAnsi="Courier New" w:cs="Courier New"/>
+        </w:rPr>
+      </w:pPr>
+      <w:r>
+        <w:rPr>
+          <w:rFonts w:ascii="Courier New" w:hAnsi="Courier New" w:cs="Courier New"/>
+        </w:rPr>
+        <w:t xml:space="preserve"> </w:t>
+      </w:r>
+    </w:p>
+    <w:p>
+      <w:pPr>
+        <w:spacing w:line="276" w:lineRule="auto"/>
+        <w:rPr>
+          <w:rFonts w:ascii="Courier New" w:hAnsi="Courier New" w:cs="Courier New"/>
+        </w:rPr>
+      </w:pPr>
+      <w:proofErr w:type="spellStart"/>
+      <w:r>
+        <w:rPr>
+          <w:rFonts w:ascii="Courier New" w:hAnsi="Courier New" w:cs="Courier New"/>
+        </w:rPr>
+        <w:t>void</w:t>
+      </w:r>
+      <w:proofErr w:type="spellEnd"/>
+      <w:r>
+        <w:rPr>
+          <w:rFonts w:ascii="Courier New" w:hAnsi="Courier New" w:cs="Courier New"/>
+        </w:rPr>
+        <w:t xml:space="preserve"> </w:t>
+      </w:r>
+      <w:proofErr w:type="spellStart"/>
+      <w:r>
+        <w:rPr>
+          <w:rFonts w:ascii="Courier New" w:hAnsi="Courier New" w:cs="Courier New"/>
+        </w:rPr>
+        <w:t>quadraticFunctionClass</w:t>
+      </w:r>
+      <w:proofErr w:type="spellEnd"/>
+      <w:r>
+        <w:rPr>
+          <w:rFonts w:ascii="Courier New" w:hAnsi="Courier New" w:cs="Courier New"/>
+        </w:rPr>
+        <w:t>::</w:t>
+      </w:r>
+      <w:proofErr w:type="spellStart"/>
+      <w:r>
+        <w:rPr>
+          <w:rFonts w:ascii="Courier New" w:hAnsi="Courier New" w:cs="Courier New"/>
+        </w:rPr>
+        <w:t>input</w:t>
+      </w:r>
+      <w:proofErr w:type="spellEnd"/>
+      <w:r>
+        <w:rPr>
+          <w:rFonts w:ascii="Courier New" w:hAnsi="Courier New" w:cs="Courier New"/>
+        </w:rPr>
+        <w:t>() {</w:t>
+      </w:r>
+    </w:p>
+    <w:p>
+      <w:pPr>
+        <w:spacing w:line="276" w:lineRule="auto"/>
+        <w:rPr>
+          <w:rFonts w:ascii="Courier New" w:hAnsi="Courier New" w:cs="Courier New"/>
+        </w:rPr>
+      </w:pPr>
+      <w:r>
+        <w:rPr>
+          <w:rFonts w:ascii="Courier New" w:hAnsi="Courier New" w:cs="Courier New"/>
+        </w:rPr>
+        <w:t xml:space="preserve">    </w:t>
+      </w:r>
+      <w:proofErr w:type="spellStart"/>
+      <w:r>
+        <w:rPr>
+          <w:rFonts w:ascii="Courier New" w:hAnsi="Courier New" w:cs="Courier New"/>
+        </w:rPr>
+        <w:t>std</w:t>
+      </w:r>
+      <w:proofErr w:type="spellEnd"/>
+      <w:r>
+        <w:rPr>
+          <w:rFonts w:ascii="Courier New" w:hAnsi="Courier New" w:cs="Courier New"/>
+        </w:rPr>
+        <w:t>::</w:t>
+      </w:r>
+      <w:proofErr w:type="spellStart"/>
+      <w:r>
+        <w:rPr>
+          <w:rFonts w:ascii="Courier New" w:hAnsi="Courier New" w:cs="Courier New"/>
+        </w:rPr>
+        <w:t>cin</w:t>
+      </w:r>
+      <w:proofErr w:type="spellEnd"/>
+      <w:r>
+        <w:rPr>
+          <w:rFonts w:ascii="Courier New" w:hAnsi="Courier New" w:cs="Courier New"/>
+        </w:rPr>
+        <w:t xml:space="preserve"> &gt;&gt; </w:t>
+      </w:r>
+      <w:proofErr w:type="spellStart"/>
+      <w:r>
+        <w:rPr>
+          <w:rFonts w:ascii="Courier New" w:hAnsi="Courier New" w:cs="Courier New"/>
+        </w:rPr>
+        <w:t>func.a</w:t>
+      </w:r>
+      <w:proofErr w:type="spellEnd"/>
+      <w:r>
+        <w:rPr>
+          <w:rFonts w:ascii="Courier New" w:hAnsi="Courier New" w:cs="Courier New"/>
+        </w:rPr>
+        <w:t xml:space="preserve"> &gt;&gt; </w:t>
+      </w:r>
+      <w:proofErr w:type="spellStart"/>
+      <w:r>
+        <w:rPr>
+          <w:rFonts w:ascii="Courier New" w:hAnsi="Courier New" w:cs="Courier New"/>
+        </w:rPr>
+        <w:t>func.b</w:t>
+      </w:r>
+      <w:proofErr w:type="spellEnd"/>
+      <w:r>
+        <w:rPr>
+          <w:rFonts w:ascii="Courier New" w:hAnsi="Courier New" w:cs="Courier New"/>
+        </w:rPr>
+        <w:t xml:space="preserve"> &gt;&gt; </w:t>
+      </w:r>
+      <w:proofErr w:type="spellStart"/>
+      <w:r>
+        <w:rPr>
+          <w:rFonts w:ascii="Courier New" w:hAnsi="Courier New" w:cs="Courier New"/>
+        </w:rPr>
+        <w:t>func.c</w:t>
+      </w:r>
+      <w:proofErr w:type="spellEnd"/>
+      <w:r>
+        <w:rPr>
+          <w:rFonts w:ascii="Courier New" w:hAnsi="Courier New" w:cs="Courier New"/>
+        </w:rPr>
+        <w:t>;</w:t>
+      </w:r>
+    </w:p>
+    <w:p>
+      <w:pPr>
+        <w:spacing w:line="276" w:lineRule="auto"/>
+        <w:rPr>
+          <w:rFonts w:ascii="Courier New" w:hAnsi="Courier New" w:cs="Courier New"/>
+        </w:rPr>
+      </w:pPr>
+      <w:r>
+        <w:rPr>
+          <w:rFonts w:ascii="Courier New" w:hAnsi="Courier New" w:cs="Courier New"/>
+        </w:rPr>
+        <w:t>}</w:t>
+      </w:r>
+    </w:p>
+    <w:p>
+      <w:pPr>
+        <w:spacing w:line="276" w:lineRule="auto"/>
+        <w:rPr>
+          <w:rFonts w:ascii="Courier New" w:hAnsi="Courier New" w:cs="Courier New"/>
+        </w:rPr>
+      </w:pPr>
+      <w:r>
+        <w:rPr>
+          <w:rFonts w:ascii="Courier New" w:hAnsi="Courier New" w:cs="Courier New"/>
+        </w:rPr>
+        <w:t xml:space="preserve"> </w:t>
+      </w:r>
+    </w:p>
+    <w:p>
+      <w:pPr>
+        <w:spacing w:line="276" w:lineRule="auto"/>
+        <w:rPr>
+          <w:rFonts w:ascii="Courier New" w:hAnsi="Courier New" w:cs="Courier New"/>
+        </w:rPr>
+      </w:pPr>
+      <w:proofErr w:type="spellStart"/>
+      <w:r>
+        <w:rPr>
+          <w:rFonts w:ascii="Courier New" w:hAnsi="Courier New" w:cs="Courier New"/>
+        </w:rPr>
+        <w:t>void</w:t>
+      </w:r>
+      <w:proofErr w:type="spellEnd"/>
+      <w:r>
+        <w:rPr>
+          <w:rFonts w:ascii="Courier New" w:hAnsi="Courier New" w:cs="Courier New"/>
+        </w:rPr>
+        <w:t xml:space="preserve"> </w:t>
+      </w:r>
+      <w:proofErr w:type="spellStart"/>
+      <w:r>
+        <w:rPr>
+          <w:rFonts w:ascii="Courier New" w:hAnsi="Courier New" w:cs="Courier New"/>
+        </w:rPr>
+        <w:t>quadraticFunctionClass</w:t>
+      </w:r>
+      <w:proofErr w:type="spellEnd"/>
+      <w:r>
+        <w:rPr>
+          <w:rFonts w:ascii="Courier New" w:hAnsi="Courier New" w:cs="Courier New"/>
+        </w:rPr>
+        <w:t>::</w:t>
+      </w:r>
+      <w:proofErr w:type="spellStart"/>
+      <w:r>
+        <w:rPr>
+          <w:rFonts w:ascii="Courier New" w:hAnsi="Courier New" w:cs="Courier New"/>
+        </w:rPr>
+        <w:t>output</w:t>
+      </w:r>
+      <w:proofErr w:type="spellEnd"/>
+      <w:r>
+        <w:rPr>
+          <w:rFonts w:ascii="Courier New" w:hAnsi="Courier New" w:cs="Courier New"/>
+        </w:rPr>
+        <w:t xml:space="preserve">() </w:t>
+      </w:r>
+      <w:proofErr w:type="spellStart"/>
+      <w:r>
+        <w:rPr>
+          <w:rFonts w:ascii="Courier New" w:hAnsi="Courier New" w:cs="Courier New"/>
+        </w:rPr>
+        <w:t>const</w:t>
+      </w:r>
+      <w:proofErr w:type="spellEnd"/>
+      <w:r>
+        <w:rPr>
+          <w:rFonts w:ascii="Courier New" w:hAnsi="Courier New" w:cs="Courier New"/>
+        </w:rPr>
+        <w:t xml:space="preserve"> {</w:t>
+      </w:r>
+    </w:p>
+    <w:p>
+      <w:pPr>
+        <w:spacing w:line="276" w:lineRule="auto"/>
+        <w:rPr>
+          <w:rFonts w:ascii="Courier New" w:hAnsi="Courier New" w:cs="Courier New"/>
+        </w:rPr>
+      </w:pPr>
+      <w:r>
+        <w:rPr>
+          <w:rFonts w:ascii="Courier New" w:hAnsi="Courier New" w:cs="Courier New"/>
+        </w:rPr>
+        <w:t xml:space="preserve">    </w:t>
+      </w:r>
+      <w:proofErr w:type="spellStart"/>
+      <w:r>
+        <w:rPr>
+          <w:rFonts w:ascii="Courier New" w:hAnsi="Courier New" w:cs="Courier New"/>
+        </w:rPr>
+        <w:t>std</w:t>
+      </w:r>
+      <w:proofErr w:type="spellEnd"/>
+      <w:r>
+        <w:rPr>
+          <w:rFonts w:ascii="Courier New" w:hAnsi="Courier New" w:cs="Courier New"/>
+        </w:rPr>
+        <w:t>::</w:t>
+      </w:r>
+      <w:proofErr w:type="spellStart"/>
+      <w:r>
+        <w:rPr>
+          <w:rFonts w:ascii="Courier New" w:hAnsi="Courier New" w:cs="Courier New"/>
+        </w:rPr>
+        <w:t>cout</w:t>
+      </w:r>
+      <w:proofErr w:type="spellEnd"/>
+      <w:r>
+        <w:rPr>
+          <w:rFonts w:ascii="Courier New" w:hAnsi="Courier New" w:cs="Courier New"/>
+        </w:rPr>
+        <w:t xml:space="preserve"> &lt;&lt; "f(x) = "</w:t>
+      </w:r>
+    </w:p>
+    <w:p>
+      <w:pPr>
+        <w:spacing w:line="276" w:lineRule="auto"/>
+        <w:rPr>
+          <w:rFonts w:ascii="Courier New" w:hAnsi="Courier New" w:cs="Courier New"/>
+        </w:rPr>
+      </w:pPr>
+      <w:r>
+        <w:rPr>
+          <w:rFonts w:ascii="Courier New" w:hAnsi="Courier New" w:cs="Courier New"/>
+        </w:rPr>
+        <w:t xml:space="preserve">              &lt;&lt; </w:t>
+      </w:r>
+      <w:proofErr w:type="spellStart"/>
+      <w:r>
+        <w:rPr>
+          <w:rFonts w:ascii="Courier New" w:hAnsi="Courier New" w:cs="Courier New"/>
+        </w:rPr>
+        <w:t>func.a</w:t>
+      </w:r>
+      <w:proofErr w:type="spellEnd"/>
+      <w:r>
+        <w:rPr>
+          <w:rFonts w:ascii="Courier New" w:hAnsi="Courier New" w:cs="Courier New"/>
+        </w:rPr>
+        <w:t xml:space="preserve"> &lt;&lt; "x^2 + "</w:t>
+      </w:r>
+    </w:p>
+    <w:p>
+      <w:pPr>
+        <w:spacing w:line="276" w:lineRule="auto"/>
+        <w:rPr>
+          <w:rFonts w:ascii="Courier New" w:hAnsi="Courier New" w:cs="Courier New"/>
+        </w:rPr>
+      </w:pPr>
+      <w:r>
+        <w:rPr>
+          <w:rFonts w:ascii="Courier New" w:hAnsi="Courier New" w:cs="Courier New"/>
+        </w:rPr>
+        <w:t xml:space="preserve">              &lt;&lt; </w:t>
+      </w:r>
+      <w:proofErr w:type="spellStart"/>
+      <w:r>
+        <w:rPr>
+          <w:rFonts w:ascii="Courier New" w:hAnsi="Courier New" w:cs="Courier New"/>
+        </w:rPr>
+        <w:t>func.b</w:t>
+      </w:r>
+      <w:proofErr w:type="spellEnd"/>
+      <w:r>
+        <w:rPr>
+          <w:rFonts w:ascii="Courier New" w:hAnsi="Courier New" w:cs="Courier New"/>
+        </w:rPr>
+        <w:t xml:space="preserve"> &lt;&lt; "x + "</w:t>
+      </w:r>
+    </w:p>
+    <w:p>
+      <w:pPr>
+        <w:spacing w:line="276" w:lineRule="auto"/>
+        <w:rPr>
+          <w:rFonts w:ascii="Courier New" w:hAnsi="Courier New" w:cs="Courier New"/>
+        </w:rPr>
+      </w:pPr>
+      <w:r>
+        <w:rPr>
+          <w:rFonts w:ascii="Courier New" w:hAnsi="Courier New" w:cs="Courier New"/>
+        </w:rPr>
+        <w:t xml:space="preserve">              &lt;&lt; </w:t>
+      </w:r>
+      <w:proofErr w:type="spellStart"/>
+      <w:r>
+        <w:rPr>
+          <w:rFonts w:ascii="Courier New" w:hAnsi="Courier New" w:cs="Courier New"/>
+        </w:rPr>
+        <w:t>func.c</w:t>
+      </w:r>
+      <w:proofErr w:type="spellEnd"/>
+      <w:r>
+        <w:rPr>
+          <w:rFonts w:ascii="Courier New" w:hAnsi="Courier New" w:cs="Courier New"/>
+        </w:rPr>
+        <w:t xml:space="preserve"> &lt;&lt; </w:t>
+      </w:r>
+      <w:proofErr w:type="spellStart"/>
+      <w:r>
+        <w:rPr>
+          <w:rFonts w:ascii="Courier New" w:hAnsi="Courier New" w:cs="Courier New"/>
+        </w:rPr>
+        <w:t>std</w:t>
+      </w:r>
+      <w:proofErr w:type="spellEnd"/>
+      <w:r>
+        <w:rPr>
+          <w:rFonts w:ascii="Courier New" w:hAnsi="Courier New" w:cs="Courier New"/>
+        </w:rPr>
+        <w:t>::</w:t>
+      </w:r>
+      <w:proofErr w:type="spellStart"/>
+      <w:r>
+        <w:rPr>
+          <w:rFonts w:ascii="Courier New" w:hAnsi="Courier New" w:cs="Courier New"/>
+        </w:rPr>
+        <w:t>endl</w:t>
+      </w:r>
+      <w:proofErr w:type="spellEnd"/>
+      <w:r>
+        <w:rPr>
+          <w:rFonts w:ascii="Courier New" w:hAnsi="Courier New" w:cs="Courier New"/>
+        </w:rPr>
+        <w:t>;</w:t>
+      </w:r>
+    </w:p>
+    <w:p>
+      <w:pPr>
+        <w:spacing w:line="276" w:lineRule="auto"/>
+        <w:rPr>
+          <w:rFonts w:ascii="Courier New" w:hAnsi="Courier New" w:cs="Courier New"/>
+        </w:rPr>
+      </w:pPr>
+      <w:r>
+        <w:rPr>
+          <w:rFonts w:ascii="Courier New" w:hAnsi="Courier New" w:cs="Courier New"/>
+        </w:rPr>
+        <w:t>}</w:t>
+      </w:r>
+    </w:p>
+    <w:p>
+      <w:pPr>
+        <w:spacing w:line="276" w:lineRule="auto"/>
+        <w:rPr>
+          <w:rFonts w:ascii="Courier New" w:hAnsi="Courier New" w:cs="Courier New"/>
+        </w:rPr>
+      </w:pPr>
+      <w:r>
+        <w:rPr>
+          <w:rFonts w:ascii="Courier New" w:hAnsi="Courier New" w:cs="Courier New"/>
+        </w:rPr>
+        <w:t xml:space="preserve"> </w:t>
+      </w:r>
+    </w:p>
+    <w:p>
+      <w:pPr>
+        <w:spacing w:line="276" w:lineRule="auto"/>
+        <w:rPr>
+          <w:rFonts w:ascii="Courier New" w:hAnsi="Courier New" w:cs="Courier New"/>
+        </w:rPr>
+      </w:pPr>
+      <w:proofErr w:type="spellStart"/>
+      <w:r>
+        <w:rPr>
+          <w:rFonts w:ascii="Courier New" w:hAnsi="Courier New" w:cs="Courier New"/>
+        </w:rPr>
+        <w:t>char</w:t>
+      </w:r>
+      <w:proofErr w:type="spellEnd"/>
+      <w:r>
+        <w:rPr>
+          <w:rFonts w:ascii="Courier New" w:hAnsi="Courier New" w:cs="Courier New"/>
+        </w:rPr>
+        <w:t xml:space="preserve">* </w:t>
+      </w:r>
+      <w:proofErr w:type="spellStart"/>
+      <w:r>
+        <w:rPr>
+          <w:rFonts w:ascii="Courier New" w:hAnsi="Courier New" w:cs="Courier New"/>
+        </w:rPr>
+        <w:t>quadraticFunctionClass</w:t>
+      </w:r>
+      <w:proofErr w:type="spellEnd"/>
+      <w:r>
+        <w:rPr>
+          <w:rFonts w:ascii="Courier New" w:hAnsi="Courier New" w:cs="Courier New"/>
+        </w:rPr>
+        <w:t>::</w:t>
+      </w:r>
+      <w:proofErr w:type="spellStart"/>
+      <w:r>
+        <w:rPr>
+          <w:rFonts w:ascii="Courier New" w:hAnsi="Courier New" w:cs="Courier New"/>
+        </w:rPr>
+        <w:t>toPChar</w:t>
+      </w:r>
+      <w:proofErr w:type="spellEnd"/>
+      <w:r>
+        <w:rPr>
+          <w:rFonts w:ascii="Courier New" w:hAnsi="Courier New" w:cs="Courier New"/>
+        </w:rPr>
+        <w:t xml:space="preserve">() </w:t>
+      </w:r>
+      <w:proofErr w:type="spellStart"/>
+      <w:r>
+        <w:rPr>
+          <w:rFonts w:ascii="Courier New" w:hAnsi="Courier New" w:cs="Courier New"/>
+        </w:rPr>
+        <w:t>const</w:t>
+      </w:r>
+      <w:proofErr w:type="spellEnd"/>
+      <w:r>
+        <w:rPr>
+          <w:rFonts w:ascii="Courier New" w:hAnsi="Courier New" w:cs="Courier New"/>
+        </w:rPr>
+        <w:t xml:space="preserve"> {</w:t>
+      </w:r>
+    </w:p>
+    <w:p>
+      <w:pPr>
+        <w:spacing w:line="276" w:lineRule="auto"/>
+        <w:rPr>
+          <w:rFonts w:ascii="Courier New" w:hAnsi="Courier New" w:cs="Courier New"/>
+        </w:rPr>
+      </w:pPr>
+      <w:r>
+        <w:rPr>
+          <w:rFonts w:ascii="Courier New" w:hAnsi="Courier New" w:cs="Courier New"/>
+        </w:rPr>
+        <w:t xml:space="preserve">    </w:t>
+      </w:r>
+      <w:proofErr w:type="spellStart"/>
+      <w:r>
+        <w:rPr>
+          <w:rFonts w:ascii="Courier New" w:hAnsi="Courier New" w:cs="Courier New"/>
+        </w:rPr>
+        <w:t>char</w:t>
+      </w:r>
+      <w:proofErr w:type="spellEnd"/>
+      <w:r>
+        <w:rPr>
+          <w:rFonts w:ascii="Courier New" w:hAnsi="Courier New" w:cs="Courier New"/>
+        </w:rPr>
+        <w:t xml:space="preserve"> </w:t>
+      </w:r>
+      <w:proofErr w:type="spellStart"/>
+      <w:r>
+        <w:rPr>
+          <w:rFonts w:ascii="Courier New" w:hAnsi="Courier New" w:cs="Courier New"/>
+        </w:rPr>
+        <w:t>tmp</w:t>
+      </w:r>
+      <w:proofErr w:type="spellEnd"/>
+      <w:r>
+        <w:rPr>
+          <w:rFonts w:ascii="Courier New" w:hAnsi="Courier New" w:cs="Courier New"/>
+        </w:rPr>
+        <w:t>[64];</w:t>
+      </w:r>
+    </w:p>
+    <w:p>
+      <w:pPr>
+        <w:spacing w:line="276" w:lineRule="auto"/>
+        <w:rPr>
+          <w:rFonts w:ascii="Courier New" w:hAnsi="Courier New" w:cs="Courier New"/>
+        </w:rPr>
+      </w:pPr>
+      <w:r>
+        <w:rPr>
+          <w:rFonts w:ascii="Courier New" w:hAnsi="Courier New" w:cs="Courier New"/>
+        </w:rPr>
+        <w:t xml:space="preserve"> </w:t>
+      </w:r>
+    </w:p>
+    <w:p>
+      <w:pPr>
+        <w:spacing w:line="276" w:lineRule="auto"/>
+        <w:rPr>
+          <w:rFonts w:ascii="Courier New" w:hAnsi="Courier New" w:cs="Courier New"/>
+        </w:rPr>
+      </w:pPr>
+      <w:r>
+        <w:rPr>
+          <w:rFonts w:ascii="Courier New" w:hAnsi="Courier New" w:cs="Courier New"/>
+        </w:rPr>
+        <w:t xml:space="preserve">    </w:t>
+      </w:r>
+      <w:proofErr w:type="spellStart"/>
+      <w:r>
+        <w:rPr>
+          <w:rFonts w:ascii="Courier New" w:hAnsi="Courier New" w:cs="Courier New"/>
+        </w:rPr>
+        <w:t>snprintf</w:t>
+      </w:r>
+      <w:proofErr w:type="spellEnd"/>
+      <w:r>
+        <w:rPr>
+          <w:rFonts w:ascii="Courier New" w:hAnsi="Courier New" w:cs="Courier New"/>
+        </w:rPr>
+        <w:t>(</w:t>
+      </w:r>
+    </w:p>
+    <w:p>
+      <w:pPr>
+        <w:spacing w:line="276" w:lineRule="auto"/>
+        <w:rPr>
+          <w:rFonts w:ascii="Courier New" w:hAnsi="Courier New" w:cs="Courier New"/>
+        </w:rPr>
+      </w:pPr>
+      <w:r>
+        <w:rPr>
+          <w:rFonts w:ascii="Courier New" w:hAnsi="Courier New" w:cs="Courier New"/>
+        </w:rPr>
+        <w:t xml:space="preserve">        </w:t>
+      </w:r>
+      <w:proofErr w:type="spellStart"/>
+      <w:r>
+        <w:rPr>
+          <w:rFonts w:ascii="Courier New" w:hAnsi="Courier New" w:cs="Courier New"/>
+        </w:rPr>
+        <w:t>tmp</w:t>
+      </w:r>
+      <w:proofErr w:type="spellEnd"/>
+      <w:r>
+        <w:rPr>
+          <w:rFonts w:ascii="Courier New" w:hAnsi="Courier New" w:cs="Courier New"/>
+        </w:rPr>
+        <w:t>,</w:t>
+      </w:r>
+    </w:p>
+    <w:p>
+      <w:pPr>
+        <w:spacing w:line="276" w:lineRule="auto"/>
+        <w:rPr>
+          <w:rFonts w:ascii="Courier New" w:hAnsi="Courier New" w:cs="Courier New"/>
+        </w:rPr>
+      </w:pPr>
+      <w:r>
+        <w:rPr>
+          <w:rFonts w:ascii="Courier New" w:hAnsi="Courier New" w:cs="Courier New"/>
+        </w:rPr>
+        <w:t xml:space="preserve">        </w:t>
+      </w:r>
+      <w:proofErr w:type="spellStart"/>
+      <w:r>
+        <w:rPr>
+          <w:rFonts w:ascii="Courier New" w:hAnsi="Courier New" w:cs="Courier New"/>
+        </w:rPr>
+        <w:t>sizeof</w:t>
+      </w:r>
+      <w:proofErr w:type="spellEnd"/>
+      <w:r>
+        <w:rPr>
+          <w:rFonts w:ascii="Courier New" w:hAnsi="Courier New" w:cs="Courier New"/>
+        </w:rPr>
+        <w:t>(</w:t>
+      </w:r>
+      <w:proofErr w:type="spellStart"/>
+      <w:r>
+        <w:rPr>
+          <w:rFonts w:ascii="Courier New" w:hAnsi="Courier New" w:cs="Courier New"/>
+        </w:rPr>
+        <w:t>tmp</w:t>
+      </w:r>
+      <w:proofErr w:type="spellEnd"/>
+      <w:r>
+        <w:rPr>
+          <w:rFonts w:ascii="Courier New" w:hAnsi="Courier New" w:cs="Courier New"/>
+        </w:rPr>
+        <w:t>),</w:t>
+      </w:r>
+    </w:p>
+    <w:p>
+      <w:pPr>
+        <w:spacing w:line="276" w:lineRule="auto"/>
+        <w:rPr>
+          <w:rFonts w:ascii="Courier New" w:hAnsi="Courier New" w:cs="Courier New"/>
+        </w:rPr>
+      </w:pPr>
+      <w:r>
+        <w:rPr>
+          <w:rFonts w:ascii="Courier New" w:hAnsi="Courier New" w:cs="Courier New"/>
+        </w:rPr>
+        <w:t xml:space="preserve">        "%.2lfx^2 + %.2lfx + %.2lf",</w:t>
+      </w:r>
+    </w:p>
+    <w:p>
+      <w:pPr>
+        <w:spacing w:line="276" w:lineRule="auto"/>
+        <w:rPr>
+          <w:rFonts w:ascii="Courier New" w:hAnsi="Courier New" w:cs="Courier New"/>
+        </w:rPr>
+      </w:pPr>
+      <w:r>
+        <w:rPr>
+          <w:rFonts w:ascii="Courier New" w:hAnsi="Courier New" w:cs="Courier New"/>
+        </w:rPr>
+        <w:lastRenderedPageBreak/>
+        <w:t xml:space="preserve">        </w:t>
+      </w:r>
+      <w:proofErr w:type="spellStart"/>
+      <w:r>
+        <w:rPr>
+          <w:rFonts w:ascii="Courier New" w:hAnsi="Courier New" w:cs="Courier New"/>
+        </w:rPr>
+        <w:t>func.a</w:t>
+      </w:r>
+      <w:proofErr w:type="spellEnd"/>
+      <w:r>
+        <w:rPr>
+          <w:rFonts w:ascii="Courier New" w:hAnsi="Courier New" w:cs="Courier New"/>
+        </w:rPr>
+        <w:t>,</w:t>
+      </w:r>
+    </w:p>
+    <w:p>
+      <w:pPr>
+        <w:spacing w:line="276" w:lineRule="auto"/>
+        <w:rPr>
+          <w:rFonts w:ascii="Courier New" w:hAnsi="Courier New" w:cs="Courier New"/>
+        </w:rPr>
+      </w:pPr>
+      <w:r>
+        <w:rPr>
+          <w:rFonts w:ascii="Courier New" w:hAnsi="Courier New" w:cs="Courier New"/>
+        </w:rPr>
+        <w:t xml:space="preserve">        </w:t>
+      </w:r>
+      <w:proofErr w:type="spellStart"/>
+      <w:r>
+        <w:rPr>
+          <w:rFonts w:ascii="Courier New" w:hAnsi="Courier New" w:cs="Courier New"/>
+        </w:rPr>
+        <w:t>func.b</w:t>
+      </w:r>
+      <w:proofErr w:type="spellEnd"/>
+      <w:r>
+        <w:rPr>
+          <w:rFonts w:ascii="Courier New" w:hAnsi="Courier New" w:cs="Courier New"/>
+        </w:rPr>
+        <w:t>,</w:t>
+      </w:r>
+    </w:p>
+    <w:p>
+      <w:pPr>
+        <w:spacing w:line="276" w:lineRule="auto"/>
+        <w:rPr>
+          <w:rFonts w:ascii="Courier New" w:hAnsi="Courier New" w:cs="Courier New"/>
+        </w:rPr>
+      </w:pPr>
+      <w:r>
+        <w:rPr>
+          <w:rFonts w:ascii="Courier New" w:hAnsi="Courier New" w:cs="Courier New"/>
+        </w:rPr>
+        <w:t xml:space="preserve">        </w:t>
+      </w:r>
+      <w:proofErr w:type="spellStart"/>
+      <w:r>
+        <w:rPr>
+          <w:rFonts w:ascii="Courier New" w:hAnsi="Courier New" w:cs="Courier New"/>
+        </w:rPr>
+        <w:t>func.c</w:t>
+      </w:r>
+      <w:proofErr w:type="spellEnd"/>
+    </w:p>
+    <w:p>
+      <w:pPr>
+        <w:spacing w:line="276" w:lineRule="auto"/>
+        <w:rPr>
+          <w:rFonts w:ascii="Courier New" w:hAnsi="Courier New" w:cs="Courier New"/>
+        </w:rPr>
+      </w:pPr>
+      <w:r>
+        <w:rPr>
+          <w:rFonts w:ascii="Courier New" w:hAnsi="Courier New" w:cs="Courier New"/>
+        </w:rPr>
+        <w:t xml:space="preserve">    );</w:t>
+      </w:r>
+    </w:p>
+    <w:p>
+      <w:pPr>
+        <w:spacing w:line="276" w:lineRule="auto"/>
+        <w:rPr>
+          <w:rFonts w:ascii="Courier New" w:hAnsi="Courier New" w:cs="Courier New"/>
+        </w:rPr>
+      </w:pPr>
+      <w:r>
+        <w:rPr>
+          <w:rFonts w:ascii="Courier New" w:hAnsi="Courier New" w:cs="Courier New"/>
+        </w:rPr>
+        <w:t xml:space="preserve"> </w:t>
+      </w:r>
+    </w:p>
+    <w:p>
+      <w:pPr>
+        <w:spacing w:line="276" w:lineRule="auto"/>
+        <w:rPr>
+          <w:rFonts w:ascii="Courier New" w:hAnsi="Courier New" w:cs="Courier New"/>
+        </w:rPr>
+      </w:pPr>
+      <w:r>
+        <w:rPr>
+          <w:rFonts w:ascii="Courier New" w:hAnsi="Courier New" w:cs="Courier New"/>
+        </w:rPr>
+        <w:t xml:space="preserve">    </w:t>
+      </w:r>
+      <w:proofErr w:type="spellStart"/>
+      <w:r>
+        <w:rPr>
+          <w:rFonts w:ascii="Courier New" w:hAnsi="Courier New" w:cs="Courier New"/>
+        </w:rPr>
+        <w:t>char</w:t>
+      </w:r>
+      <w:proofErr w:type="spellEnd"/>
+      <w:r>
+        <w:rPr>
+          <w:rFonts w:ascii="Courier New" w:hAnsi="Courier New" w:cs="Courier New"/>
+        </w:rPr>
+        <w:t xml:space="preserve">* </w:t>
+      </w:r>
+      <w:proofErr w:type="spellStart"/>
+      <w:r>
+        <w:rPr>
+          <w:rFonts w:ascii="Courier New" w:hAnsi="Courier New" w:cs="Courier New"/>
+        </w:rPr>
+        <w:t>result</w:t>
+      </w:r>
+      <w:proofErr w:type="spellEnd"/>
+      <w:r>
+        <w:rPr>
+          <w:rFonts w:ascii="Courier New" w:hAnsi="Courier New" w:cs="Courier New"/>
+        </w:rPr>
+        <w:t xml:space="preserve"> = </w:t>
+      </w:r>
+      <w:proofErr w:type="spellStart"/>
+      <w:r>
+        <w:rPr>
+          <w:rFonts w:ascii="Courier New" w:hAnsi="Courier New" w:cs="Courier New"/>
+        </w:rPr>
+        <w:t>new</w:t>
+      </w:r>
+      <w:proofErr w:type="spellEnd"/>
+      <w:r>
+        <w:rPr>
+          <w:rFonts w:ascii="Courier New" w:hAnsi="Courier New" w:cs="Courier New"/>
+        </w:rPr>
+        <w:t xml:space="preserve"> </w:t>
+      </w:r>
+      <w:proofErr w:type="spellStart"/>
+      <w:r>
+        <w:rPr>
+          <w:rFonts w:ascii="Courier New" w:hAnsi="Courier New" w:cs="Courier New"/>
+        </w:rPr>
+        <w:t>char</w:t>
+      </w:r>
+      <w:proofErr w:type="spellEnd"/>
+      <w:r>
+        <w:rPr>
+          <w:rFonts w:ascii="Courier New" w:hAnsi="Courier New" w:cs="Courier New"/>
+        </w:rPr>
+        <w:t>[</w:t>
+      </w:r>
+      <w:proofErr w:type="spellStart"/>
+      <w:r>
+        <w:rPr>
+          <w:rFonts w:ascii="Courier New" w:hAnsi="Courier New" w:cs="Courier New"/>
+        </w:rPr>
+        <w:t>strlen</w:t>
+      </w:r>
+      <w:proofErr w:type="spellEnd"/>
+      <w:r>
+        <w:rPr>
+          <w:rFonts w:ascii="Courier New" w:hAnsi="Courier New" w:cs="Courier New"/>
+        </w:rPr>
+        <w:t>(</w:t>
+      </w:r>
+      <w:proofErr w:type="spellStart"/>
+      <w:r>
+        <w:rPr>
+          <w:rFonts w:ascii="Courier New" w:hAnsi="Courier New" w:cs="Courier New"/>
+        </w:rPr>
+        <w:t>tmp</w:t>
+      </w:r>
+      <w:proofErr w:type="spellEnd"/>
+      <w:r>
+        <w:rPr>
+          <w:rFonts w:ascii="Courier New" w:hAnsi="Courier New" w:cs="Courier New"/>
+        </w:rPr>
+        <w:t>) + 1];</w:t>
+      </w:r>
+    </w:p>
+    <w:p>
+      <w:pPr>
+        <w:spacing w:line="276" w:lineRule="auto"/>
+        <w:rPr>
+          <w:rFonts w:ascii="Courier New" w:hAnsi="Courier New" w:cs="Courier New"/>
+        </w:rPr>
+      </w:pPr>
+      <w:r>
+        <w:rPr>
+          <w:rFonts w:ascii="Courier New" w:hAnsi="Courier New" w:cs="Courier New"/>
+        </w:rPr>
+        <w:t xml:space="preserve">    </w:t>
+      </w:r>
+      <w:proofErr w:type="spellStart"/>
+      <w:r>
+        <w:rPr>
+          <w:rFonts w:ascii="Courier New" w:hAnsi="Courier New" w:cs="Courier New"/>
+        </w:rPr>
+        <w:t>strcpy</w:t>
+      </w:r>
+      <w:proofErr w:type="spellEnd"/>
+      <w:r>
+        <w:rPr>
+          <w:rFonts w:ascii="Courier New" w:hAnsi="Courier New" w:cs="Courier New"/>
+        </w:rPr>
+        <w:t>(</w:t>
+      </w:r>
+      <w:proofErr w:type="spellStart"/>
+      <w:r>
+        <w:rPr>
+          <w:rFonts w:ascii="Courier New" w:hAnsi="Courier New" w:cs="Courier New"/>
+        </w:rPr>
+        <w:t>result</w:t>
+      </w:r>
+      <w:proofErr w:type="spellEnd"/>
+      <w:r>
+        <w:rPr>
+          <w:rFonts w:ascii="Courier New" w:hAnsi="Courier New" w:cs="Courier New"/>
+        </w:rPr>
+        <w:t xml:space="preserve">, </w:t>
+      </w:r>
+      <w:proofErr w:type="spellStart"/>
+      <w:r>
+        <w:rPr>
+          <w:rFonts w:ascii="Courier New" w:hAnsi="Courier New" w:cs="Courier New"/>
+        </w:rPr>
+        <w:t>tmp</w:t>
+      </w:r>
+      <w:proofErr w:type="spellEnd"/>
+      <w:r>
+        <w:rPr>
+          <w:rFonts w:ascii="Courier New" w:hAnsi="Courier New" w:cs="Courier New"/>
+        </w:rPr>
+        <w:t>);</w:t>
+      </w:r>
+    </w:p>
+    <w:p>
+      <w:pPr>
+        <w:spacing w:line="276" w:lineRule="auto"/>
+        <w:rPr>
+          <w:rFonts w:ascii="Courier New" w:hAnsi="Courier New" w:cs="Courier New"/>
+        </w:rPr>
+      </w:pPr>
+      <w:r>
+        <w:rPr>
+          <w:rFonts w:ascii="Courier New" w:hAnsi="Courier New" w:cs="Courier New"/>
+        </w:rPr>
+        <w:t xml:space="preserve"> </w:t>
+      </w:r>
+    </w:p>
+    <w:p>
+      <w:pPr>
+        <w:spacing w:line="276" w:lineRule="auto"/>
+        <w:rPr>
+          <w:rFonts w:ascii="Courier New" w:hAnsi="Courier New" w:cs="Courier New"/>
+        </w:rPr>
+      </w:pPr>
+      <w:r>
+        <w:rPr>
+          <w:rFonts w:ascii="Courier New" w:hAnsi="Courier New" w:cs="Courier New"/>
+        </w:rPr>
+        <w:t xml:space="preserve">    </w:t>
+      </w:r>
+      <w:proofErr w:type="spellStart"/>
+      <w:r>
+        <w:rPr>
+          <w:rFonts w:ascii="Courier New" w:hAnsi="Courier New" w:cs="Courier New"/>
+        </w:rPr>
+        <w:t>return</w:t>
+      </w:r>
+      <w:proofErr w:type="spellEnd"/>
+      <w:r>
+        <w:rPr>
+          <w:rFonts w:ascii="Courier New" w:hAnsi="Courier New" w:cs="Courier New"/>
+        </w:rPr>
+        <w:t xml:space="preserve"> </w:t>
+      </w:r>
+      <w:proofErr w:type="spellStart"/>
+      <w:r>
+        <w:rPr>
+          <w:rFonts w:ascii="Courier New" w:hAnsi="Courier New" w:cs="Courier New"/>
+        </w:rPr>
+        <w:t>result</w:t>
+      </w:r>
+      <w:proofErr w:type="spellEnd"/>
+      <w:r>
+        <w:rPr>
+          <w:rFonts w:ascii="Courier New" w:hAnsi="Courier New" w:cs="Courier New"/>
+        </w:rPr>
+        <w:t>;</w:t>
+      </w:r>
+    </w:p>
+    <w:p>
+      <w:pPr>
+        <w:spacing w:line="276" w:lineRule="auto"/>
+        <w:rPr>
+          <w:rFonts w:ascii="Courier New" w:hAnsi="Courier New" w:cs="Courier New"/>
+        </w:rPr>
+      </w:pPr>
+      <w:r>
+        <w:rPr>
+          <w:rFonts w:ascii="Courier New" w:hAnsi="Courier New" w:cs="Courier New"/>
+        </w:rPr>
+        <w:t>}</w:t>
+      </w:r>
+    </w:p>
+    <w:p>
+      <w:pPr>
+        <w:spacing w:line="276" w:lineRule="auto"/>
+        <w:rPr>
+          <w:rFonts w:ascii="Courier New" w:hAnsi="Courier New" w:cs="Courier New"/>
+        </w:rPr>
+      </w:pPr>
+      <w:r>
+        <w:rPr>
+          <w:rFonts w:ascii="Courier New" w:hAnsi="Courier New" w:cs="Courier New"/>
+        </w:rPr>
+        <w:t xml:space="preserve"> </w:t>
+      </w:r>
+    </w:p>
+    <w:p>
+      <w:pPr>
+        <w:spacing w:line="276" w:lineRule="auto"/>
+        <w:rPr>
+          <w:rFonts w:ascii="Courier New" w:hAnsi="Courier New" w:cs="Courier New"/>
+        </w:rPr>
+      </w:pPr>
+      <w:proofErr w:type="spellStart"/>
+      <w:r>
+        <w:rPr>
+          <w:rFonts w:ascii="Courier New" w:hAnsi="Courier New" w:cs="Courier New"/>
+        </w:rPr>
+        <w:t>void</w:t>
+      </w:r>
+      <w:proofErr w:type="spellEnd"/>
+      <w:r>
+        <w:rPr>
+          <w:rFonts w:ascii="Courier New" w:hAnsi="Courier New" w:cs="Courier New"/>
+        </w:rPr>
+        <w:t xml:space="preserve"> </w:t>
+      </w:r>
+      <w:proofErr w:type="spellStart"/>
+      <w:r>
+        <w:rPr>
+          <w:rFonts w:ascii="Courier New" w:hAnsi="Courier New" w:cs="Courier New"/>
+        </w:rPr>
+        <w:t>quadraticFunctionClass</w:t>
+      </w:r>
+      <w:proofErr w:type="spellEnd"/>
+      <w:r>
+        <w:rPr>
+          <w:rFonts w:ascii="Courier New" w:hAnsi="Courier New" w:cs="Courier New"/>
+        </w:rPr>
+        <w:t>::</w:t>
+      </w:r>
+      <w:proofErr w:type="spellStart"/>
+      <w:r>
+        <w:rPr>
+          <w:rFonts w:ascii="Courier New" w:hAnsi="Courier New" w:cs="Courier New"/>
+        </w:rPr>
+        <w:t>setStruct</w:t>
+      </w:r>
+      <w:proofErr w:type="spellEnd"/>
+      <w:r>
+        <w:rPr>
+          <w:rFonts w:ascii="Courier New" w:hAnsi="Courier New" w:cs="Courier New"/>
+        </w:rPr>
+        <w:t>(</w:t>
+      </w:r>
+      <w:proofErr w:type="spellStart"/>
+      <w:r>
+        <w:rPr>
+          <w:rFonts w:ascii="Courier New" w:hAnsi="Courier New" w:cs="Courier New"/>
+        </w:rPr>
+        <w:t>const</w:t>
+      </w:r>
+      <w:proofErr w:type="spellEnd"/>
+      <w:r>
+        <w:rPr>
+          <w:rFonts w:ascii="Courier New" w:hAnsi="Courier New" w:cs="Courier New"/>
+        </w:rPr>
+        <w:t xml:space="preserve"> </w:t>
+      </w:r>
+      <w:proofErr w:type="spellStart"/>
+      <w:r>
+        <w:rPr>
+          <w:rFonts w:ascii="Courier New" w:hAnsi="Courier New" w:cs="Courier New"/>
+        </w:rPr>
+        <w:t>quadraticFunction</w:t>
+      </w:r>
+      <w:proofErr w:type="spellEnd"/>
+      <w:r>
+        <w:rPr>
+          <w:rFonts w:ascii="Courier New" w:hAnsi="Courier New" w:cs="Courier New"/>
+        </w:rPr>
+        <w:t xml:space="preserve"> &amp;f) {</w:t>
+      </w:r>
+    </w:p>
+    <w:p>
+      <w:pPr>
+        <w:spacing w:line="276" w:lineRule="auto"/>
+        <w:rPr>
+          <w:rFonts w:ascii="Courier New" w:hAnsi="Courier New" w:cs="Courier New"/>
+        </w:rPr>
+      </w:pPr>
+      <w:r>
+        <w:rPr>
+          <w:rFonts w:ascii="Courier New" w:hAnsi="Courier New" w:cs="Courier New"/>
+        </w:rPr>
+        <w:t xml:space="preserve">    </w:t>
+      </w:r>
+      <w:proofErr w:type="spellStart"/>
+      <w:r>
+        <w:rPr>
+          <w:rFonts w:ascii="Courier New" w:hAnsi="Courier New" w:cs="Courier New"/>
+        </w:rPr>
+        <w:t>func</w:t>
+      </w:r>
+      <w:proofErr w:type="spellEnd"/>
+      <w:r>
+        <w:rPr>
+          <w:rFonts w:ascii="Courier New" w:hAnsi="Courier New" w:cs="Courier New"/>
+        </w:rPr>
+        <w:t xml:space="preserve"> = f;</w:t>
+      </w:r>
+    </w:p>
+    <w:p>
+      <w:pPr>
+        <w:spacing w:line="276" w:lineRule="auto"/>
+        <w:rPr>
+          <w:rFonts w:ascii="Courier New" w:hAnsi="Courier New" w:cs="Courier New"/>
+        </w:rPr>
+      </w:pPr>
+      <w:r>
+        <w:rPr>
+          <w:rFonts w:ascii="Courier New" w:hAnsi="Courier New" w:cs="Courier New"/>
+        </w:rPr>
+        <w:t>}</w:t>
+      </w:r>
+    </w:p>
+    <w:p>
+      <w:pPr>
+        <w:spacing w:line="276" w:lineRule="auto"/>
+        <w:rPr>
+          <w:rFonts w:ascii="Courier New" w:hAnsi="Courier New" w:cs="Courier New"/>
+        </w:rPr>
+      </w:pPr>
+      <w:r>
+        <w:rPr>
+          <w:rFonts w:ascii="Courier New" w:hAnsi="Courier New" w:cs="Courier New"/>
+        </w:rPr>
+        <w:t xml:space="preserve"> </w:t>
+      </w:r>
+    </w:p>
+    <w:p>
+      <w:pPr>
+        <w:spacing w:line="276" w:lineRule="auto"/>
+        <w:rPr>
+          <w:rFonts w:ascii="Courier New" w:hAnsi="Courier New" w:cs="Courier New"/>
+        </w:rPr>
+      </w:pPr>
+      <w:proofErr w:type="spellStart"/>
+      <w:r>
+        <w:rPr>
+          <w:rFonts w:ascii="Courier New" w:hAnsi="Courier New" w:cs="Courier New"/>
+        </w:rPr>
+        <w:t>quadraticFunction</w:t>
+      </w:r>
+      <w:proofErr w:type="spellEnd"/>
+      <w:r>
+        <w:rPr>
+          <w:rFonts w:ascii="Courier New" w:hAnsi="Courier New" w:cs="Courier New"/>
+        </w:rPr>
+        <w:t xml:space="preserve"> </w:t>
+      </w:r>
+      <w:proofErr w:type="spellStart"/>
+      <w:r>
+        <w:rPr>
+          <w:rFonts w:ascii="Courier New" w:hAnsi="Courier New" w:cs="Courier New"/>
+        </w:rPr>
+        <w:t>quadraticFunctionClass</w:t>
+      </w:r>
+      <w:proofErr w:type="spellEnd"/>
+      <w:r>
+        <w:rPr>
+          <w:rFonts w:ascii="Courier New" w:hAnsi="Courier New" w:cs="Courier New"/>
+        </w:rPr>
+        <w:t>::</w:t>
+      </w:r>
+      <w:proofErr w:type="spellStart"/>
+      <w:r>
+        <w:rPr>
+          <w:rFonts w:ascii="Courier New" w:hAnsi="Courier New" w:cs="Courier New"/>
+        </w:rPr>
+        <w:t>getStruct</w:t>
+      </w:r>
+      <w:proofErr w:type="spellEnd"/>
+      <w:r>
+        <w:rPr>
+          <w:rFonts w:ascii="Courier New" w:hAnsi="Courier New" w:cs="Courier New"/>
+        </w:rPr>
+        <w:t xml:space="preserve">() </w:t>
+      </w:r>
+      <w:proofErr w:type="spellStart"/>
+      <w:r>
+        <w:rPr>
+          <w:rFonts w:ascii="Courier New" w:hAnsi="Courier New" w:cs="Courier New"/>
+        </w:rPr>
+        <w:t>const</w:t>
+      </w:r>
+      <w:proofErr w:type="spellEnd"/>
+      <w:r>
+        <w:rPr>
+          <w:rFonts w:ascii="Courier New" w:hAnsi="Courier New" w:cs="Courier New"/>
+        </w:rPr>
+        <w:t xml:space="preserve"> {</w:t>
+      </w:r>
+    </w:p>
+    <w:p>
+      <w:pPr>
+        <w:spacing w:line="276" w:lineRule="auto"/>
+        <w:rPr>
+          <w:rFonts w:ascii="Courier New" w:hAnsi="Courier New" w:cs="Courier New"/>
+        </w:rPr>
+      </w:pPr>
+      <w:r>
+        <w:rPr>
+          <w:rFonts w:ascii="Courier New" w:hAnsi="Courier New" w:cs="Courier New"/>
+        </w:rPr>
+        <w:t xml:space="preserve">    </w:t>
+      </w:r>
+      <w:proofErr w:type="spellStart"/>
+      <w:r>
+        <w:rPr>
+          <w:rFonts w:ascii="Courier New" w:hAnsi="Courier New" w:cs="Courier New"/>
+        </w:rPr>
+        <w:t>return</w:t>
+      </w:r>
+      <w:proofErr w:type="spellEnd"/>
+      <w:r>
+        <w:rPr>
+          <w:rFonts w:ascii="Courier New" w:hAnsi="Courier New" w:cs="Courier New"/>
+        </w:rPr>
+        <w:t xml:space="preserve"> </w:t>
+      </w:r>
+      <w:proofErr w:type="spellStart"/>
+      <w:r>
+        <w:rPr>
+          <w:rFonts w:ascii="Courier New" w:hAnsi="Courier New" w:cs="Courier New"/>
+        </w:rPr>
+        <w:t>func</w:t>
+      </w:r>
+      <w:proofErr w:type="spellEnd"/>
+      <w:r>
+        <w:rPr>
+          <w:rFonts w:ascii="Courier New" w:hAnsi="Courier New" w:cs="Courier New"/>
+        </w:rPr>
+        <w:t>;</w:t>
+      </w:r>
+    </w:p>
+    <w:p>
+      <w:pPr>
+        <w:spacing w:line="276" w:lineRule="auto"/>
+        <w:rPr>
+          <w:rFonts w:ascii="Courier New" w:hAnsi="Courier New" w:cs="Courier New"/>
+        </w:rPr>
+      </w:pPr>
+      <w:r>
+        <w:rPr>
+          <w:rFonts w:ascii="Courier New" w:hAnsi="Courier New" w:cs="Courier New"/>
+        </w:rPr>
+        <w:t>}</w:t>
+      </w:r>
+    </w:p>
+    <w:p>
+      <w:pPr>
+        <w:spacing w:line="276" w:lineRule="auto"/>
+        <w:rPr>
+          <w:rFonts w:ascii="Courier New" w:hAnsi="Courier New" w:cs="Courier New"/>
+        </w:rPr>
+      </w:pPr>
+      <w:r>
+        <w:rPr>
+          <w:rFonts w:ascii="Courier New" w:hAnsi="Courier New" w:cs="Courier New"/>
+        </w:rPr>
+        <w:t xml:space="preserve"> </w:t>
+      </w:r>
+    </w:p>
+    <w:p>
+      <w:pPr>
+        <w:spacing w:line="276" w:lineRule="auto"/>
+        <w:rPr>
+          <w:rFonts w:ascii="Courier New" w:hAnsi="Courier New" w:cs="Courier New"/>
+        </w:rPr>
+      </w:pPr>
+      <w:r>
+        <w:rPr>
+          <w:rFonts w:ascii="Courier New" w:hAnsi="Courier New" w:cs="Courier New"/>
+        </w:rPr>
+        <w:t xml:space="preserve"> </w:t>
+      </w:r>
+    </w:p>
+    <w:p>
+      <w:pPr>
+        <w:spacing w:line="276" w:lineRule="auto"/>
+        <w:rPr>
+          <w:rFonts w:ascii="Courier New" w:hAnsi="Courier New" w:cs="Courier New"/>
+        </w:rPr>
+      </w:pPr>
+      <w:proofErr w:type="spellStart"/>
+      <w:r>
+        <w:rPr>
+          <w:rFonts w:ascii="Courier New" w:hAnsi="Courier New" w:cs="Courier New"/>
+        </w:rPr>
+        <w:t>inline</w:t>
+      </w:r>
+      <w:proofErr w:type="spellEnd"/>
+      <w:r>
+        <w:rPr>
+          <w:rFonts w:ascii="Courier New" w:hAnsi="Courier New" w:cs="Courier New"/>
+        </w:rPr>
+        <w:t xml:space="preserve"> </w:t>
+      </w:r>
+      <w:proofErr w:type="spellStart"/>
+      <w:r>
+        <w:rPr>
+          <w:rFonts w:ascii="Courier New" w:hAnsi="Courier New" w:cs="Courier New"/>
+        </w:rPr>
+        <w:t>double</w:t>
+      </w:r>
+      <w:proofErr w:type="spellEnd"/>
+      <w:r>
+        <w:rPr>
+          <w:rFonts w:ascii="Courier New" w:hAnsi="Courier New" w:cs="Courier New"/>
+        </w:rPr>
+        <w:t xml:space="preserve"> </w:t>
+      </w:r>
+      <w:proofErr w:type="spellStart"/>
+      <w:r>
+        <w:rPr>
+          <w:rFonts w:ascii="Courier New" w:hAnsi="Courier New" w:cs="Courier New"/>
+        </w:rPr>
+        <w:t>discriminant</w:t>
+      </w:r>
+      <w:proofErr w:type="spellEnd"/>
+      <w:r>
+        <w:rPr>
+          <w:rFonts w:ascii="Courier New" w:hAnsi="Courier New" w:cs="Courier New"/>
+        </w:rPr>
+        <w:t>(</w:t>
+      </w:r>
+      <w:proofErr w:type="spellStart"/>
+      <w:r>
+        <w:rPr>
+          <w:rFonts w:ascii="Courier New" w:hAnsi="Courier New" w:cs="Courier New"/>
+        </w:rPr>
+        <w:t>const</w:t>
+      </w:r>
+      <w:proofErr w:type="spellEnd"/>
+      <w:r>
+        <w:rPr>
+          <w:rFonts w:ascii="Courier New" w:hAnsi="Courier New" w:cs="Courier New"/>
+        </w:rPr>
+        <w:t xml:space="preserve"> </w:t>
+      </w:r>
+      <w:proofErr w:type="spellStart"/>
+      <w:r>
+        <w:rPr>
+          <w:rFonts w:ascii="Courier New" w:hAnsi="Courier New" w:cs="Courier New"/>
+        </w:rPr>
+        <w:t>quadraticFunctionClass</w:t>
+      </w:r>
+      <w:proofErr w:type="spellEnd"/>
+      <w:r>
+        <w:rPr>
+          <w:rFonts w:ascii="Courier New" w:hAnsi="Courier New" w:cs="Courier New"/>
+        </w:rPr>
+        <w:t xml:space="preserve"> &amp;f) {</w:t>
+      </w:r>
+    </w:p>
+    <w:p>
+      <w:pPr>
+        <w:spacing w:line="276" w:lineRule="auto"/>
+        <w:rPr>
+          <w:rFonts w:ascii="Courier New" w:hAnsi="Courier New" w:cs="Courier New"/>
+        </w:rPr>
+      </w:pPr>
+      <w:r>
+        <w:rPr>
+          <w:rFonts w:ascii="Courier New" w:hAnsi="Courier New" w:cs="Courier New"/>
+        </w:rPr>
+        <w:t xml:space="preserve">    </w:t>
+      </w:r>
+      <w:proofErr w:type="spellStart"/>
+      <w:r>
+        <w:rPr>
+          <w:rFonts w:ascii="Courier New" w:hAnsi="Courier New" w:cs="Courier New"/>
+        </w:rPr>
+        <w:t>quadraticFunction</w:t>
+      </w:r>
+      <w:proofErr w:type="spellEnd"/>
+      <w:r>
+        <w:rPr>
+          <w:rFonts w:ascii="Courier New" w:hAnsi="Courier New" w:cs="Courier New"/>
+        </w:rPr>
+        <w:t xml:space="preserve"> </w:t>
+      </w:r>
+      <w:proofErr w:type="spellStart"/>
+      <w:r>
+        <w:rPr>
+          <w:rFonts w:ascii="Courier New" w:hAnsi="Courier New" w:cs="Courier New"/>
+        </w:rPr>
+        <w:t>func</w:t>
+      </w:r>
+      <w:proofErr w:type="spellEnd"/>
+      <w:r>
+        <w:rPr>
+          <w:rFonts w:ascii="Courier New" w:hAnsi="Courier New" w:cs="Courier New"/>
+        </w:rPr>
+        <w:t xml:space="preserve"> = </w:t>
+      </w:r>
+      <w:proofErr w:type="spellStart"/>
+      <w:r>
+        <w:rPr>
+          <w:rFonts w:ascii="Courier New" w:hAnsi="Courier New" w:cs="Courier New"/>
+        </w:rPr>
+        <w:t>f.getStruct</w:t>
+      </w:r>
+      <w:proofErr w:type="spellEnd"/>
+      <w:r>
+        <w:rPr>
+          <w:rFonts w:ascii="Courier New" w:hAnsi="Courier New" w:cs="Courier New"/>
+        </w:rPr>
+        <w:t>();</w:t>
+      </w:r>
+    </w:p>
+    <w:p>
+      <w:pPr>
+        <w:spacing w:line="276" w:lineRule="auto"/>
+        <w:rPr>
+          <w:rFonts w:ascii="Courier New" w:hAnsi="Courier New" w:cs="Courier New"/>
+        </w:rPr>
+      </w:pPr>
+      <w:r>
+        <w:rPr>
+          <w:rFonts w:ascii="Courier New" w:hAnsi="Courier New" w:cs="Courier New"/>
+        </w:rPr>
+        <w:t xml:space="preserve"> </w:t>
+      </w:r>
+    </w:p>
+    <w:p>
+      <w:pPr>
+        <w:spacing w:line="276" w:lineRule="auto"/>
+        <w:rPr>
+          <w:rFonts w:ascii="Courier New" w:hAnsi="Courier New" w:cs="Courier New"/>
+        </w:rPr>
+      </w:pPr>
+      <w:r>
+        <w:rPr>
+          <w:rFonts w:ascii="Courier New" w:hAnsi="Courier New" w:cs="Courier New"/>
+        </w:rPr>
+        <w:t xml:space="preserve">    </w:t>
+      </w:r>
+      <w:proofErr w:type="spellStart"/>
+      <w:r>
+        <w:rPr>
+          <w:rFonts w:ascii="Courier New" w:hAnsi="Courier New" w:cs="Courier New"/>
+        </w:rPr>
+        <w:t>return</w:t>
+      </w:r>
+      <w:proofErr w:type="spellEnd"/>
+      <w:r>
+        <w:rPr>
+          <w:rFonts w:ascii="Courier New" w:hAnsi="Courier New" w:cs="Courier New"/>
+        </w:rPr>
+        <w:t xml:space="preserve"> </w:t>
+      </w:r>
+      <w:proofErr w:type="spellStart"/>
+      <w:r>
+        <w:rPr>
+          <w:rFonts w:ascii="Courier New" w:hAnsi="Courier New" w:cs="Courier New"/>
+        </w:rPr>
+        <w:t>func.b</w:t>
+      </w:r>
+      <w:proofErr w:type="spellEnd"/>
+      <w:r>
+        <w:rPr>
+          <w:rFonts w:ascii="Courier New" w:hAnsi="Courier New" w:cs="Courier New"/>
+        </w:rPr>
+        <w:t xml:space="preserve"> * </w:t>
+      </w:r>
+      <w:proofErr w:type="spellStart"/>
+      <w:r>
+        <w:rPr>
+          <w:rFonts w:ascii="Courier New" w:hAnsi="Courier New" w:cs="Courier New"/>
+        </w:rPr>
+        <w:t>func.b</w:t>
+      </w:r>
+      <w:proofErr w:type="spellEnd"/>
+      <w:r>
+        <w:rPr>
+          <w:rFonts w:ascii="Courier New" w:hAnsi="Courier New" w:cs="Courier New"/>
+        </w:rPr>
+        <w:t xml:space="preserve"> - 4 * </w:t>
+      </w:r>
+      <w:proofErr w:type="spellStart"/>
+      <w:r>
+        <w:rPr>
+          <w:rFonts w:ascii="Courier New" w:hAnsi="Courier New" w:cs="Courier New"/>
+        </w:rPr>
+        <w:t>func.a</w:t>
+      </w:r>
+      <w:proofErr w:type="spellEnd"/>
+      <w:r>
+        <w:rPr>
+          <w:rFonts w:ascii="Courier New" w:hAnsi="Courier New" w:cs="Courier New"/>
+        </w:rPr>
+        <w:t xml:space="preserve"> * </w:t>
+      </w:r>
+      <w:proofErr w:type="spellStart"/>
+      <w:r>
+        <w:rPr>
+          <w:rFonts w:ascii="Courier New" w:hAnsi="Courier New" w:cs="Courier New"/>
+        </w:rPr>
+        <w:t>func.c</w:t>
+      </w:r>
+      <w:proofErr w:type="spellEnd"/>
+      <w:r>
+        <w:rPr>
+          <w:rFonts w:ascii="Courier New" w:hAnsi="Courier New" w:cs="Courier New"/>
+        </w:rPr>
+        <w:t>;</w:t>
+      </w:r>
+    </w:p>
+    <w:p>
+      <w:pPr>
+        <w:spacing w:line="276" w:lineRule="auto"/>
+        <w:rPr>
+          <w:rFonts w:ascii="Courier New" w:hAnsi="Courier New" w:cs="Courier New"/>
+        </w:rPr>
+      </w:pPr>
+      <w:r>
+        <w:rPr>
+          <w:rFonts w:ascii="Courier New" w:hAnsi="Courier New" w:cs="Courier New"/>
+        </w:rPr>
+        <w:t>}</w:t>
+      </w:r>
+    </w:p>
+    <w:p>
+      <w:pPr>
+        <w:spacing w:line="276" w:lineRule="auto"/>
+        <w:rPr>
+          <w:rFonts w:ascii="Courier New" w:hAnsi="Courier New" w:cs="Courier New"/>
+        </w:rPr>
+      </w:pPr>
+      <w:r>
+        <w:rPr>
+          <w:rFonts w:ascii="Courier New" w:hAnsi="Courier New" w:cs="Courier New"/>
+        </w:rPr>
+        <w:t xml:space="preserve"> </w:t>
+      </w:r>
+    </w:p>
+    <w:p>
+      <w:pPr>
+        <w:spacing w:line="276" w:lineRule="auto"/>
+        <w:rPr>
+          <w:rFonts w:ascii="Courier New" w:hAnsi="Courier New" w:cs="Courier New"/>
+        </w:rPr>
+      </w:pPr>
+      <w:proofErr w:type="spellStart"/>
+      <w:r>
+        <w:rPr>
+          <w:rFonts w:ascii="Courier New" w:hAnsi="Courier New" w:cs="Courier New"/>
+        </w:rPr>
+        <w:t>void</w:t>
+      </w:r>
+      <w:proofErr w:type="spellEnd"/>
+      <w:r>
+        <w:rPr>
+          <w:rFonts w:ascii="Courier New" w:hAnsi="Courier New" w:cs="Courier New"/>
+        </w:rPr>
+        <w:t xml:space="preserve"> </w:t>
+      </w:r>
+      <w:proofErr w:type="spellStart"/>
+      <w:r>
+        <w:rPr>
+          <w:rFonts w:ascii="Courier New" w:hAnsi="Courier New" w:cs="Courier New"/>
+        </w:rPr>
+        <w:t>shift</w:t>
+      </w:r>
+      <w:proofErr w:type="spellEnd"/>
+      <w:r>
+        <w:rPr>
+          <w:rFonts w:ascii="Courier New" w:hAnsi="Courier New" w:cs="Courier New"/>
+        </w:rPr>
+        <w:t>(</w:t>
+      </w:r>
+      <w:proofErr w:type="spellStart"/>
+      <w:r>
+        <w:rPr>
+          <w:rFonts w:ascii="Courier New" w:hAnsi="Courier New" w:cs="Courier New"/>
+        </w:rPr>
+        <w:t>quadraticFunctionClass</w:t>
+      </w:r>
+      <w:proofErr w:type="spellEnd"/>
+      <w:r>
+        <w:rPr>
+          <w:rFonts w:ascii="Courier New" w:hAnsi="Courier New" w:cs="Courier New"/>
+        </w:rPr>
+        <w:t xml:space="preserve"> &amp;f, </w:t>
+      </w:r>
+      <w:proofErr w:type="spellStart"/>
+      <w:r>
+        <w:rPr>
+          <w:rFonts w:ascii="Courier New" w:hAnsi="Courier New" w:cs="Courier New"/>
+        </w:rPr>
+        <w:t>const</w:t>
+      </w:r>
+      <w:proofErr w:type="spellEnd"/>
+      <w:r>
+        <w:rPr>
+          <w:rFonts w:ascii="Courier New" w:hAnsi="Courier New" w:cs="Courier New"/>
+        </w:rPr>
+        <w:t xml:space="preserve"> </w:t>
+      </w:r>
+      <w:proofErr w:type="spellStart"/>
+      <w:r>
+        <w:rPr>
+          <w:rFonts w:ascii="Courier New" w:hAnsi="Courier New" w:cs="Courier New"/>
+        </w:rPr>
+        <w:t>double</w:t>
+      </w:r>
+      <w:proofErr w:type="spellEnd"/>
+      <w:r>
+        <w:rPr>
+          <w:rFonts w:ascii="Courier New" w:hAnsi="Courier New" w:cs="Courier New"/>
+        </w:rPr>
+        <w:t xml:space="preserve"> c) {</w:t>
+      </w:r>
+    </w:p>
+    <w:p>
+      <w:pPr>
+        <w:spacing w:line="276" w:lineRule="auto"/>
+        <w:rPr>
+          <w:rFonts w:ascii="Courier New" w:hAnsi="Courier New" w:cs="Courier New"/>
+        </w:rPr>
+      </w:pPr>
+      <w:r>
+        <w:rPr>
+          <w:rFonts w:ascii="Courier New" w:hAnsi="Courier New" w:cs="Courier New"/>
+        </w:rPr>
+        <w:t xml:space="preserve">    </w:t>
+      </w:r>
+      <w:proofErr w:type="spellStart"/>
+      <w:r>
+        <w:rPr>
+          <w:rFonts w:ascii="Courier New" w:hAnsi="Courier New" w:cs="Courier New"/>
+        </w:rPr>
+        <w:t>quadraticFunction</w:t>
+      </w:r>
+      <w:proofErr w:type="spellEnd"/>
+      <w:r>
+        <w:rPr>
+          <w:rFonts w:ascii="Courier New" w:hAnsi="Courier New" w:cs="Courier New"/>
+        </w:rPr>
+        <w:t xml:space="preserve"> </w:t>
+      </w:r>
+      <w:proofErr w:type="spellStart"/>
+      <w:r>
+        <w:rPr>
+          <w:rFonts w:ascii="Courier New" w:hAnsi="Courier New" w:cs="Courier New"/>
+        </w:rPr>
+        <w:t>func</w:t>
+      </w:r>
+      <w:proofErr w:type="spellEnd"/>
+      <w:r>
+        <w:rPr>
+          <w:rFonts w:ascii="Courier New" w:hAnsi="Courier New" w:cs="Courier New"/>
+        </w:rPr>
+        <w:t xml:space="preserve"> = </w:t>
+      </w:r>
+      <w:proofErr w:type="spellStart"/>
+      <w:r>
+        <w:rPr>
+          <w:rFonts w:ascii="Courier New" w:hAnsi="Courier New" w:cs="Courier New"/>
+        </w:rPr>
+        <w:t>f.getStruct</w:t>
+      </w:r>
+      <w:proofErr w:type="spellEnd"/>
+      <w:r>
+        <w:rPr>
+          <w:rFonts w:ascii="Courier New" w:hAnsi="Courier New" w:cs="Courier New"/>
+        </w:rPr>
+        <w:t>();</w:t>
+      </w:r>
+    </w:p>
+    <w:p>
+      <w:pPr>
+        <w:spacing w:line="276" w:lineRule="auto"/>
+        <w:rPr>
+          <w:rFonts w:ascii="Courier New" w:hAnsi="Courier New" w:cs="Courier New"/>
+        </w:rPr>
+      </w:pPr>
+      <w:r>
+        <w:rPr>
+          <w:rFonts w:ascii="Courier New" w:hAnsi="Courier New" w:cs="Courier New"/>
+        </w:rPr>
+        <w:t xml:space="preserve"> </w:t>
+      </w:r>
+    </w:p>
+    <w:p>
+      <w:pPr>
+        <w:spacing w:line="276" w:lineRule="auto"/>
+        <w:rPr>
+          <w:rFonts w:ascii="Courier New" w:hAnsi="Courier New" w:cs="Courier New"/>
+        </w:rPr>
+      </w:pPr>
+      <w:r>
+        <w:rPr>
+          <w:rFonts w:ascii="Courier New" w:hAnsi="Courier New" w:cs="Courier New"/>
+        </w:rPr>
+        <w:t xml:space="preserve">    </w:t>
+      </w:r>
+      <w:proofErr w:type="spellStart"/>
+      <w:r>
+        <w:rPr>
+          <w:rFonts w:ascii="Courier New" w:hAnsi="Courier New" w:cs="Courier New"/>
+        </w:rPr>
+        <w:t>func.c</w:t>
+      </w:r>
+      <w:proofErr w:type="spellEnd"/>
+      <w:r>
+        <w:rPr>
+          <w:rFonts w:ascii="Courier New" w:hAnsi="Courier New" w:cs="Courier New"/>
+        </w:rPr>
+        <w:t xml:space="preserve"> += c;</w:t>
+      </w:r>
+    </w:p>
+    <w:p>
+      <w:pPr>
+        <w:spacing w:line="276" w:lineRule="auto"/>
+        <w:rPr>
+          <w:rFonts w:ascii="Courier New" w:hAnsi="Courier New" w:cs="Courier New"/>
+        </w:rPr>
+      </w:pPr>
+      <w:r>
+        <w:rPr>
+          <w:rFonts w:ascii="Courier New" w:hAnsi="Courier New" w:cs="Courier New"/>
+        </w:rPr>
+        <w:t xml:space="preserve"> </w:t>
+      </w:r>
+    </w:p>
+    <w:p>
+      <w:pPr>
+        <w:spacing w:line="276" w:lineRule="auto"/>
+        <w:rPr>
+          <w:rFonts w:ascii="Courier New" w:hAnsi="Courier New" w:cs="Courier New"/>
+        </w:rPr>
+      </w:pPr>
+      <w:r>
+        <w:rPr>
+          <w:rFonts w:ascii="Courier New" w:hAnsi="Courier New" w:cs="Courier New"/>
+        </w:rPr>
+        <w:lastRenderedPageBreak/>
+        <w:t xml:space="preserve">    </w:t>
+      </w:r>
+      <w:proofErr w:type="spellStart"/>
+      <w:r>
+        <w:rPr>
+          <w:rFonts w:ascii="Courier New" w:hAnsi="Courier New" w:cs="Courier New"/>
+        </w:rPr>
+        <w:t>f.setStruct</w:t>
+      </w:r>
+      <w:proofErr w:type="spellEnd"/>
+      <w:r>
+        <w:rPr>
+          <w:rFonts w:ascii="Courier New" w:hAnsi="Courier New" w:cs="Courier New"/>
+        </w:rPr>
+        <w:t>(</w:t>
+      </w:r>
+      <w:proofErr w:type="spellStart"/>
+      <w:r>
+        <w:rPr>
+          <w:rFonts w:ascii="Courier New" w:hAnsi="Courier New" w:cs="Courier New"/>
+        </w:rPr>
+        <w:t>func</w:t>
+      </w:r>
+      <w:proofErr w:type="spellEnd"/>
+      <w:r>
+        <w:rPr>
+          <w:rFonts w:ascii="Courier New" w:hAnsi="Courier New" w:cs="Courier New"/>
+        </w:rPr>
+        <w:t>);</w:t>
+      </w:r>
+    </w:p>
+    <w:p>
+      <w:pPr>
+        <w:spacing w:line="276" w:lineRule="auto"/>
+        <w:rPr>
+          <w:rFonts w:ascii="Courier New" w:hAnsi="Courier New" w:cs="Courier New"/>
+        </w:rPr>
+      </w:pPr>
+      <w:r>
+        <w:rPr>
+          <w:rFonts w:ascii="Courier New" w:hAnsi="Courier New" w:cs="Courier New"/>
+        </w:rPr>
+        <w:t>}</w:t>
+      </w:r>
+    </w:p>
+    <w:p>
+      <w:pPr>
+        <w:spacing w:line="276" w:lineRule="auto"/>
+        <w:rPr>
+          <w:rFonts w:ascii="Courier New" w:hAnsi="Courier New" w:cs="Courier New"/>
+        </w:rPr>
+      </w:pPr>
+      <w:r>
+        <w:rPr>
+          <w:rFonts w:ascii="Courier New" w:hAnsi="Courier New" w:cs="Courier New"/>
+        </w:rPr>
+        <w:t xml:space="preserve"> </w:t>
+      </w:r>
+    </w:p>
+    <w:p>
+      <w:pPr>
+        <w:spacing w:line="276" w:lineRule="auto"/>
+        <w:rPr>
+          <w:rFonts w:ascii="Courier New" w:hAnsi="Courier New" w:cs="Courier New"/>
+        </w:rPr>
+      </w:pPr>
+      <w:proofErr w:type="spellStart"/>
+      <w:r>
+        <w:rPr>
+          <w:rFonts w:ascii="Courier New" w:hAnsi="Courier New" w:cs="Courier New"/>
+        </w:rPr>
+        <w:t>bool</w:t>
+      </w:r>
+      <w:proofErr w:type="spellEnd"/>
+      <w:r>
+        <w:rPr>
+          <w:rFonts w:ascii="Courier New" w:hAnsi="Courier New" w:cs="Courier New"/>
+        </w:rPr>
+        <w:t xml:space="preserve"> </w:t>
+      </w:r>
+      <w:proofErr w:type="spellStart"/>
+      <w:r>
+        <w:rPr>
+          <w:rFonts w:ascii="Courier New" w:hAnsi="Courier New" w:cs="Courier New"/>
+        </w:rPr>
+        <w:t>odd</w:t>
+      </w:r>
+      <w:proofErr w:type="spellEnd"/>
+      <w:r>
+        <w:rPr>
+          <w:rFonts w:ascii="Courier New" w:hAnsi="Courier New" w:cs="Courier New"/>
+        </w:rPr>
+        <w:t>(</w:t>
+      </w:r>
+      <w:proofErr w:type="spellStart"/>
+      <w:r>
+        <w:rPr>
+          <w:rFonts w:ascii="Courier New" w:hAnsi="Courier New" w:cs="Courier New"/>
+        </w:rPr>
+        <w:t>const</w:t>
+      </w:r>
+      <w:proofErr w:type="spellEnd"/>
+      <w:r>
+        <w:rPr>
+          <w:rFonts w:ascii="Courier New" w:hAnsi="Courier New" w:cs="Courier New"/>
+        </w:rPr>
+        <w:t xml:space="preserve"> </w:t>
+      </w:r>
+      <w:proofErr w:type="spellStart"/>
+      <w:r>
+        <w:rPr>
+          <w:rFonts w:ascii="Courier New" w:hAnsi="Courier New" w:cs="Courier New"/>
+        </w:rPr>
+        <w:t>quadraticFunctionClass</w:t>
+      </w:r>
+      <w:proofErr w:type="spellEnd"/>
+      <w:r>
+        <w:rPr>
+          <w:rFonts w:ascii="Courier New" w:hAnsi="Courier New" w:cs="Courier New"/>
+        </w:rPr>
+        <w:t xml:space="preserve"> &amp;f) {</w:t>
+      </w:r>
+    </w:p>
+    <w:p>
+      <w:pPr>
+        <w:spacing w:line="276" w:lineRule="auto"/>
+        <w:rPr>
+          <w:rFonts w:ascii="Courier New" w:hAnsi="Courier New" w:cs="Courier New"/>
+        </w:rPr>
+      </w:pPr>
+      <w:r>
+        <w:rPr>
+          <w:rFonts w:ascii="Courier New" w:hAnsi="Courier New" w:cs="Courier New"/>
+        </w:rPr>
+        <w:t xml:space="preserve">    </w:t>
+      </w:r>
+      <w:proofErr w:type="spellStart"/>
+      <w:r>
+        <w:rPr>
+          <w:rFonts w:ascii="Courier New" w:hAnsi="Courier New" w:cs="Courier New"/>
+        </w:rPr>
+        <w:t>quadraticFunction</w:t>
+      </w:r>
+      <w:proofErr w:type="spellEnd"/>
+      <w:r>
+        <w:rPr>
+          <w:rFonts w:ascii="Courier New" w:hAnsi="Courier New" w:cs="Courier New"/>
+        </w:rPr>
+        <w:t xml:space="preserve"> </w:t>
+      </w:r>
+      <w:proofErr w:type="spellStart"/>
+      <w:r>
+        <w:rPr>
+          <w:rFonts w:ascii="Courier New" w:hAnsi="Courier New" w:cs="Courier New"/>
+        </w:rPr>
+        <w:t>func</w:t>
+      </w:r>
+      <w:proofErr w:type="spellEnd"/>
+      <w:r>
+        <w:rPr>
+          <w:rFonts w:ascii="Courier New" w:hAnsi="Courier New" w:cs="Courier New"/>
+        </w:rPr>
+        <w:t xml:space="preserve"> = </w:t>
+      </w:r>
+      <w:proofErr w:type="spellStart"/>
+      <w:r>
+        <w:rPr>
+          <w:rFonts w:ascii="Courier New" w:hAnsi="Courier New" w:cs="Courier New"/>
+        </w:rPr>
+        <w:t>f.getStruct</w:t>
+      </w:r>
+      <w:proofErr w:type="spellEnd"/>
+      <w:r>
+        <w:rPr>
+          <w:rFonts w:ascii="Courier New" w:hAnsi="Courier New" w:cs="Courier New"/>
+        </w:rPr>
+        <w:t>();</w:t>
+      </w:r>
+    </w:p>
+    <w:p>
+      <w:pPr>
+        <w:spacing w:line="276" w:lineRule="auto"/>
+        <w:rPr>
+          <w:rFonts w:ascii="Courier New" w:hAnsi="Courier New" w:cs="Courier New"/>
+        </w:rPr>
+      </w:pPr>
+      <w:r>
+        <w:rPr>
+          <w:rFonts w:ascii="Courier New" w:hAnsi="Courier New" w:cs="Courier New"/>
+        </w:rPr>
+        <w:t xml:space="preserve"> </w:t>
+      </w:r>
+    </w:p>
+    <w:p>
+      <w:pPr>
+        <w:spacing w:line="276" w:lineRule="auto"/>
+        <w:rPr>
+          <w:rFonts w:ascii="Courier New" w:hAnsi="Courier New" w:cs="Courier New"/>
+        </w:rPr>
+      </w:pPr>
+      <w:r>
+        <w:rPr>
+          <w:rFonts w:ascii="Courier New" w:hAnsi="Courier New" w:cs="Courier New"/>
+        </w:rPr>
+        <w:t xml:space="preserve">    </w:t>
+      </w:r>
+      <w:proofErr w:type="spellStart"/>
+      <w:r>
+        <w:rPr>
+          <w:rFonts w:ascii="Courier New" w:hAnsi="Courier New" w:cs="Courier New"/>
+        </w:rPr>
+        <w:t>if</w:t>
+      </w:r>
+      <w:proofErr w:type="spellEnd"/>
+      <w:r>
+        <w:rPr>
+          <w:rFonts w:ascii="Courier New" w:hAnsi="Courier New" w:cs="Courier New"/>
+        </w:rPr>
+        <w:t xml:space="preserve"> (-</w:t>
+      </w:r>
+      <w:proofErr w:type="spellStart"/>
+      <w:r>
+        <w:rPr>
+          <w:rFonts w:ascii="Courier New" w:hAnsi="Courier New" w:cs="Courier New"/>
+        </w:rPr>
+        <w:t>func.b</w:t>
+      </w:r>
+      <w:proofErr w:type="spellEnd"/>
+      <w:r>
+        <w:rPr>
+          <w:rFonts w:ascii="Courier New" w:hAnsi="Courier New" w:cs="Courier New"/>
+        </w:rPr>
+        <w:t xml:space="preserve"> / (2 * </w:t>
+      </w:r>
+      <w:proofErr w:type="spellStart"/>
+      <w:r>
+        <w:rPr>
+          <w:rFonts w:ascii="Courier New" w:hAnsi="Courier New" w:cs="Courier New"/>
+        </w:rPr>
+        <w:t>func.a</w:t>
+      </w:r>
+      <w:proofErr w:type="spellEnd"/>
+      <w:r>
+        <w:rPr>
+          <w:rFonts w:ascii="Courier New" w:hAnsi="Courier New" w:cs="Courier New"/>
+        </w:rPr>
+        <w:t>) == 0)</w:t>
+      </w:r>
+    </w:p>
+    <w:p>
+      <w:pPr>
+        <w:spacing w:line="276" w:lineRule="auto"/>
+        <w:rPr>
+          <w:rFonts w:ascii="Courier New" w:hAnsi="Courier New" w:cs="Courier New"/>
+        </w:rPr>
+      </w:pPr>
+      <w:r>
+        <w:rPr>
+          <w:rFonts w:ascii="Courier New" w:hAnsi="Courier New" w:cs="Courier New"/>
+        </w:rPr>
+        <w:t xml:space="preserve">        </w:t>
+      </w:r>
+      <w:proofErr w:type="spellStart"/>
+      <w:r>
+        <w:rPr>
+          <w:rFonts w:ascii="Courier New" w:hAnsi="Courier New" w:cs="Courier New"/>
+        </w:rPr>
+        <w:t>return</w:t>
+      </w:r>
+      <w:proofErr w:type="spellEnd"/>
+      <w:r>
+        <w:rPr>
+          <w:rFonts w:ascii="Courier New" w:hAnsi="Courier New" w:cs="Courier New"/>
+        </w:rPr>
+        <w:t xml:space="preserve"> </w:t>
+      </w:r>
+      <w:proofErr w:type="spellStart"/>
+      <w:r>
+        <w:rPr>
+          <w:rFonts w:ascii="Courier New" w:hAnsi="Courier New" w:cs="Courier New"/>
+        </w:rPr>
+        <w:t>true</w:t>
+      </w:r>
+      <w:proofErr w:type="spellEnd"/>
+      <w:r>
+        <w:rPr>
+          <w:rFonts w:ascii="Courier New" w:hAnsi="Courier New" w:cs="Courier New"/>
+        </w:rPr>
+        <w:t>;</w:t>
+      </w:r>
+    </w:p>
+    <w:p>
+      <w:pPr>
+        <w:spacing w:line="276" w:lineRule="auto"/>
+        <w:rPr>
+          <w:rFonts w:ascii="Courier New" w:hAnsi="Courier New" w:cs="Courier New"/>
+        </w:rPr>
+      </w:pPr>
+      <w:r>
+        <w:rPr>
+          <w:rFonts w:ascii="Courier New" w:hAnsi="Courier New" w:cs="Courier New"/>
+        </w:rPr>
+        <w:t xml:space="preserve"> </w:t>
+      </w:r>
+    </w:p>
+    <w:p>
+      <w:pPr>
+        <w:spacing w:line="276" w:lineRule="auto"/>
+        <w:rPr>
+          <w:rFonts w:ascii="Courier New" w:hAnsi="Courier New" w:cs="Courier New"/>
+        </w:rPr>
+      </w:pPr>
+      <w:r>
+        <w:rPr>
+          <w:rFonts w:ascii="Courier New" w:hAnsi="Courier New" w:cs="Courier New"/>
+        </w:rPr>
+        <w:t xml:space="preserve">    </w:t>
+      </w:r>
+      <w:proofErr w:type="spellStart"/>
+      <w:r>
+        <w:rPr>
+          <w:rFonts w:ascii="Courier New" w:hAnsi="Courier New" w:cs="Courier New"/>
+        </w:rPr>
+        <w:t>return</w:t>
+      </w:r>
+      <w:proofErr w:type="spellEnd"/>
+      <w:r>
+        <w:rPr>
+          <w:rFonts w:ascii="Courier New" w:hAnsi="Courier New" w:cs="Courier New"/>
+        </w:rPr>
+        <w:t xml:space="preserve"> </w:t>
+      </w:r>
+      <w:proofErr w:type="spellStart"/>
+      <w:r>
+        <w:rPr>
+          <w:rFonts w:ascii="Courier New" w:hAnsi="Courier New" w:cs="Courier New"/>
+        </w:rPr>
+        <w:t>false</w:t>
+      </w:r>
+      <w:proofErr w:type="spellEnd"/>
+      <w:r>
+        <w:rPr>
+          <w:rFonts w:ascii="Courier New" w:hAnsi="Courier New" w:cs="Courier New"/>
+        </w:rPr>
+        <w:t>;</w:t>
+      </w:r>
+    </w:p>
+    <w:p>
+      <w:pPr>
+        <w:spacing w:line="276" w:lineRule="auto"/>
+        <w:rPr>
+          <w:rFonts w:ascii="Courier New" w:hAnsi="Courier New" w:cs="Courier New"/>
+        </w:rPr>
+      </w:pPr>
+      <w:r>
+        <w:rPr>
+          <w:rFonts w:ascii="Courier New" w:hAnsi="Courier New" w:cs="Courier New"/>
+        </w:rPr>
+        <w:t>}</w:t>
+      </w:r>
+    </w:p>
+    <w:p>
+      <w:pPr>
+        <w:spacing w:line="276" w:lineRule="auto"/>
+        <w:rPr>
+          <w:rFonts w:ascii="Courier New" w:hAnsi="Courier New" w:cs="Courier New"/>
+        </w:rPr>
+      </w:pPr>
+      <w:r>
+        <w:rPr>
+          <w:rFonts w:ascii="Courier New" w:hAnsi="Courier New" w:cs="Courier New"/>
+        </w:rPr>
+        <w:t xml:space="preserve"> </w:t>
+      </w:r>
+    </w:p>
+    <w:p>
+      <w:pPr>
+        <w:spacing w:line="276" w:lineRule="auto"/>
+        <w:rPr>
+          <w:rFonts w:ascii="Courier New" w:hAnsi="Courier New" w:cs="Courier New"/>
+        </w:rPr>
+      </w:pPr>
+      <w:proofErr w:type="spellStart"/>
+      <w:r>
+        <w:rPr>
+          <w:rFonts w:ascii="Courier New" w:hAnsi="Courier New" w:cs="Courier New"/>
+        </w:rPr>
+        <w:t>int</w:t>
+      </w:r>
+      <w:proofErr w:type="spellEnd"/>
+      <w:r>
+        <w:rPr>
+          <w:rFonts w:ascii="Courier New" w:hAnsi="Courier New" w:cs="Courier New"/>
+        </w:rPr>
+        <w:t xml:space="preserve"> </w:t>
+      </w:r>
+      <w:proofErr w:type="spellStart"/>
+      <w:r>
+        <w:rPr>
+          <w:rFonts w:ascii="Courier New" w:hAnsi="Courier New" w:cs="Courier New"/>
+        </w:rPr>
+        <w:t>roots</w:t>
+      </w:r>
+      <w:proofErr w:type="spellEnd"/>
+      <w:r>
+        <w:rPr>
+          <w:rFonts w:ascii="Courier New" w:hAnsi="Courier New" w:cs="Courier New"/>
+        </w:rPr>
+        <w:t>(</w:t>
+      </w:r>
+      <w:proofErr w:type="spellStart"/>
+      <w:r>
+        <w:rPr>
+          <w:rFonts w:ascii="Courier New" w:hAnsi="Courier New" w:cs="Courier New"/>
+        </w:rPr>
+        <w:t>const</w:t>
+      </w:r>
+      <w:proofErr w:type="spellEnd"/>
+      <w:r>
+        <w:rPr>
+          <w:rFonts w:ascii="Courier New" w:hAnsi="Courier New" w:cs="Courier New"/>
+        </w:rPr>
+        <w:t xml:space="preserve"> </w:t>
+      </w:r>
+      <w:proofErr w:type="spellStart"/>
+      <w:r>
+        <w:rPr>
+          <w:rFonts w:ascii="Courier New" w:hAnsi="Courier New" w:cs="Courier New"/>
+        </w:rPr>
+        <w:t>quadraticFunctionClass</w:t>
+      </w:r>
+      <w:proofErr w:type="spellEnd"/>
+      <w:r>
+        <w:rPr>
+          <w:rFonts w:ascii="Courier New" w:hAnsi="Courier New" w:cs="Courier New"/>
+        </w:rPr>
+        <w:t xml:space="preserve"> &amp;f, </w:t>
+      </w:r>
+      <w:proofErr w:type="spellStart"/>
+      <w:r>
+        <w:rPr>
+          <w:rFonts w:ascii="Courier New" w:hAnsi="Courier New" w:cs="Courier New"/>
+        </w:rPr>
+        <w:t>double</w:t>
+      </w:r>
+      <w:proofErr w:type="spellEnd"/>
+      <w:r>
+        <w:rPr>
+          <w:rFonts w:ascii="Courier New" w:hAnsi="Courier New" w:cs="Courier New"/>
+        </w:rPr>
+        <w:t xml:space="preserve"> </w:t>
+      </w:r>
+      <w:proofErr w:type="spellStart"/>
+      <w:r>
+        <w:rPr>
+          <w:rFonts w:ascii="Courier New" w:hAnsi="Courier New" w:cs="Courier New"/>
+        </w:rPr>
+        <w:t>rootsArray</w:t>
+      </w:r>
+      <w:proofErr w:type="spellEnd"/>
+      <w:r>
+        <w:rPr>
+          <w:rFonts w:ascii="Courier New" w:hAnsi="Courier New" w:cs="Courier New"/>
+        </w:rPr>
+        <w:t>[2]) {</w:t>
+      </w:r>
+    </w:p>
+    <w:p>
+      <w:pPr>
+        <w:spacing w:line="276" w:lineRule="auto"/>
+        <w:rPr>
+          <w:rFonts w:ascii="Courier New" w:hAnsi="Courier New" w:cs="Courier New"/>
+        </w:rPr>
+      </w:pPr>
+      <w:r>
+        <w:rPr>
+          <w:rFonts w:ascii="Courier New" w:hAnsi="Courier New" w:cs="Courier New"/>
+        </w:rPr>
+        <w:t xml:space="preserve">    </w:t>
+      </w:r>
+      <w:proofErr w:type="spellStart"/>
+      <w:r>
+        <w:rPr>
+          <w:rFonts w:ascii="Courier New" w:hAnsi="Courier New" w:cs="Courier New"/>
+        </w:rPr>
+        <w:t>quadraticFunction</w:t>
+      </w:r>
+      <w:proofErr w:type="spellEnd"/>
+      <w:r>
+        <w:rPr>
+          <w:rFonts w:ascii="Courier New" w:hAnsi="Courier New" w:cs="Courier New"/>
+        </w:rPr>
+        <w:t xml:space="preserve"> </w:t>
+      </w:r>
+      <w:proofErr w:type="spellStart"/>
+      <w:r>
+        <w:rPr>
+          <w:rFonts w:ascii="Courier New" w:hAnsi="Courier New" w:cs="Courier New"/>
+        </w:rPr>
+        <w:t>func</w:t>
+      </w:r>
+      <w:proofErr w:type="spellEnd"/>
+      <w:r>
+        <w:rPr>
+          <w:rFonts w:ascii="Courier New" w:hAnsi="Courier New" w:cs="Courier New"/>
+        </w:rPr>
+        <w:t xml:space="preserve"> = </w:t>
+      </w:r>
+      <w:proofErr w:type="spellStart"/>
+      <w:r>
+        <w:rPr>
+          <w:rFonts w:ascii="Courier New" w:hAnsi="Courier New" w:cs="Courier New"/>
+        </w:rPr>
+        <w:t>f.getStruct</w:t>
+      </w:r>
+      <w:proofErr w:type="spellEnd"/>
+      <w:r>
+        <w:rPr>
+          <w:rFonts w:ascii="Courier New" w:hAnsi="Courier New" w:cs="Courier New"/>
+        </w:rPr>
+        <w:t>();</w:t>
+      </w:r>
+    </w:p>
+    <w:p>
+      <w:pPr>
+        <w:spacing w:line="276" w:lineRule="auto"/>
+        <w:rPr>
+          <w:rFonts w:ascii="Courier New" w:hAnsi="Courier New" w:cs="Courier New"/>
+        </w:rPr>
+      </w:pPr>
+      <w:r>
+        <w:rPr>
+          <w:rFonts w:ascii="Courier New" w:hAnsi="Courier New" w:cs="Courier New"/>
+        </w:rPr>
+        <w:t xml:space="preserve"> </w:t>
+      </w:r>
+    </w:p>
+    <w:p>
+      <w:pPr>
+        <w:spacing w:line="276" w:lineRule="auto"/>
+        <w:rPr>
+          <w:rFonts w:ascii="Courier New" w:hAnsi="Courier New" w:cs="Courier New"/>
+        </w:rPr>
+      </w:pPr>
+      <w:r>
+        <w:rPr>
+          <w:rFonts w:ascii="Courier New" w:hAnsi="Courier New" w:cs="Courier New"/>
+        </w:rPr>
+        <w:t xml:space="preserve">    </w:t>
+      </w:r>
+      <w:proofErr w:type="spellStart"/>
+      <w:r>
+        <w:rPr>
+          <w:rFonts w:ascii="Courier New" w:hAnsi="Courier New" w:cs="Courier New"/>
+        </w:rPr>
+        <w:t>double</w:t>
+      </w:r>
+      <w:proofErr w:type="spellEnd"/>
+      <w:r>
+        <w:rPr>
+          <w:rFonts w:ascii="Courier New" w:hAnsi="Courier New" w:cs="Courier New"/>
+        </w:rPr>
+        <w:t xml:space="preserve"> D = </w:t>
+      </w:r>
+      <w:proofErr w:type="spellStart"/>
+      <w:r>
+        <w:rPr>
+          <w:rFonts w:ascii="Courier New" w:hAnsi="Courier New" w:cs="Courier New"/>
+        </w:rPr>
+        <w:t>discriminant</w:t>
+      </w:r>
+      <w:proofErr w:type="spellEnd"/>
+      <w:r>
+        <w:rPr>
+          <w:rFonts w:ascii="Courier New" w:hAnsi="Courier New" w:cs="Courier New"/>
+        </w:rPr>
+        <w:t>(f);</w:t>
+      </w:r>
+    </w:p>
+    <w:p>
+      <w:pPr>
+        <w:spacing w:line="276" w:lineRule="auto"/>
+        <w:rPr>
+          <w:rFonts w:ascii="Courier New" w:hAnsi="Courier New" w:cs="Courier New"/>
+        </w:rPr>
+      </w:pPr>
+      <w:r>
+        <w:rPr>
+          <w:rFonts w:ascii="Courier New" w:hAnsi="Courier New" w:cs="Courier New"/>
+        </w:rPr>
+        <w:t xml:space="preserve"> </w:t>
+      </w:r>
+    </w:p>
+    <w:p>
+      <w:pPr>
+        <w:spacing w:line="276" w:lineRule="auto"/>
+        <w:rPr>
+          <w:rFonts w:ascii="Courier New" w:hAnsi="Courier New" w:cs="Courier New"/>
+        </w:rPr>
+      </w:pPr>
+      <w:r>
+        <w:rPr>
+          <w:rFonts w:ascii="Courier New" w:hAnsi="Courier New" w:cs="Courier New"/>
+        </w:rPr>
+        <w:t xml:space="preserve">    </w:t>
+      </w:r>
+      <w:proofErr w:type="spellStart"/>
+      <w:r>
+        <w:rPr>
+          <w:rFonts w:ascii="Courier New" w:hAnsi="Courier New" w:cs="Courier New"/>
+        </w:rPr>
+        <w:t>if</w:t>
+      </w:r>
+      <w:proofErr w:type="spellEnd"/>
+      <w:r>
+        <w:rPr>
+          <w:rFonts w:ascii="Courier New" w:hAnsi="Courier New" w:cs="Courier New"/>
+        </w:rPr>
+        <w:t xml:space="preserve"> (D &lt; 0) {</w:t>
+      </w:r>
+    </w:p>
+    <w:p>
+      <w:pPr>
+        <w:spacing w:line="276" w:lineRule="auto"/>
+        <w:rPr>
+          <w:rFonts w:ascii="Courier New" w:hAnsi="Courier New" w:cs="Courier New"/>
+        </w:rPr>
+      </w:pPr>
+      <w:r>
+        <w:rPr>
+          <w:rFonts w:ascii="Courier New" w:hAnsi="Courier New" w:cs="Courier New"/>
+        </w:rPr>
+        <w:t xml:space="preserve">        </w:t>
+      </w:r>
+      <w:proofErr w:type="spellStart"/>
+      <w:r>
+        <w:rPr>
+          <w:rFonts w:ascii="Courier New" w:hAnsi="Courier New" w:cs="Courier New"/>
+        </w:rPr>
+        <w:t>return</w:t>
+      </w:r>
+      <w:proofErr w:type="spellEnd"/>
+      <w:r>
+        <w:rPr>
+          <w:rFonts w:ascii="Courier New" w:hAnsi="Courier New" w:cs="Courier New"/>
+        </w:rPr>
+        <w:t xml:space="preserve"> 0;</w:t>
+      </w:r>
+    </w:p>
+    <w:p>
+      <w:pPr>
+        <w:spacing w:line="276" w:lineRule="auto"/>
+        <w:rPr>
+          <w:rFonts w:ascii="Courier New" w:hAnsi="Courier New" w:cs="Courier New"/>
+        </w:rPr>
+      </w:pPr>
+      <w:r>
+        <w:rPr>
+          <w:rFonts w:ascii="Courier New" w:hAnsi="Courier New" w:cs="Courier New"/>
+        </w:rPr>
+        <w:t xml:space="preserve">    }</w:t>
+      </w:r>
+    </w:p>
+    <w:p>
+      <w:pPr>
+        <w:spacing w:line="276" w:lineRule="auto"/>
+        <w:rPr>
+          <w:rFonts w:ascii="Courier New" w:hAnsi="Courier New" w:cs="Courier New"/>
+        </w:rPr>
+      </w:pPr>
+      <w:r>
+        <w:rPr>
+          <w:rFonts w:ascii="Courier New" w:hAnsi="Courier New" w:cs="Courier New"/>
+        </w:rPr>
+        <w:t xml:space="preserve"> </w:t>
+      </w:r>
+    </w:p>
+    <w:p>
+      <w:pPr>
+        <w:spacing w:line="276" w:lineRule="auto"/>
+        <w:rPr>
+          <w:rFonts w:ascii="Courier New" w:hAnsi="Courier New" w:cs="Courier New"/>
+        </w:rPr>
+      </w:pPr>
+      <w:r>
+        <w:rPr>
+          <w:rFonts w:ascii="Courier New" w:hAnsi="Courier New" w:cs="Courier New"/>
+        </w:rPr>
+        <w:t xml:space="preserve">    </w:t>
+      </w:r>
+      <w:proofErr w:type="spellStart"/>
+      <w:r>
+        <w:rPr>
+          <w:rFonts w:ascii="Courier New" w:hAnsi="Courier New" w:cs="Courier New"/>
+        </w:rPr>
+        <w:t>if</w:t>
+      </w:r>
+      <w:proofErr w:type="spellEnd"/>
+      <w:r>
+        <w:rPr>
+          <w:rFonts w:ascii="Courier New" w:hAnsi="Courier New" w:cs="Courier New"/>
+        </w:rPr>
+        <w:t xml:space="preserve"> (D == 0) {</w:t>
+      </w:r>
+    </w:p>
+    <w:p>
+      <w:pPr>
+        <w:spacing w:line="276" w:lineRule="auto"/>
+        <w:rPr>
+          <w:rFonts w:ascii="Courier New" w:hAnsi="Courier New" w:cs="Courier New"/>
+        </w:rPr>
+      </w:pPr>
+      <w:r>
+        <w:rPr>
+          <w:rFonts w:ascii="Courier New" w:hAnsi="Courier New" w:cs="Courier New"/>
+        </w:rPr>
+        <w:t xml:space="preserve">        </w:t>
+      </w:r>
+      <w:proofErr w:type="spellStart"/>
+      <w:r>
+        <w:rPr>
+          <w:rFonts w:ascii="Courier New" w:hAnsi="Courier New" w:cs="Courier New"/>
+        </w:rPr>
+        <w:t>rootsArray</w:t>
+      </w:r>
+      <w:proofErr w:type="spellEnd"/>
+      <w:r>
+        <w:rPr>
+          <w:rFonts w:ascii="Courier New" w:hAnsi="Courier New" w:cs="Courier New"/>
+        </w:rPr>
+        <w:t>[0] = -</w:t>
+      </w:r>
+      <w:proofErr w:type="spellStart"/>
+      <w:r>
+        <w:rPr>
+          <w:rFonts w:ascii="Courier New" w:hAnsi="Courier New" w:cs="Courier New"/>
+        </w:rPr>
+        <w:t>func.b</w:t>
+      </w:r>
+      <w:proofErr w:type="spellEnd"/>
+      <w:r>
+        <w:rPr>
+          <w:rFonts w:ascii="Courier New" w:hAnsi="Courier New" w:cs="Courier New"/>
+        </w:rPr>
+        <w:t xml:space="preserve"> / (2 * </w:t>
+      </w:r>
+      <w:proofErr w:type="spellStart"/>
+      <w:r>
+        <w:rPr>
+          <w:rFonts w:ascii="Courier New" w:hAnsi="Courier New" w:cs="Courier New"/>
+        </w:rPr>
+        <w:t>func.a</w:t>
+      </w:r>
+      <w:proofErr w:type="spellEnd"/>
+      <w:r>
+        <w:rPr>
+          <w:rFonts w:ascii="Courier New" w:hAnsi="Courier New" w:cs="Courier New"/>
+        </w:rPr>
+        <w:t>);</w:t>
+      </w:r>
+    </w:p>
+    <w:p>
+      <w:pPr>
+        <w:spacing w:line="276" w:lineRule="auto"/>
+        <w:rPr>
+          <w:rFonts w:ascii="Courier New" w:hAnsi="Courier New" w:cs="Courier New"/>
+        </w:rPr>
+      </w:pPr>
+      <w:r>
+        <w:rPr>
+          <w:rFonts w:ascii="Courier New" w:hAnsi="Courier New" w:cs="Courier New"/>
+        </w:rPr>
+        <w:t xml:space="preserve">        </w:t>
+      </w:r>
+      <w:proofErr w:type="spellStart"/>
+      <w:r>
+        <w:rPr>
+          <w:rFonts w:ascii="Courier New" w:hAnsi="Courier New" w:cs="Courier New"/>
+        </w:rPr>
+        <w:t>rootsArray</w:t>
+      </w:r>
+      <w:proofErr w:type="spellEnd"/>
+      <w:r>
+        <w:rPr>
+          <w:rFonts w:ascii="Courier New" w:hAnsi="Courier New" w:cs="Courier New"/>
+        </w:rPr>
+        <w:t xml:space="preserve">[1] = </w:t>
+      </w:r>
+      <w:proofErr w:type="spellStart"/>
+      <w:r>
+        <w:rPr>
+          <w:rFonts w:ascii="Courier New" w:hAnsi="Courier New" w:cs="Courier New"/>
+        </w:rPr>
+        <w:t>rootsArray</w:t>
+      </w:r>
+      <w:proofErr w:type="spellEnd"/>
+      <w:r>
+        <w:rPr>
+          <w:rFonts w:ascii="Courier New" w:hAnsi="Courier New" w:cs="Courier New"/>
+        </w:rPr>
+        <w:t>[0];</w:t>
+      </w:r>
+    </w:p>
+    <w:p>
+      <w:pPr>
+        <w:spacing w:line="276" w:lineRule="auto"/>
+        <w:rPr>
+          <w:rFonts w:ascii="Courier New" w:hAnsi="Courier New" w:cs="Courier New"/>
+        </w:rPr>
+      </w:pPr>
+      <w:r>
+        <w:rPr>
+          <w:rFonts w:ascii="Courier New" w:hAnsi="Courier New" w:cs="Courier New"/>
+        </w:rPr>
+        <w:t xml:space="preserve"> </w:t>
+      </w:r>
+    </w:p>
+    <w:p>
+      <w:pPr>
+        <w:spacing w:line="276" w:lineRule="auto"/>
+        <w:rPr>
+          <w:rFonts w:ascii="Courier New" w:hAnsi="Courier New" w:cs="Courier New"/>
+        </w:rPr>
+      </w:pPr>
+      <w:r>
+        <w:rPr>
+          <w:rFonts w:ascii="Courier New" w:hAnsi="Courier New" w:cs="Courier New"/>
+        </w:rPr>
+        <w:t xml:space="preserve">        </w:t>
+      </w:r>
+      <w:proofErr w:type="spellStart"/>
+      <w:r>
+        <w:rPr>
+          <w:rFonts w:ascii="Courier New" w:hAnsi="Courier New" w:cs="Courier New"/>
+        </w:rPr>
+        <w:t>return</w:t>
+      </w:r>
+      <w:proofErr w:type="spellEnd"/>
+      <w:r>
+        <w:rPr>
+          <w:rFonts w:ascii="Courier New" w:hAnsi="Courier New" w:cs="Courier New"/>
+        </w:rPr>
+        <w:t xml:space="preserve"> 1;</w:t>
+      </w:r>
+    </w:p>
+    <w:p>
+      <w:pPr>
+        <w:spacing w:line="276" w:lineRule="auto"/>
+        <w:rPr>
+          <w:rFonts w:ascii="Courier New" w:hAnsi="Courier New" w:cs="Courier New"/>
+        </w:rPr>
+      </w:pPr>
+      <w:r>
+        <w:rPr>
+          <w:rFonts w:ascii="Courier New" w:hAnsi="Courier New" w:cs="Courier New"/>
+        </w:rPr>
+        <w:t xml:space="preserve">    }</w:t>
+      </w:r>
+    </w:p>
+    <w:p>
+      <w:pPr>
+        <w:spacing w:line="276" w:lineRule="auto"/>
+        <w:rPr>
+          <w:rFonts w:ascii="Courier New" w:hAnsi="Courier New" w:cs="Courier New"/>
+        </w:rPr>
+      </w:pPr>
+      <w:r>
+        <w:rPr>
+          <w:rFonts w:ascii="Courier New" w:hAnsi="Courier New" w:cs="Courier New"/>
+        </w:rPr>
+        <w:t xml:space="preserve"> </w:t>
+      </w:r>
+    </w:p>
+    <w:p>
+      <w:pPr>
+        <w:spacing w:line="276" w:lineRule="auto"/>
+        <w:rPr>
+          <w:rFonts w:ascii="Courier New" w:hAnsi="Courier New" w:cs="Courier New"/>
+        </w:rPr>
+      </w:pPr>
+      <w:r>
+        <w:rPr>
+          <w:rFonts w:ascii="Courier New" w:hAnsi="Courier New" w:cs="Courier New"/>
+        </w:rPr>
+        <w:t xml:space="preserve">    </w:t>
+      </w:r>
+      <w:proofErr w:type="spellStart"/>
+      <w:r>
+        <w:rPr>
+          <w:rFonts w:ascii="Courier New" w:hAnsi="Courier New" w:cs="Courier New"/>
+        </w:rPr>
+        <w:t>rootsArray</w:t>
+      </w:r>
+      <w:proofErr w:type="spellEnd"/>
+      <w:r>
+        <w:rPr>
+          <w:rFonts w:ascii="Courier New" w:hAnsi="Courier New" w:cs="Courier New"/>
+        </w:rPr>
+        <w:t>[0] = (-</w:t>
+      </w:r>
+      <w:proofErr w:type="spellStart"/>
+      <w:r>
+        <w:rPr>
+          <w:rFonts w:ascii="Courier New" w:hAnsi="Courier New" w:cs="Courier New"/>
+        </w:rPr>
+        <w:t>func.b</w:t>
+      </w:r>
+      <w:proofErr w:type="spellEnd"/>
+      <w:r>
+        <w:rPr>
+          <w:rFonts w:ascii="Courier New" w:hAnsi="Courier New" w:cs="Courier New"/>
+        </w:rPr>
+        <w:t xml:space="preserve"> + </w:t>
+      </w:r>
+      <w:proofErr w:type="spellStart"/>
+      <w:r>
+        <w:rPr>
+          <w:rFonts w:ascii="Courier New" w:hAnsi="Courier New" w:cs="Courier New"/>
+        </w:rPr>
+        <w:t>sqrt</w:t>
+      </w:r>
+      <w:proofErr w:type="spellEnd"/>
+      <w:r>
+        <w:rPr>
+          <w:rFonts w:ascii="Courier New" w:hAnsi="Courier New" w:cs="Courier New"/>
+        </w:rPr>
+        <w:t xml:space="preserve">(D)) / (2 * </w:t>
+      </w:r>
+      <w:proofErr w:type="spellStart"/>
+      <w:r>
+        <w:rPr>
+          <w:rFonts w:ascii="Courier New" w:hAnsi="Courier New" w:cs="Courier New"/>
+        </w:rPr>
+        <w:t>func.a</w:t>
+      </w:r>
+      <w:proofErr w:type="spellEnd"/>
+      <w:r>
+        <w:rPr>
+          <w:rFonts w:ascii="Courier New" w:hAnsi="Courier New" w:cs="Courier New"/>
+        </w:rPr>
+        <w:t>);</w:t>
+      </w:r>
+    </w:p>
+    <w:p>
+      <w:pPr>
+        <w:spacing w:line="276" w:lineRule="auto"/>
+        <w:rPr>
+          <w:rFonts w:ascii="Courier New" w:hAnsi="Courier New" w:cs="Courier New"/>
+        </w:rPr>
+      </w:pPr>
+      <w:r>
+        <w:rPr>
+          <w:rFonts w:ascii="Courier New" w:hAnsi="Courier New" w:cs="Courier New"/>
+        </w:rPr>
+        <w:t xml:space="preserve">    </w:t>
+      </w:r>
+      <w:proofErr w:type="spellStart"/>
+      <w:r>
+        <w:rPr>
+          <w:rFonts w:ascii="Courier New" w:hAnsi="Courier New" w:cs="Courier New"/>
+        </w:rPr>
+        <w:t>rootsArray</w:t>
+      </w:r>
+      <w:proofErr w:type="spellEnd"/>
+      <w:r>
+        <w:rPr>
+          <w:rFonts w:ascii="Courier New" w:hAnsi="Courier New" w:cs="Courier New"/>
+        </w:rPr>
+        <w:t>[1] = (-</w:t>
+      </w:r>
+      <w:proofErr w:type="spellStart"/>
+      <w:r>
+        <w:rPr>
+          <w:rFonts w:ascii="Courier New" w:hAnsi="Courier New" w:cs="Courier New"/>
+        </w:rPr>
+        <w:t>func.b</w:t>
+      </w:r>
+      <w:proofErr w:type="spellEnd"/>
+      <w:r>
+        <w:rPr>
+          <w:rFonts w:ascii="Courier New" w:hAnsi="Courier New" w:cs="Courier New"/>
+        </w:rPr>
+        <w:t xml:space="preserve"> - </w:t>
+      </w:r>
+      <w:proofErr w:type="spellStart"/>
+      <w:r>
+        <w:rPr>
+          <w:rFonts w:ascii="Courier New" w:hAnsi="Courier New" w:cs="Courier New"/>
+        </w:rPr>
+        <w:t>sqrt</w:t>
+      </w:r>
+      <w:proofErr w:type="spellEnd"/>
+      <w:r>
+        <w:rPr>
+          <w:rFonts w:ascii="Courier New" w:hAnsi="Courier New" w:cs="Courier New"/>
+        </w:rPr>
+        <w:t xml:space="preserve">(D)) / (2 * </w:t>
+      </w:r>
+      <w:proofErr w:type="spellStart"/>
+      <w:r>
+        <w:rPr>
+          <w:rFonts w:ascii="Courier New" w:hAnsi="Courier New" w:cs="Courier New"/>
+        </w:rPr>
+        <w:t>func.a</w:t>
+      </w:r>
+      <w:proofErr w:type="spellEnd"/>
+      <w:r>
+        <w:rPr>
+          <w:rFonts w:ascii="Courier New" w:hAnsi="Courier New" w:cs="Courier New"/>
+        </w:rPr>
+        <w:t>);</w:t>
+      </w:r>
+    </w:p>
+    <w:p>
+      <w:pPr>
+        <w:spacing w:line="276" w:lineRule="auto"/>
+        <w:rPr>
+          <w:rFonts w:ascii="Courier New" w:hAnsi="Courier New" w:cs="Courier New"/>
+        </w:rPr>
+      </w:pPr>
+      <w:r>
+        <w:rPr>
+          <w:rFonts w:ascii="Courier New" w:hAnsi="Courier New" w:cs="Courier New"/>
+        </w:rPr>
+        <w:t xml:space="preserve"> </w:t>
+      </w:r>
+    </w:p>
+    <w:p>
+      <w:pPr>
+        <w:spacing w:line="276" w:lineRule="auto"/>
+        <w:rPr>
+          <w:rFonts w:ascii="Courier New" w:hAnsi="Courier New" w:cs="Courier New"/>
+        </w:rPr>
+      </w:pPr>
+      <w:r>
+        <w:rPr>
+          <w:rFonts w:ascii="Courier New" w:hAnsi="Courier New" w:cs="Courier New"/>
+        </w:rPr>
+        <w:t xml:space="preserve">    </w:t>
+      </w:r>
+      <w:proofErr w:type="spellStart"/>
+      <w:r>
+        <w:rPr>
+          <w:rFonts w:ascii="Courier New" w:hAnsi="Courier New" w:cs="Courier New"/>
+        </w:rPr>
+        <w:t>return</w:t>
+      </w:r>
+      <w:proofErr w:type="spellEnd"/>
+      <w:r>
+        <w:rPr>
+          <w:rFonts w:ascii="Courier New" w:hAnsi="Courier New" w:cs="Courier New"/>
+        </w:rPr>
+        <w:t xml:space="preserve"> 2;</w:t>
+      </w:r>
+    </w:p>
+    <w:p>
+      <w:pPr>
+        <w:spacing w:line="276" w:lineRule="auto"/>
+        <w:rPr>
+          <w:rFonts w:ascii="Courier New" w:hAnsi="Courier New" w:cs="Courier New"/>
+        </w:rPr>
+      </w:pPr>
+      <w:r>
+        <w:rPr>
+          <w:rFonts w:ascii="Courier New" w:hAnsi="Courier New" w:cs="Courier New"/>
+        </w:rPr>
+        <w:lastRenderedPageBreak/>
+        <w:t>}</w:t>
+      </w:r>
+    </w:p>
+    <w:p>
+      <w:pPr>
+        <w:spacing w:line="276" w:lineRule="auto"/>
+        <w:rPr>
+          <w:rFonts w:ascii="Courier New" w:hAnsi="Courier New" w:cs="Courier New"/>
+        </w:rPr>
+      </w:pPr>
+      <w:r>
+        <w:rPr>
+          <w:rFonts w:ascii="Courier New" w:hAnsi="Courier New" w:cs="Courier New"/>
+        </w:rPr>
+        <w:t xml:space="preserve"> </w:t>
+      </w:r>
+    </w:p>
+    <w:p>
+      <w:pPr>
+        <w:spacing w:line="276" w:lineRule="auto"/>
+        <w:rPr>
+          <w:rFonts w:ascii="Courier New" w:hAnsi="Courier New" w:cs="Courier New"/>
+        </w:rPr>
+      </w:pPr>
+      <w:proofErr w:type="spellStart"/>
+      <w:r>
+        <w:rPr>
+          <w:rFonts w:ascii="Courier New" w:hAnsi="Courier New" w:cs="Courier New"/>
+        </w:rPr>
+        <w:t>void</w:t>
+      </w:r>
+      <w:proofErr w:type="spellEnd"/>
+      <w:r>
+        <w:rPr>
+          <w:rFonts w:ascii="Courier New" w:hAnsi="Courier New" w:cs="Courier New"/>
+        </w:rPr>
+        <w:t xml:space="preserve"> </w:t>
+      </w:r>
+      <w:proofErr w:type="spellStart"/>
+      <w:r>
+        <w:rPr>
+          <w:rFonts w:ascii="Courier New" w:hAnsi="Courier New" w:cs="Courier New"/>
+        </w:rPr>
+        <w:t>printVertex</w:t>
+      </w:r>
+      <w:proofErr w:type="spellEnd"/>
+      <w:r>
+        <w:rPr>
+          <w:rFonts w:ascii="Courier New" w:hAnsi="Courier New" w:cs="Courier New"/>
+        </w:rPr>
+        <w:t>(</w:t>
+      </w:r>
+      <w:proofErr w:type="spellStart"/>
+      <w:r>
+        <w:rPr>
+          <w:rFonts w:ascii="Courier New" w:hAnsi="Courier New" w:cs="Courier New"/>
+        </w:rPr>
+        <w:t>const</w:t>
+      </w:r>
+      <w:proofErr w:type="spellEnd"/>
+      <w:r>
+        <w:rPr>
+          <w:rFonts w:ascii="Courier New" w:hAnsi="Courier New" w:cs="Courier New"/>
+        </w:rPr>
+        <w:t xml:space="preserve"> </w:t>
+      </w:r>
+      <w:proofErr w:type="spellStart"/>
+      <w:r>
+        <w:rPr>
+          <w:rFonts w:ascii="Courier New" w:hAnsi="Courier New" w:cs="Courier New"/>
+        </w:rPr>
+        <w:t>quadraticFunctionClass</w:t>
+      </w:r>
+      <w:proofErr w:type="spellEnd"/>
+      <w:r>
+        <w:rPr>
+          <w:rFonts w:ascii="Courier New" w:hAnsi="Courier New" w:cs="Courier New"/>
+        </w:rPr>
+        <w:t xml:space="preserve"> &amp;f) {</w:t>
+      </w:r>
+    </w:p>
+    <w:p>
+      <w:pPr>
+        <w:spacing w:line="276" w:lineRule="auto"/>
+        <w:rPr>
+          <w:rFonts w:ascii="Courier New" w:hAnsi="Courier New" w:cs="Courier New"/>
+        </w:rPr>
+      </w:pPr>
+      <w:r>
+        <w:rPr>
+          <w:rFonts w:ascii="Courier New" w:hAnsi="Courier New" w:cs="Courier New"/>
+        </w:rPr>
+        <w:t xml:space="preserve">    </w:t>
+      </w:r>
+      <w:proofErr w:type="spellStart"/>
+      <w:r>
+        <w:rPr>
+          <w:rFonts w:ascii="Courier New" w:hAnsi="Courier New" w:cs="Courier New"/>
+        </w:rPr>
+        <w:t>quadraticFunction</w:t>
+      </w:r>
+      <w:proofErr w:type="spellEnd"/>
+      <w:r>
+        <w:rPr>
+          <w:rFonts w:ascii="Courier New" w:hAnsi="Courier New" w:cs="Courier New"/>
+        </w:rPr>
+        <w:t xml:space="preserve"> </w:t>
+      </w:r>
+      <w:proofErr w:type="spellStart"/>
+      <w:r>
+        <w:rPr>
+          <w:rFonts w:ascii="Courier New" w:hAnsi="Courier New" w:cs="Courier New"/>
+        </w:rPr>
+        <w:t>func</w:t>
+      </w:r>
+      <w:proofErr w:type="spellEnd"/>
+      <w:r>
+        <w:rPr>
+          <w:rFonts w:ascii="Courier New" w:hAnsi="Courier New" w:cs="Courier New"/>
+        </w:rPr>
+        <w:t xml:space="preserve"> = </w:t>
+      </w:r>
+      <w:proofErr w:type="spellStart"/>
+      <w:r>
+        <w:rPr>
+          <w:rFonts w:ascii="Courier New" w:hAnsi="Courier New" w:cs="Courier New"/>
+        </w:rPr>
+        <w:t>f.getStruct</w:t>
+      </w:r>
+      <w:proofErr w:type="spellEnd"/>
+      <w:r>
+        <w:rPr>
+          <w:rFonts w:ascii="Courier New" w:hAnsi="Courier New" w:cs="Courier New"/>
+        </w:rPr>
+        <w:t>();</w:t>
+      </w:r>
+    </w:p>
+    <w:p>
+      <w:pPr>
+        <w:spacing w:line="276" w:lineRule="auto"/>
+        <w:rPr>
+          <w:rFonts w:ascii="Courier New" w:hAnsi="Courier New" w:cs="Courier New"/>
+        </w:rPr>
+      </w:pPr>
+      <w:r>
+        <w:rPr>
+          <w:rFonts w:ascii="Courier New" w:hAnsi="Courier New" w:cs="Courier New"/>
+        </w:rPr>
+        <w:t xml:space="preserve"> </w:t>
+      </w:r>
+    </w:p>
+    <w:p>
+      <w:pPr>
+        <w:spacing w:line="276" w:lineRule="auto"/>
+        <w:rPr>
+          <w:rFonts w:ascii="Courier New" w:hAnsi="Courier New" w:cs="Courier New"/>
+        </w:rPr>
+      </w:pPr>
+      <w:r>
+        <w:rPr>
+          <w:rFonts w:ascii="Courier New" w:hAnsi="Courier New" w:cs="Courier New"/>
+        </w:rPr>
+        <w:t xml:space="preserve">    </w:t>
+      </w:r>
+      <w:proofErr w:type="spellStart"/>
+      <w:r>
+        <w:rPr>
+          <w:rFonts w:ascii="Courier New" w:hAnsi="Courier New" w:cs="Courier New"/>
+        </w:rPr>
+        <w:t>double</w:t>
+      </w:r>
+      <w:proofErr w:type="spellEnd"/>
+      <w:r>
+        <w:rPr>
+          <w:rFonts w:ascii="Courier New" w:hAnsi="Courier New" w:cs="Courier New"/>
+        </w:rPr>
+        <w:t xml:space="preserve"> D = </w:t>
+      </w:r>
+      <w:proofErr w:type="spellStart"/>
+      <w:r>
+        <w:rPr>
+          <w:rFonts w:ascii="Courier New" w:hAnsi="Courier New" w:cs="Courier New"/>
+        </w:rPr>
+        <w:t>discriminant</w:t>
+      </w:r>
+      <w:proofErr w:type="spellEnd"/>
+      <w:r>
+        <w:rPr>
+          <w:rFonts w:ascii="Courier New" w:hAnsi="Courier New" w:cs="Courier New"/>
+        </w:rPr>
+        <w:t>(f);</w:t>
+      </w:r>
+    </w:p>
+    <w:p>
+      <w:pPr>
+        <w:spacing w:line="276" w:lineRule="auto"/>
+        <w:rPr>
+          <w:rFonts w:ascii="Courier New" w:hAnsi="Courier New" w:cs="Courier New"/>
+        </w:rPr>
+      </w:pPr>
+      <w:r>
+        <w:rPr>
+          <w:rFonts w:ascii="Courier New" w:hAnsi="Courier New" w:cs="Courier New"/>
+        </w:rPr>
+        <w:t xml:space="preserve"> </w:t>
+      </w:r>
+    </w:p>
+    <w:p>
+      <w:pPr>
+        <w:spacing w:line="276" w:lineRule="auto"/>
+        <w:rPr>
+          <w:rFonts w:ascii="Courier New" w:hAnsi="Courier New" w:cs="Courier New"/>
+        </w:rPr>
+      </w:pPr>
+      <w:r>
+        <w:rPr>
+          <w:rFonts w:ascii="Courier New" w:hAnsi="Courier New" w:cs="Courier New"/>
+        </w:rPr>
+        <w:t xml:space="preserve">    </w:t>
+      </w:r>
+      <w:proofErr w:type="spellStart"/>
+      <w:r>
+        <w:rPr>
+          <w:rFonts w:ascii="Courier New" w:hAnsi="Courier New" w:cs="Courier New"/>
+        </w:rPr>
+        <w:t>std</w:t>
+      </w:r>
+      <w:proofErr w:type="spellEnd"/>
+      <w:r>
+        <w:rPr>
+          <w:rFonts w:ascii="Courier New" w:hAnsi="Courier New" w:cs="Courier New"/>
+        </w:rPr>
+        <w:t>::</w:t>
+      </w:r>
+      <w:proofErr w:type="spellStart"/>
+      <w:r>
+        <w:rPr>
+          <w:rFonts w:ascii="Courier New" w:hAnsi="Courier New" w:cs="Courier New"/>
+        </w:rPr>
+        <w:t>cout</w:t>
+      </w:r>
+      <w:proofErr w:type="spellEnd"/>
+      <w:r>
+        <w:rPr>
+          <w:rFonts w:ascii="Courier New" w:hAnsi="Courier New" w:cs="Courier New"/>
+        </w:rPr>
+        <w:t xml:space="preserve"> &lt;&lt; "</w:t>
+      </w:r>
+      <w:proofErr w:type="spellStart"/>
+      <w:r>
+        <w:rPr>
+          <w:rFonts w:ascii="Courier New" w:hAnsi="Courier New" w:cs="Courier New"/>
+        </w:rPr>
+        <w:t>Vertex</w:t>
+      </w:r>
+      <w:proofErr w:type="spellEnd"/>
+      <w:r>
+        <w:rPr>
+          <w:rFonts w:ascii="Courier New" w:hAnsi="Courier New" w:cs="Courier New"/>
+        </w:rPr>
+        <w:t>: ("</w:t>
+      </w:r>
+    </w:p>
+    <w:p>
+      <w:pPr>
+        <w:spacing w:line="276" w:lineRule="auto"/>
+        <w:rPr>
+          <w:rFonts w:ascii="Courier New" w:hAnsi="Courier New" w:cs="Courier New"/>
+        </w:rPr>
+      </w:pPr>
+      <w:r>
+        <w:rPr>
+          <w:rFonts w:ascii="Courier New" w:hAnsi="Courier New" w:cs="Courier New"/>
+        </w:rPr>
+        <w:t xml:space="preserve">              &lt;&lt; -</w:t>
+      </w:r>
+      <w:proofErr w:type="spellStart"/>
+      <w:r>
+        <w:rPr>
+          <w:rFonts w:ascii="Courier New" w:hAnsi="Courier New" w:cs="Courier New"/>
+        </w:rPr>
+        <w:t>func.b</w:t>
+      </w:r>
+      <w:proofErr w:type="spellEnd"/>
+      <w:r>
+        <w:rPr>
+          <w:rFonts w:ascii="Courier New" w:hAnsi="Courier New" w:cs="Courier New"/>
+        </w:rPr>
+        <w:t xml:space="preserve"> / (2 * </w:t>
+      </w:r>
+      <w:proofErr w:type="spellStart"/>
+      <w:r>
+        <w:rPr>
+          <w:rFonts w:ascii="Courier New" w:hAnsi="Courier New" w:cs="Courier New"/>
+        </w:rPr>
+        <w:t>func.a</w:t>
+      </w:r>
+      <w:proofErr w:type="spellEnd"/>
+      <w:r>
+        <w:rPr>
+          <w:rFonts w:ascii="Courier New" w:hAnsi="Courier New" w:cs="Courier New"/>
+        </w:rPr>
+        <w:t>)</w:t>
+      </w:r>
+    </w:p>
+    <w:p>
+      <w:pPr>
+        <w:spacing w:line="276" w:lineRule="auto"/>
+        <w:rPr>
+          <w:rFonts w:ascii="Courier New" w:hAnsi="Courier New" w:cs="Courier New"/>
+        </w:rPr>
+      </w:pPr>
+      <w:r>
+        <w:rPr>
+          <w:rFonts w:ascii="Courier New" w:hAnsi="Courier New" w:cs="Courier New"/>
+        </w:rPr>
+        <w:t xml:space="preserve">              &lt;&lt; ", "</w:t>
+      </w:r>
+    </w:p>
+    <w:p>
+      <w:pPr>
+        <w:spacing w:line="276" w:lineRule="auto"/>
+        <w:rPr>
+          <w:rFonts w:ascii="Courier New" w:hAnsi="Courier New" w:cs="Courier New"/>
+        </w:rPr>
+      </w:pPr>
+      <w:r>
+        <w:rPr>
+          <w:rFonts w:ascii="Courier New" w:hAnsi="Courier New" w:cs="Courier New"/>
+        </w:rPr>
+        <w:t xml:space="preserve">              &lt;&lt; -D / (4 * </w:t>
+      </w:r>
+      <w:proofErr w:type="spellStart"/>
+      <w:r>
+        <w:rPr>
+          <w:rFonts w:ascii="Courier New" w:hAnsi="Courier New" w:cs="Courier New"/>
+        </w:rPr>
+        <w:t>func.a</w:t>
+      </w:r>
+      <w:proofErr w:type="spellEnd"/>
+      <w:r>
+        <w:rPr>
+          <w:rFonts w:ascii="Courier New" w:hAnsi="Courier New" w:cs="Courier New"/>
+        </w:rPr>
+        <w:t>)</w:t>
+      </w:r>
+    </w:p>
+    <w:p>
+      <w:pPr>
+        <w:spacing w:line="276" w:lineRule="auto"/>
+        <w:rPr>
+          <w:rFonts w:ascii="Courier New" w:hAnsi="Courier New" w:cs="Courier New"/>
+        </w:rPr>
+      </w:pPr>
+      <w:r>
+        <w:rPr>
+          <w:rFonts w:ascii="Courier New" w:hAnsi="Courier New" w:cs="Courier New"/>
+        </w:rPr>
+        <w:t xml:space="preserve">              &lt;&lt; ")"</w:t>
+      </w:r>
+    </w:p>
+    <w:p>
+      <w:pPr>
+        <w:spacing w:line="276" w:lineRule="auto"/>
+        <w:rPr>
+          <w:rFonts w:ascii="Courier New" w:hAnsi="Courier New" w:cs="Courier New"/>
+        </w:rPr>
+      </w:pPr>
+      <w:r>
+        <w:rPr>
+          <w:rFonts w:ascii="Courier New" w:hAnsi="Courier New" w:cs="Courier New"/>
+        </w:rPr>
+        <w:t xml:space="preserve">              &lt;&lt; </w:t>
+      </w:r>
+      <w:proofErr w:type="spellStart"/>
+      <w:r>
+        <w:rPr>
+          <w:rFonts w:ascii="Courier New" w:hAnsi="Courier New" w:cs="Courier New"/>
+        </w:rPr>
+        <w:t>std</w:t>
+      </w:r>
+      <w:proofErr w:type="spellEnd"/>
+      <w:r>
+        <w:rPr>
+          <w:rFonts w:ascii="Courier New" w:hAnsi="Courier New" w:cs="Courier New"/>
+        </w:rPr>
+        <w:t>::</w:t>
+      </w:r>
+      <w:proofErr w:type="spellStart"/>
+      <w:r>
+        <w:rPr>
+          <w:rFonts w:ascii="Courier New" w:hAnsi="Courier New" w:cs="Courier New"/>
+        </w:rPr>
+        <w:t>endl</w:t>
+      </w:r>
+      <w:proofErr w:type="spellEnd"/>
+      <w:r>
+        <w:rPr>
+          <w:rFonts w:ascii="Courier New" w:hAnsi="Courier New" w:cs="Courier New"/>
+        </w:rPr>
+        <w:t>;</w:t>
+      </w:r>
+    </w:p>
+    <w:p>
+      <w:pPr>
+        <w:spacing w:line="276" w:lineRule="auto"/>
+        <w:rPr>
+          <w:rFonts w:ascii="Courier New" w:hAnsi="Courier New" w:cs="Courier New"/>
+        </w:rPr>
+      </w:pPr>
+      <w:r>
+        <w:rPr>
+          <w:rFonts w:ascii="Courier New" w:hAnsi="Courier New" w:cs="Courier New"/>
+        </w:rPr>
+        <w:t>}</w:t>
+      </w:r>
+    </w:p>
+    <w:p>
+      <w:pPr>
+        <w:spacing w:line="276" w:lineRule="auto"/>
+        <w:rPr>
+          <w:rFonts w:ascii="Courier New" w:hAnsi="Courier New" w:cs="Courier New"/>
+        </w:rPr>
+      </w:pPr>
+      <w:r>
+        <w:rPr>
+          <w:rFonts w:ascii="Courier New" w:hAnsi="Courier New" w:cs="Courier New"/>
+        </w:rPr>
+        <w:t xml:space="preserve"> </w:t>
+      </w:r>
+    </w:p>
+    <w:p>
+      <w:pPr>
+        <w:spacing w:line="276" w:lineRule="auto"/>
+        <w:rPr>
+          <w:rFonts w:ascii="Courier New" w:hAnsi="Courier New" w:cs="Courier New"/>
+        </w:rPr>
+      </w:pPr>
+      <w:proofErr w:type="spellStart"/>
+      <w:r>
+        <w:rPr>
+          <w:rFonts w:ascii="Courier New" w:hAnsi="Courier New" w:cs="Courier New"/>
+        </w:rPr>
+        <w:t>void</w:t>
+      </w:r>
+      <w:proofErr w:type="spellEnd"/>
+      <w:r>
+        <w:rPr>
+          <w:rFonts w:ascii="Courier New" w:hAnsi="Courier New" w:cs="Courier New"/>
+        </w:rPr>
+        <w:t xml:space="preserve"> </w:t>
+      </w:r>
+      <w:proofErr w:type="spellStart"/>
+      <w:r>
+        <w:rPr>
+          <w:rFonts w:ascii="Courier New" w:hAnsi="Courier New" w:cs="Courier New"/>
+        </w:rPr>
+        <w:t>printRoots</w:t>
+      </w:r>
+      <w:proofErr w:type="spellEnd"/>
+      <w:r>
+        <w:rPr>
+          <w:rFonts w:ascii="Courier New" w:hAnsi="Courier New" w:cs="Courier New"/>
+        </w:rPr>
+        <w:t>(</w:t>
+      </w:r>
+      <w:proofErr w:type="spellStart"/>
+      <w:r>
+        <w:rPr>
+          <w:rFonts w:ascii="Courier New" w:hAnsi="Courier New" w:cs="Courier New"/>
+        </w:rPr>
+        <w:t>double</w:t>
+      </w:r>
+      <w:proofErr w:type="spellEnd"/>
+      <w:r>
+        <w:rPr>
+          <w:rFonts w:ascii="Courier New" w:hAnsi="Courier New" w:cs="Courier New"/>
+        </w:rPr>
+        <w:t xml:space="preserve"> </w:t>
+      </w:r>
+      <w:proofErr w:type="spellStart"/>
+      <w:r>
+        <w:rPr>
+          <w:rFonts w:ascii="Courier New" w:hAnsi="Courier New" w:cs="Courier New"/>
+        </w:rPr>
+        <w:t>rootsArray</w:t>
+      </w:r>
+      <w:proofErr w:type="spellEnd"/>
+      <w:r>
+        <w:rPr>
+          <w:rFonts w:ascii="Courier New" w:hAnsi="Courier New" w:cs="Courier New"/>
+        </w:rPr>
+        <w:t xml:space="preserve">[2], </w:t>
+      </w:r>
+      <w:proofErr w:type="spellStart"/>
+      <w:r>
+        <w:rPr>
+          <w:rFonts w:ascii="Courier New" w:hAnsi="Courier New" w:cs="Courier New"/>
+        </w:rPr>
+        <w:t>int</w:t>
+      </w:r>
+      <w:proofErr w:type="spellEnd"/>
+      <w:r>
+        <w:rPr>
+          <w:rFonts w:ascii="Courier New" w:hAnsi="Courier New" w:cs="Courier New"/>
+        </w:rPr>
+        <w:t xml:space="preserve"> </w:t>
+      </w:r>
+      <w:proofErr w:type="spellStart"/>
+      <w:r>
+        <w:rPr>
+          <w:rFonts w:ascii="Courier New" w:hAnsi="Courier New" w:cs="Courier New"/>
+        </w:rPr>
+        <w:t>count</w:t>
+      </w:r>
+      <w:proofErr w:type="spellEnd"/>
+      <w:r>
+        <w:rPr>
+          <w:rFonts w:ascii="Courier New" w:hAnsi="Courier New" w:cs="Courier New"/>
+        </w:rPr>
+        <w:t>) {</w:t>
+      </w:r>
+    </w:p>
+    <w:p>
+      <w:pPr>
+        <w:spacing w:line="276" w:lineRule="auto"/>
+        <w:rPr>
+          <w:rFonts w:ascii="Courier New" w:hAnsi="Courier New" w:cs="Courier New"/>
+        </w:rPr>
+      </w:pPr>
+      <w:r>
+        <w:rPr>
+          <w:rFonts w:ascii="Courier New" w:hAnsi="Courier New" w:cs="Courier New"/>
+        </w:rPr>
+        <w:t xml:space="preserve">    </w:t>
+      </w:r>
+      <w:proofErr w:type="spellStart"/>
+      <w:r>
+        <w:rPr>
+          <w:rFonts w:ascii="Courier New" w:hAnsi="Courier New" w:cs="Courier New"/>
+        </w:rPr>
+        <w:t>if</w:t>
+      </w:r>
+      <w:proofErr w:type="spellEnd"/>
+      <w:r>
+        <w:rPr>
+          <w:rFonts w:ascii="Courier New" w:hAnsi="Courier New" w:cs="Courier New"/>
+        </w:rPr>
+        <w:t xml:space="preserve"> (</w:t>
+      </w:r>
+      <w:proofErr w:type="spellStart"/>
+      <w:r>
+        <w:rPr>
+          <w:rFonts w:ascii="Courier New" w:hAnsi="Courier New" w:cs="Courier New"/>
+        </w:rPr>
+        <w:t>count</w:t>
+      </w:r>
+      <w:proofErr w:type="spellEnd"/>
+      <w:r>
+        <w:rPr>
+          <w:rFonts w:ascii="Courier New" w:hAnsi="Courier New" w:cs="Courier New"/>
+        </w:rPr>
+        <w:t xml:space="preserve"> == 0) {</w:t>
+      </w:r>
+    </w:p>
+    <w:p>
+      <w:pPr>
+        <w:spacing w:line="276" w:lineRule="auto"/>
+        <w:rPr>
+          <w:rFonts w:ascii="Courier New" w:hAnsi="Courier New" w:cs="Courier New"/>
+        </w:rPr>
+      </w:pPr>
+      <w:r>
+        <w:rPr>
+          <w:rFonts w:ascii="Courier New" w:hAnsi="Courier New" w:cs="Courier New"/>
+        </w:rPr>
+        <w:t xml:space="preserve">        </w:t>
+      </w:r>
+      <w:proofErr w:type="spellStart"/>
+      <w:r>
+        <w:rPr>
+          <w:rFonts w:ascii="Courier New" w:hAnsi="Courier New" w:cs="Courier New"/>
+        </w:rPr>
+        <w:t>std</w:t>
+      </w:r>
+      <w:proofErr w:type="spellEnd"/>
+      <w:r>
+        <w:rPr>
+          <w:rFonts w:ascii="Courier New" w:hAnsi="Courier New" w:cs="Courier New"/>
+        </w:rPr>
+        <w:t>::</w:t>
+      </w:r>
+      <w:proofErr w:type="spellStart"/>
+      <w:r>
+        <w:rPr>
+          <w:rFonts w:ascii="Courier New" w:hAnsi="Courier New" w:cs="Courier New"/>
+        </w:rPr>
+        <w:t>cout</w:t>
+      </w:r>
+      <w:proofErr w:type="spellEnd"/>
+      <w:r>
+        <w:rPr>
+          <w:rFonts w:ascii="Courier New" w:hAnsi="Courier New" w:cs="Courier New"/>
+        </w:rPr>
+        <w:t xml:space="preserve"> &lt;&lt; "</w:t>
+      </w:r>
+      <w:proofErr w:type="spellStart"/>
+      <w:r>
+        <w:rPr>
+          <w:rFonts w:ascii="Courier New" w:hAnsi="Courier New" w:cs="Courier New"/>
+        </w:rPr>
+        <w:t>Roots</w:t>
+      </w:r>
+      <w:proofErr w:type="spellEnd"/>
+      <w:r>
+        <w:rPr>
+          <w:rFonts w:ascii="Courier New" w:hAnsi="Courier New" w:cs="Courier New"/>
+        </w:rPr>
+        <w:t xml:space="preserve">: </w:t>
+      </w:r>
+      <w:proofErr w:type="spellStart"/>
+      <w:r>
+        <w:rPr>
+          <w:rFonts w:ascii="Courier New" w:hAnsi="Courier New" w:cs="Courier New"/>
+        </w:rPr>
+        <w:t>no</w:t>
+      </w:r>
+      <w:proofErr w:type="spellEnd"/>
+      <w:r>
+        <w:rPr>
+          <w:rFonts w:ascii="Courier New" w:hAnsi="Courier New" w:cs="Courier New"/>
+        </w:rPr>
+        <w:t xml:space="preserve"> </w:t>
+      </w:r>
+      <w:proofErr w:type="spellStart"/>
+      <w:r>
+        <w:rPr>
+          <w:rFonts w:ascii="Courier New" w:hAnsi="Courier New" w:cs="Courier New"/>
+        </w:rPr>
+        <w:t>roots</w:t>
+      </w:r>
+      <w:proofErr w:type="spellEnd"/>
+      <w:r>
+        <w:rPr>
+          <w:rFonts w:ascii="Courier New" w:hAnsi="Courier New" w:cs="Courier New"/>
+        </w:rPr>
+        <w:t xml:space="preserve">" &lt;&lt; </w:t>
+      </w:r>
+      <w:proofErr w:type="spellStart"/>
+      <w:r>
+        <w:rPr>
+          <w:rFonts w:ascii="Courier New" w:hAnsi="Courier New" w:cs="Courier New"/>
+        </w:rPr>
+        <w:t>std</w:t>
+      </w:r>
+      <w:proofErr w:type="spellEnd"/>
+      <w:r>
+        <w:rPr>
+          <w:rFonts w:ascii="Courier New" w:hAnsi="Courier New" w:cs="Courier New"/>
+        </w:rPr>
+        <w:t>::</w:t>
+      </w:r>
+      <w:proofErr w:type="spellStart"/>
+      <w:r>
+        <w:rPr>
+          <w:rFonts w:ascii="Courier New" w:hAnsi="Courier New" w:cs="Courier New"/>
+        </w:rPr>
+        <w:t>endl</w:t>
+      </w:r>
+      <w:proofErr w:type="spellEnd"/>
+      <w:r>
+        <w:rPr>
+          <w:rFonts w:ascii="Courier New" w:hAnsi="Courier New" w:cs="Courier New"/>
+        </w:rPr>
+        <w:t>;</w:t>
+      </w:r>
+    </w:p>
+    <w:p>
+      <w:pPr>
+        <w:spacing w:line="276" w:lineRule="auto"/>
+        <w:rPr>
+          <w:rFonts w:ascii="Courier New" w:hAnsi="Courier New" w:cs="Courier New"/>
+        </w:rPr>
+      </w:pPr>
+      <w:r>
+        <w:rPr>
+          <w:rFonts w:ascii="Courier New" w:hAnsi="Courier New" w:cs="Courier New"/>
+        </w:rPr>
+        <w:t xml:space="preserve">    }</w:t>
+      </w:r>
+    </w:p>
+    <w:p>
+      <w:pPr>
+        <w:spacing w:line="276" w:lineRule="auto"/>
+        <w:rPr>
+          <w:rFonts w:ascii="Courier New" w:hAnsi="Courier New" w:cs="Courier New"/>
+        </w:rPr>
+      </w:pPr>
+      <w:r>
+        <w:rPr>
+          <w:rFonts w:ascii="Courier New" w:hAnsi="Courier New" w:cs="Courier New"/>
+        </w:rPr>
+        <w:t xml:space="preserve"> </w:t>
+      </w:r>
+    </w:p>
+    <w:p>
+      <w:pPr>
+        <w:spacing w:line="276" w:lineRule="auto"/>
+        <w:rPr>
+          <w:rFonts w:ascii="Courier New" w:hAnsi="Courier New" w:cs="Courier New"/>
+        </w:rPr>
+      </w:pPr>
+      <w:r>
+        <w:rPr>
+          <w:rFonts w:ascii="Courier New" w:hAnsi="Courier New" w:cs="Courier New"/>
+        </w:rPr>
+        <w:t xml:space="preserve">    </w:t>
+      </w:r>
+      <w:proofErr w:type="spellStart"/>
+      <w:r>
+        <w:rPr>
+          <w:rFonts w:ascii="Courier New" w:hAnsi="Courier New" w:cs="Courier New"/>
+        </w:rPr>
+        <w:t>else</w:t>
+      </w:r>
+      <w:proofErr w:type="spellEnd"/>
+      <w:r>
+        <w:rPr>
+          <w:rFonts w:ascii="Courier New" w:hAnsi="Courier New" w:cs="Courier New"/>
+        </w:rPr>
+        <w:t xml:space="preserve"> </w:t>
+      </w:r>
+      <w:proofErr w:type="spellStart"/>
+      <w:r>
+        <w:rPr>
+          <w:rFonts w:ascii="Courier New" w:hAnsi="Courier New" w:cs="Courier New"/>
+        </w:rPr>
+        <w:t>if</w:t>
+      </w:r>
+      <w:proofErr w:type="spellEnd"/>
+      <w:r>
+        <w:rPr>
+          <w:rFonts w:ascii="Courier New" w:hAnsi="Courier New" w:cs="Courier New"/>
+        </w:rPr>
+        <w:t xml:space="preserve"> (</w:t>
+      </w:r>
+      <w:proofErr w:type="spellStart"/>
+      <w:r>
+        <w:rPr>
+          <w:rFonts w:ascii="Courier New" w:hAnsi="Courier New" w:cs="Courier New"/>
+        </w:rPr>
+        <w:t>count</w:t>
+      </w:r>
+      <w:proofErr w:type="spellEnd"/>
+      <w:r>
+        <w:rPr>
+          <w:rFonts w:ascii="Courier New" w:hAnsi="Courier New" w:cs="Courier New"/>
+        </w:rPr>
+        <w:t xml:space="preserve"> == 1) {</w:t>
+      </w:r>
+    </w:p>
+    <w:p>
+      <w:pPr>
+        <w:spacing w:line="276" w:lineRule="auto"/>
+        <w:rPr>
+          <w:rFonts w:ascii="Courier New" w:hAnsi="Courier New" w:cs="Courier New"/>
+        </w:rPr>
+      </w:pPr>
+      <w:r>
+        <w:rPr>
+          <w:rFonts w:ascii="Courier New" w:hAnsi="Courier New" w:cs="Courier New"/>
+        </w:rPr>
+        <w:t xml:space="preserve">        </w:t>
+      </w:r>
+      <w:proofErr w:type="spellStart"/>
+      <w:r>
+        <w:rPr>
+          <w:rFonts w:ascii="Courier New" w:hAnsi="Courier New" w:cs="Courier New"/>
+        </w:rPr>
+        <w:t>std</w:t>
+      </w:r>
+      <w:proofErr w:type="spellEnd"/>
+      <w:r>
+        <w:rPr>
+          <w:rFonts w:ascii="Courier New" w:hAnsi="Courier New" w:cs="Courier New"/>
+        </w:rPr>
+        <w:t>::</w:t>
+      </w:r>
+      <w:proofErr w:type="spellStart"/>
+      <w:r>
+        <w:rPr>
+          <w:rFonts w:ascii="Courier New" w:hAnsi="Courier New" w:cs="Courier New"/>
+        </w:rPr>
+        <w:t>cout</w:t>
+      </w:r>
+      <w:proofErr w:type="spellEnd"/>
+      <w:r>
+        <w:rPr>
+          <w:rFonts w:ascii="Courier New" w:hAnsi="Courier New" w:cs="Courier New"/>
+        </w:rPr>
+        <w:t xml:space="preserve"> &lt;&lt; "</w:t>
+      </w:r>
+      <w:proofErr w:type="spellStart"/>
+      <w:r>
+        <w:rPr>
+          <w:rFonts w:ascii="Courier New" w:hAnsi="Courier New" w:cs="Courier New"/>
+        </w:rPr>
+        <w:t>Roots</w:t>
+      </w:r>
+      <w:proofErr w:type="spellEnd"/>
+      <w:r>
+        <w:rPr>
+          <w:rFonts w:ascii="Courier New" w:hAnsi="Courier New" w:cs="Courier New"/>
+        </w:rPr>
+        <w:t xml:space="preserve">: (" &lt;&lt; </w:t>
+      </w:r>
+      <w:proofErr w:type="spellStart"/>
+      <w:r>
+        <w:rPr>
+          <w:rFonts w:ascii="Courier New" w:hAnsi="Courier New" w:cs="Courier New"/>
+        </w:rPr>
+        <w:t>rootsArray</w:t>
+      </w:r>
+      <w:proofErr w:type="spellEnd"/>
+      <w:r>
+        <w:rPr>
+          <w:rFonts w:ascii="Courier New" w:hAnsi="Courier New" w:cs="Courier New"/>
+        </w:rPr>
+        <w:t xml:space="preserve">[0] &lt;&lt; ")" &lt;&lt; </w:t>
+      </w:r>
+      <w:proofErr w:type="spellStart"/>
+      <w:r>
+        <w:rPr>
+          <w:rFonts w:ascii="Courier New" w:hAnsi="Courier New" w:cs="Courier New"/>
+        </w:rPr>
+        <w:t>std</w:t>
+      </w:r>
+      <w:proofErr w:type="spellEnd"/>
+      <w:r>
+        <w:rPr>
+          <w:rFonts w:ascii="Courier New" w:hAnsi="Courier New" w:cs="Courier New"/>
+        </w:rPr>
+        <w:t>::</w:t>
+      </w:r>
+      <w:proofErr w:type="spellStart"/>
+      <w:r>
+        <w:rPr>
+          <w:rFonts w:ascii="Courier New" w:hAnsi="Courier New" w:cs="Courier New"/>
+        </w:rPr>
+        <w:t>endl</w:t>
+      </w:r>
+      <w:proofErr w:type="spellEnd"/>
+      <w:r>
+        <w:rPr>
+          <w:rFonts w:ascii="Courier New" w:hAnsi="Courier New" w:cs="Courier New"/>
+        </w:rPr>
+        <w:t>;</w:t>
+      </w:r>
+    </w:p>
+    <w:p>
+      <w:pPr>
+        <w:spacing w:line="276" w:lineRule="auto"/>
+        <w:rPr>
+          <w:rFonts w:ascii="Courier New" w:hAnsi="Courier New" w:cs="Courier New"/>
+        </w:rPr>
+      </w:pPr>
+      <w:r>
+        <w:rPr>
+          <w:rFonts w:ascii="Courier New" w:hAnsi="Courier New" w:cs="Courier New"/>
+        </w:rPr>
+        <w:t xml:space="preserve">    }</w:t>
+      </w:r>
+    </w:p>
+    <w:p>
+      <w:pPr>
+        <w:spacing w:line="276" w:lineRule="auto"/>
+        <w:rPr>
+          <w:rFonts w:ascii="Courier New" w:hAnsi="Courier New" w:cs="Courier New"/>
+        </w:rPr>
+      </w:pPr>
+      <w:r>
+        <w:rPr>
+          <w:rFonts w:ascii="Courier New" w:hAnsi="Courier New" w:cs="Courier New"/>
+        </w:rPr>
+        <w:t xml:space="preserve"> </w:t>
+      </w:r>
+    </w:p>
+    <w:p>
+      <w:pPr>
+        <w:spacing w:line="276" w:lineRule="auto"/>
+        <w:rPr>
+          <w:rFonts w:ascii="Courier New" w:hAnsi="Courier New" w:cs="Courier New"/>
+        </w:rPr>
+      </w:pPr>
+      <w:r>
+        <w:rPr>
+          <w:rFonts w:ascii="Courier New" w:hAnsi="Courier New" w:cs="Courier New"/>
+        </w:rPr>
+        <w:t xml:space="preserve">    </w:t>
+      </w:r>
+      <w:proofErr w:type="spellStart"/>
+      <w:r>
+        <w:rPr>
+          <w:rFonts w:ascii="Courier New" w:hAnsi="Courier New" w:cs="Courier New"/>
+        </w:rPr>
+        <w:t>else</w:t>
+      </w:r>
+      <w:proofErr w:type="spellEnd"/>
+      <w:r>
+        <w:rPr>
+          <w:rFonts w:ascii="Courier New" w:hAnsi="Courier New" w:cs="Courier New"/>
+        </w:rPr>
+        <w:t xml:space="preserve"> {</w:t>
+      </w:r>
+    </w:p>
+    <w:p>
+      <w:pPr>
+        <w:spacing w:line="276" w:lineRule="auto"/>
+        <w:rPr>
+          <w:rFonts w:ascii="Courier New" w:hAnsi="Courier New" w:cs="Courier New"/>
+        </w:rPr>
+      </w:pPr>
+      <w:r>
+        <w:rPr>
+          <w:rFonts w:ascii="Courier New" w:hAnsi="Courier New" w:cs="Courier New"/>
+        </w:rPr>
+        <w:t xml:space="preserve">        </w:t>
+      </w:r>
+      <w:proofErr w:type="spellStart"/>
+      <w:r>
+        <w:rPr>
+          <w:rFonts w:ascii="Courier New" w:hAnsi="Courier New" w:cs="Courier New"/>
+        </w:rPr>
+        <w:t>std</w:t>
+      </w:r>
+      <w:proofErr w:type="spellEnd"/>
+      <w:r>
+        <w:rPr>
+          <w:rFonts w:ascii="Courier New" w:hAnsi="Courier New" w:cs="Courier New"/>
+        </w:rPr>
+        <w:t>::</w:t>
+      </w:r>
+      <w:proofErr w:type="spellStart"/>
+      <w:r>
+        <w:rPr>
+          <w:rFonts w:ascii="Courier New" w:hAnsi="Courier New" w:cs="Courier New"/>
+        </w:rPr>
+        <w:t>cout</w:t>
+      </w:r>
+      <w:proofErr w:type="spellEnd"/>
+      <w:r>
+        <w:rPr>
+          <w:rFonts w:ascii="Courier New" w:hAnsi="Courier New" w:cs="Courier New"/>
+        </w:rPr>
+        <w:t xml:space="preserve"> &lt;&lt; "</w:t>
+      </w:r>
+      <w:proofErr w:type="spellStart"/>
+      <w:r>
+        <w:rPr>
+          <w:rFonts w:ascii="Courier New" w:hAnsi="Courier New" w:cs="Courier New"/>
+        </w:rPr>
+        <w:t>Roots</w:t>
+      </w:r>
+      <w:proofErr w:type="spellEnd"/>
+      <w:r>
+        <w:rPr>
+          <w:rFonts w:ascii="Courier New" w:hAnsi="Courier New" w:cs="Courier New"/>
+        </w:rPr>
+        <w:t>: ("</w:t>
+      </w:r>
+    </w:p>
+    <w:p>
+      <w:pPr>
+        <w:spacing w:line="276" w:lineRule="auto"/>
+        <w:rPr>
+          <w:rFonts w:ascii="Courier New" w:hAnsi="Courier New" w:cs="Courier New"/>
+        </w:rPr>
+      </w:pPr>
+      <w:r>
+        <w:rPr>
+          <w:rFonts w:ascii="Courier New" w:hAnsi="Courier New" w:cs="Courier New"/>
+        </w:rPr>
+        <w:t xml:space="preserve">                  &lt;&lt; </w:t>
+      </w:r>
+      <w:proofErr w:type="spellStart"/>
+      <w:r>
+        <w:rPr>
+          <w:rFonts w:ascii="Courier New" w:hAnsi="Courier New" w:cs="Courier New"/>
+        </w:rPr>
+        <w:t>rootsArray</w:t>
+      </w:r>
+      <w:proofErr w:type="spellEnd"/>
+      <w:r>
+        <w:rPr>
+          <w:rFonts w:ascii="Courier New" w:hAnsi="Courier New" w:cs="Courier New"/>
+        </w:rPr>
+        <w:t>[0] &lt;&lt; ", "</w:t>
+      </w:r>
+    </w:p>
+    <w:p>
+      <w:pPr>
+        <w:spacing w:line="276" w:lineRule="auto"/>
+        <w:rPr>
+          <w:rFonts w:ascii="Courier New" w:hAnsi="Courier New" w:cs="Courier New"/>
+        </w:rPr>
+      </w:pPr>
+      <w:r>
+        <w:rPr>
+          <w:rFonts w:ascii="Courier New" w:hAnsi="Courier New" w:cs="Courier New"/>
+        </w:rPr>
+        <w:t xml:space="preserve">                  &lt;&lt; </w:t>
+      </w:r>
+      <w:proofErr w:type="spellStart"/>
+      <w:r>
+        <w:rPr>
+          <w:rFonts w:ascii="Courier New" w:hAnsi="Courier New" w:cs="Courier New"/>
+        </w:rPr>
+        <w:t>rootsArray</w:t>
+      </w:r>
+      <w:proofErr w:type="spellEnd"/>
+      <w:r>
+        <w:rPr>
+          <w:rFonts w:ascii="Courier New" w:hAnsi="Courier New" w:cs="Courier New"/>
+        </w:rPr>
+        <w:t>[1] &lt;&lt; ")"</w:t>
+      </w:r>
+    </w:p>
+    <w:p>
+      <w:pPr>
+        <w:spacing w:line="276" w:lineRule="auto"/>
+        <w:rPr>
+          <w:rFonts w:ascii="Courier New" w:hAnsi="Courier New" w:cs="Courier New"/>
+        </w:rPr>
+      </w:pPr>
+      <w:r>
+        <w:rPr>
+          <w:rFonts w:ascii="Courier New" w:hAnsi="Courier New" w:cs="Courier New"/>
+        </w:rPr>
+        <w:t xml:space="preserve">                  &lt;&lt; </w:t>
+      </w:r>
+      <w:proofErr w:type="spellStart"/>
+      <w:r>
+        <w:rPr>
+          <w:rFonts w:ascii="Courier New" w:hAnsi="Courier New" w:cs="Courier New"/>
+        </w:rPr>
+        <w:t>std</w:t>
+      </w:r>
+      <w:proofErr w:type="spellEnd"/>
+      <w:r>
+        <w:rPr>
+          <w:rFonts w:ascii="Courier New" w:hAnsi="Courier New" w:cs="Courier New"/>
+        </w:rPr>
+        <w:t>::</w:t>
+      </w:r>
+      <w:proofErr w:type="spellStart"/>
+      <w:r>
+        <w:rPr>
+          <w:rFonts w:ascii="Courier New" w:hAnsi="Courier New" w:cs="Courier New"/>
+        </w:rPr>
+        <w:t>endl</w:t>
+      </w:r>
+      <w:proofErr w:type="spellEnd"/>
+      <w:r>
+        <w:rPr>
+          <w:rFonts w:ascii="Courier New" w:hAnsi="Courier New" w:cs="Courier New"/>
+        </w:rPr>
+        <w:t>;</w:t>
+      </w:r>
+    </w:p>
+    <w:p>
+      <w:pPr>
+        <w:spacing w:line="276" w:lineRule="auto"/>
+        <w:rPr>
+          <w:rFonts w:ascii="Courier New" w:hAnsi="Courier New" w:cs="Courier New"/>
+        </w:rPr>
+      </w:pPr>
+      <w:r>
+        <w:rPr>
+          <w:rFonts w:ascii="Courier New" w:hAnsi="Courier New" w:cs="Courier New"/>
+        </w:rPr>
+        <w:t xml:space="preserve">    }</w:t>
+      </w:r>
+    </w:p>
+    <w:p>
+      <w:pPr>
+        <w:spacing w:line="276" w:lineRule="auto"/>
+        <w:rPr>
+          <w:rFonts w:ascii="Courier New" w:hAnsi="Courier New" w:cs="Courier New"/>
+        </w:rPr>
+      </w:pPr>
+      <w:r>
+        <w:rPr>
+          <w:rFonts w:ascii="Courier New" w:hAnsi="Courier New" w:cs="Courier New"/>
+        </w:rPr>
+        <w:t>}</w:t>
+      </w:r>
+    </w:p>
+    <w:p>
+      <w:pPr>
+        <w:spacing w:line="276" w:lineRule="auto"/>
+        <w:rPr>
+          <w:rFonts w:ascii="Courier New" w:hAnsi="Courier New" w:cs="Courier New"/>
+        </w:rPr>
+      </w:pPr>
+      <w:r>
+        <w:rPr>
+          <w:rFonts w:ascii="Courier New" w:hAnsi="Courier New" w:cs="Courier New"/>
+        </w:rPr>
+        <w:lastRenderedPageBreak/>
+        <w:t xml:space="preserve"> </w:t>
+      </w:r>
+    </w:p>
+    <w:p>
+      <w:pPr>
+        <w:spacing w:line="276" w:lineRule="auto"/>
+        <w:rPr>
+          <w:rFonts w:ascii="Courier New" w:hAnsi="Courier New" w:cs="Courier New"/>
+        </w:rPr>
+      </w:pPr>
+      <w:r>
+        <w:rPr>
+          <w:rFonts w:ascii="Courier New" w:hAnsi="Courier New" w:cs="Courier New"/>
+        </w:rPr>
+        <w:t xml:space="preserve"> </w:t>
+      </w:r>
+    </w:p>
+    <w:p>
+      <w:pPr>
+        <w:spacing w:line="276" w:lineRule="auto"/>
+        <w:rPr>
+          <w:rFonts w:ascii="Courier New" w:hAnsi="Courier New" w:cs="Courier New"/>
+        </w:rPr>
+      </w:pPr>
+      <w:proofErr w:type="spellStart"/>
+      <w:r>
+        <w:rPr>
+          <w:rFonts w:ascii="Courier New" w:hAnsi="Courier New" w:cs="Courier New"/>
+        </w:rPr>
+        <w:t>int</w:t>
+      </w:r>
+      <w:proofErr w:type="spellEnd"/>
+      <w:r>
+        <w:rPr>
+          <w:rFonts w:ascii="Courier New" w:hAnsi="Courier New" w:cs="Courier New"/>
+        </w:rPr>
+        <w:t xml:space="preserve"> </w:t>
+      </w:r>
+      <w:proofErr w:type="spellStart"/>
+      <w:r>
+        <w:rPr>
+          <w:rFonts w:ascii="Courier New" w:hAnsi="Courier New" w:cs="Courier New"/>
+        </w:rPr>
+        <w:t>main</w:t>
+      </w:r>
+      <w:proofErr w:type="spellEnd"/>
+      <w:r>
+        <w:rPr>
+          <w:rFonts w:ascii="Courier New" w:hAnsi="Courier New" w:cs="Courier New"/>
+        </w:rPr>
+        <w:t>() {</w:t>
+      </w:r>
+    </w:p>
+    <w:p>
+      <w:pPr>
+        <w:spacing w:line="276" w:lineRule="auto"/>
+        <w:rPr>
+          <w:rFonts w:ascii="Courier New" w:hAnsi="Courier New" w:cs="Courier New"/>
+        </w:rPr>
+      </w:pPr>
+      <w:r>
+        <w:rPr>
+          <w:rFonts w:ascii="Courier New" w:hAnsi="Courier New" w:cs="Courier New"/>
+        </w:rPr>
+        <w:t xml:space="preserve">    </w:t>
+      </w:r>
+      <w:proofErr w:type="spellStart"/>
+      <w:r>
+        <w:rPr>
+          <w:rFonts w:ascii="Courier New" w:hAnsi="Courier New" w:cs="Courier New"/>
+        </w:rPr>
+        <w:t>quadraticFunction</w:t>
+      </w:r>
+      <w:proofErr w:type="spellEnd"/>
+      <w:r>
+        <w:rPr>
+          <w:rFonts w:ascii="Courier New" w:hAnsi="Courier New" w:cs="Courier New"/>
+        </w:rPr>
+        <w:t xml:space="preserve"> </w:t>
+      </w:r>
+      <w:proofErr w:type="spellStart"/>
+      <w:r>
+        <w:rPr>
+          <w:rFonts w:ascii="Courier New" w:hAnsi="Courier New" w:cs="Courier New"/>
+        </w:rPr>
+        <w:t>funcStruct</w:t>
+      </w:r>
+      <w:proofErr w:type="spellEnd"/>
+      <w:r>
+        <w:rPr>
+          <w:rFonts w:ascii="Courier New" w:hAnsi="Courier New" w:cs="Courier New"/>
+        </w:rPr>
+        <w:t>;</w:t>
+      </w:r>
+    </w:p>
+    <w:p>
+      <w:pPr>
+        <w:spacing w:line="276" w:lineRule="auto"/>
+        <w:rPr>
+          <w:rFonts w:ascii="Courier New" w:hAnsi="Courier New" w:cs="Courier New"/>
+        </w:rPr>
+      </w:pPr>
+      <w:r>
+        <w:rPr>
+          <w:rFonts w:ascii="Courier New" w:hAnsi="Courier New" w:cs="Courier New"/>
+        </w:rPr>
+        <w:t xml:space="preserve"> </w:t>
+      </w:r>
+    </w:p>
+    <w:p>
+      <w:pPr>
+        <w:spacing w:line="276" w:lineRule="auto"/>
+        <w:rPr>
+          <w:rFonts w:ascii="Courier New" w:hAnsi="Courier New" w:cs="Courier New"/>
+        </w:rPr>
+      </w:pPr>
+      <w:r>
+        <w:rPr>
+          <w:rFonts w:ascii="Courier New" w:hAnsi="Courier New" w:cs="Courier New"/>
+        </w:rPr>
+        <w:t xml:space="preserve">    </w:t>
+      </w:r>
+      <w:proofErr w:type="spellStart"/>
+      <w:r>
+        <w:rPr>
+          <w:rFonts w:ascii="Courier New" w:hAnsi="Courier New" w:cs="Courier New"/>
+        </w:rPr>
+        <w:t>quadraticFunctionClass</w:t>
+      </w:r>
+      <w:proofErr w:type="spellEnd"/>
+      <w:r>
+        <w:rPr>
+          <w:rFonts w:ascii="Courier New" w:hAnsi="Courier New" w:cs="Courier New"/>
+        </w:rPr>
+        <w:t xml:space="preserve"> </w:t>
+      </w:r>
+      <w:proofErr w:type="spellStart"/>
+      <w:r>
+        <w:rPr>
+          <w:rFonts w:ascii="Courier New" w:hAnsi="Courier New" w:cs="Courier New"/>
+        </w:rPr>
+        <w:t>func</w:t>
+      </w:r>
+      <w:proofErr w:type="spellEnd"/>
+      <w:r>
+        <w:rPr>
+          <w:rFonts w:ascii="Courier New" w:hAnsi="Courier New" w:cs="Courier New"/>
+        </w:rPr>
+        <w:t>;</w:t>
+      </w:r>
+    </w:p>
+    <w:p>
+      <w:pPr>
+        <w:spacing w:line="276" w:lineRule="auto"/>
+        <w:rPr>
+          <w:rFonts w:ascii="Courier New" w:hAnsi="Courier New" w:cs="Courier New"/>
+        </w:rPr>
+      </w:pPr>
+      <w:r>
+        <w:rPr>
+          <w:rFonts w:ascii="Courier New" w:hAnsi="Courier New" w:cs="Courier New"/>
+        </w:rPr>
+        <w:t xml:space="preserve"> </w:t>
+      </w:r>
+    </w:p>
+    <w:p>
+      <w:pPr>
+        <w:spacing w:line="276" w:lineRule="auto"/>
+        <w:rPr>
+          <w:rFonts w:ascii="Courier New" w:hAnsi="Courier New" w:cs="Courier New"/>
+        </w:rPr>
+      </w:pPr>
+      <w:r>
+        <w:rPr>
+          <w:rFonts w:ascii="Courier New" w:hAnsi="Courier New" w:cs="Courier New"/>
+        </w:rPr>
+        <w:t xml:space="preserve">    </w:t>
+      </w:r>
+      <w:proofErr w:type="spellStart"/>
+      <w:r>
+        <w:rPr>
+          <w:rFonts w:ascii="Courier New" w:hAnsi="Courier New" w:cs="Courier New"/>
+        </w:rPr>
+        <w:t>double</w:t>
+      </w:r>
+      <w:proofErr w:type="spellEnd"/>
+      <w:r>
+        <w:rPr>
+          <w:rFonts w:ascii="Courier New" w:hAnsi="Courier New" w:cs="Courier New"/>
+        </w:rPr>
+        <w:t xml:space="preserve"> </w:t>
+      </w:r>
+      <w:proofErr w:type="spellStart"/>
+      <w:r>
+        <w:rPr>
+          <w:rFonts w:ascii="Courier New" w:hAnsi="Courier New" w:cs="Courier New"/>
+        </w:rPr>
+        <w:t>rootsArray</w:t>
+      </w:r>
+      <w:proofErr w:type="spellEnd"/>
+      <w:r>
+        <w:rPr>
+          <w:rFonts w:ascii="Courier New" w:hAnsi="Courier New" w:cs="Courier New"/>
+        </w:rPr>
+        <w:t>[2];</w:t>
+      </w:r>
+    </w:p>
+    <w:p>
+      <w:pPr>
+        <w:spacing w:line="276" w:lineRule="auto"/>
+        <w:rPr>
+          <w:rFonts w:ascii="Courier New" w:hAnsi="Courier New" w:cs="Courier New"/>
+        </w:rPr>
+      </w:pPr>
+      <w:r>
+        <w:rPr>
+          <w:rFonts w:ascii="Courier New" w:hAnsi="Courier New" w:cs="Courier New"/>
+        </w:rPr>
+        <w:t xml:space="preserve"> </w:t>
+      </w:r>
+    </w:p>
+    <w:p>
+      <w:pPr>
+        <w:spacing w:line="276" w:lineRule="auto"/>
+        <w:rPr>
+          <w:rFonts w:ascii="Courier New" w:hAnsi="Courier New" w:cs="Courier New"/>
+        </w:rPr>
+      </w:pPr>
+      <w:r>
+        <w:rPr>
+          <w:rFonts w:ascii="Courier New" w:hAnsi="Courier New" w:cs="Courier New"/>
+        </w:rPr>
+        <w:t xml:space="preserve">    </w:t>
+      </w:r>
+      <w:proofErr w:type="spellStart"/>
+      <w:r>
+        <w:rPr>
+          <w:rFonts w:ascii="Courier New" w:hAnsi="Courier New" w:cs="Courier New"/>
+        </w:rPr>
+        <w:t>func.init</w:t>
+      </w:r>
+      <w:proofErr w:type="spellEnd"/>
+      <w:r>
+        <w:rPr>
+          <w:rFonts w:ascii="Courier New" w:hAnsi="Courier New" w:cs="Courier New"/>
+        </w:rPr>
+        <w:t>();</w:t>
+      </w:r>
+    </w:p>
+    <w:p>
+      <w:pPr>
+        <w:spacing w:line="276" w:lineRule="auto"/>
+        <w:rPr>
+          <w:rFonts w:ascii="Courier New" w:hAnsi="Courier New" w:cs="Courier New"/>
+        </w:rPr>
+      </w:pPr>
+      <w:r>
+        <w:rPr>
+          <w:rFonts w:ascii="Courier New" w:hAnsi="Courier New" w:cs="Courier New"/>
+        </w:rPr>
+        <w:t xml:space="preserve"> </w:t>
+      </w:r>
+    </w:p>
+    <w:p>
+      <w:pPr>
+        <w:spacing w:line="276" w:lineRule="auto"/>
+        <w:rPr>
+          <w:rFonts w:ascii="Courier New" w:hAnsi="Courier New" w:cs="Courier New"/>
+        </w:rPr>
+      </w:pPr>
+      <w:r>
+        <w:rPr>
+          <w:rFonts w:ascii="Courier New" w:hAnsi="Courier New" w:cs="Courier New"/>
+        </w:rPr>
+        <w:t xml:space="preserve">    </w:t>
+      </w:r>
+      <w:proofErr w:type="spellStart"/>
+      <w:r>
+        <w:rPr>
+          <w:rFonts w:ascii="Courier New" w:hAnsi="Courier New" w:cs="Courier New"/>
+        </w:rPr>
+        <w:t>std</w:t>
+      </w:r>
+      <w:proofErr w:type="spellEnd"/>
+      <w:r>
+        <w:rPr>
+          <w:rFonts w:ascii="Courier New" w:hAnsi="Courier New" w:cs="Courier New"/>
+        </w:rPr>
+        <w:t>::</w:t>
+      </w:r>
+      <w:proofErr w:type="spellStart"/>
+      <w:r>
+        <w:rPr>
+          <w:rFonts w:ascii="Courier New" w:hAnsi="Courier New" w:cs="Courier New"/>
+        </w:rPr>
+        <w:t>cout</w:t>
+      </w:r>
+      <w:proofErr w:type="spellEnd"/>
+      <w:r>
+        <w:rPr>
+          <w:rFonts w:ascii="Courier New" w:hAnsi="Courier New" w:cs="Courier New"/>
+        </w:rPr>
+        <w:t xml:space="preserve"> &lt;&lt; "=====INPUT=====" &lt;&lt; </w:t>
+      </w:r>
+      <w:proofErr w:type="spellStart"/>
+      <w:r>
+        <w:rPr>
+          <w:rFonts w:ascii="Courier New" w:hAnsi="Courier New" w:cs="Courier New"/>
+        </w:rPr>
+        <w:t>std</w:t>
+      </w:r>
+      <w:proofErr w:type="spellEnd"/>
+      <w:r>
+        <w:rPr>
+          <w:rFonts w:ascii="Courier New" w:hAnsi="Courier New" w:cs="Courier New"/>
+        </w:rPr>
+        <w:t>::</w:t>
+      </w:r>
+      <w:proofErr w:type="spellStart"/>
+      <w:r>
+        <w:rPr>
+          <w:rFonts w:ascii="Courier New" w:hAnsi="Courier New" w:cs="Courier New"/>
+        </w:rPr>
+        <w:t>endl</w:t>
+      </w:r>
+      <w:proofErr w:type="spellEnd"/>
+      <w:r>
+        <w:rPr>
+          <w:rFonts w:ascii="Courier New" w:hAnsi="Courier New" w:cs="Courier New"/>
+        </w:rPr>
+        <w:t>;</w:t>
+      </w:r>
+    </w:p>
+    <w:p>
+      <w:pPr>
+        <w:spacing w:line="276" w:lineRule="auto"/>
+        <w:rPr>
+          <w:rFonts w:ascii="Courier New" w:hAnsi="Courier New" w:cs="Courier New"/>
+        </w:rPr>
+      </w:pPr>
+      <w:r>
+        <w:rPr>
+          <w:rFonts w:ascii="Courier New" w:hAnsi="Courier New" w:cs="Courier New"/>
+        </w:rPr>
+        <w:t xml:space="preserve">    </w:t>
+      </w:r>
+      <w:proofErr w:type="spellStart"/>
+      <w:r>
+        <w:rPr>
+          <w:rFonts w:ascii="Courier New" w:hAnsi="Courier New" w:cs="Courier New"/>
+        </w:rPr>
+        <w:t>std</w:t>
+      </w:r>
+      <w:proofErr w:type="spellEnd"/>
+      <w:r>
+        <w:rPr>
+          <w:rFonts w:ascii="Courier New" w:hAnsi="Courier New" w:cs="Courier New"/>
+        </w:rPr>
+        <w:t>::</w:t>
+      </w:r>
+      <w:proofErr w:type="spellStart"/>
+      <w:r>
+        <w:rPr>
+          <w:rFonts w:ascii="Courier New" w:hAnsi="Courier New" w:cs="Courier New"/>
+        </w:rPr>
+        <w:t>cin</w:t>
+      </w:r>
+      <w:proofErr w:type="spellEnd"/>
+      <w:r>
+        <w:rPr>
+          <w:rFonts w:ascii="Courier New" w:hAnsi="Courier New" w:cs="Courier New"/>
+        </w:rPr>
+        <w:t xml:space="preserve"> &gt;&gt; </w:t>
+      </w:r>
+      <w:proofErr w:type="spellStart"/>
+      <w:r>
+        <w:rPr>
+          <w:rFonts w:ascii="Courier New" w:hAnsi="Courier New" w:cs="Courier New"/>
+        </w:rPr>
+        <w:t>funcStruct.a</w:t>
+      </w:r>
+      <w:proofErr w:type="spellEnd"/>
+      <w:r>
+        <w:rPr>
+          <w:rFonts w:ascii="Courier New" w:hAnsi="Courier New" w:cs="Courier New"/>
+        </w:rPr>
+        <w:t xml:space="preserve"> &gt;&gt; </w:t>
+      </w:r>
+      <w:proofErr w:type="spellStart"/>
+      <w:r>
+        <w:rPr>
+          <w:rFonts w:ascii="Courier New" w:hAnsi="Courier New" w:cs="Courier New"/>
+        </w:rPr>
+        <w:t>funcStruct.b</w:t>
+      </w:r>
+      <w:proofErr w:type="spellEnd"/>
+      <w:r>
+        <w:rPr>
+          <w:rFonts w:ascii="Courier New" w:hAnsi="Courier New" w:cs="Courier New"/>
+        </w:rPr>
+        <w:t xml:space="preserve"> &gt;&gt; </w:t>
+      </w:r>
+      <w:proofErr w:type="spellStart"/>
+      <w:r>
+        <w:rPr>
+          <w:rFonts w:ascii="Courier New" w:hAnsi="Courier New" w:cs="Courier New"/>
+        </w:rPr>
+        <w:t>funcStruct.c</w:t>
+      </w:r>
+      <w:proofErr w:type="spellEnd"/>
+      <w:r>
+        <w:rPr>
+          <w:rFonts w:ascii="Courier New" w:hAnsi="Courier New" w:cs="Courier New"/>
+        </w:rPr>
+        <w:t>;</w:t>
+      </w:r>
+    </w:p>
+    <w:p>
+      <w:pPr>
+        <w:spacing w:line="276" w:lineRule="auto"/>
+        <w:rPr>
+          <w:rFonts w:ascii="Courier New" w:hAnsi="Courier New" w:cs="Courier New"/>
+        </w:rPr>
+      </w:pPr>
+      <w:r>
+        <w:rPr>
+          <w:rFonts w:ascii="Courier New" w:hAnsi="Courier New" w:cs="Courier New"/>
+        </w:rPr>
+        <w:t xml:space="preserve">    </w:t>
+      </w:r>
+      <w:proofErr w:type="spellStart"/>
+      <w:r>
+        <w:rPr>
+          <w:rFonts w:ascii="Courier New" w:hAnsi="Courier New" w:cs="Courier New"/>
+        </w:rPr>
+        <w:t>func.setStruct</w:t>
+      </w:r>
+      <w:proofErr w:type="spellEnd"/>
+      <w:r>
+        <w:rPr>
+          <w:rFonts w:ascii="Courier New" w:hAnsi="Courier New" w:cs="Courier New"/>
+        </w:rPr>
+        <w:t>(</w:t>
+      </w:r>
+      <w:proofErr w:type="spellStart"/>
+      <w:r>
+        <w:rPr>
+          <w:rFonts w:ascii="Courier New" w:hAnsi="Courier New" w:cs="Courier New"/>
+        </w:rPr>
+        <w:t>funcStruct</w:t>
+      </w:r>
+      <w:proofErr w:type="spellEnd"/>
+      <w:r>
+        <w:rPr>
+          <w:rFonts w:ascii="Courier New" w:hAnsi="Courier New" w:cs="Courier New"/>
+        </w:rPr>
+        <w:t>);</w:t>
+      </w:r>
+    </w:p>
+    <w:p>
+      <w:pPr>
+        <w:spacing w:line="276" w:lineRule="auto"/>
+        <w:rPr>
+          <w:rFonts w:ascii="Courier New" w:hAnsi="Courier New" w:cs="Courier New"/>
+        </w:rPr>
+      </w:pPr>
+      <w:r>
+        <w:rPr>
+          <w:rFonts w:ascii="Courier New" w:hAnsi="Courier New" w:cs="Courier New"/>
+        </w:rPr>
+        <w:t xml:space="preserve"> </w:t>
+      </w:r>
+    </w:p>
+    <w:p>
+      <w:pPr>
+        <w:spacing w:line="276" w:lineRule="auto"/>
+        <w:rPr>
+          <w:rFonts w:ascii="Courier New" w:hAnsi="Courier New" w:cs="Courier New"/>
+        </w:rPr>
+      </w:pPr>
+      <w:r>
+        <w:rPr>
+          <w:rFonts w:ascii="Courier New" w:hAnsi="Courier New" w:cs="Courier New"/>
+        </w:rPr>
+        <w:t xml:space="preserve">    </w:t>
+      </w:r>
+      <w:proofErr w:type="spellStart"/>
+      <w:r>
+        <w:rPr>
+          <w:rFonts w:ascii="Courier New" w:hAnsi="Courier New" w:cs="Courier New"/>
+        </w:rPr>
+        <w:t>std</w:t>
+      </w:r>
+      <w:proofErr w:type="spellEnd"/>
+      <w:r>
+        <w:rPr>
+          <w:rFonts w:ascii="Courier New" w:hAnsi="Courier New" w:cs="Courier New"/>
+        </w:rPr>
+        <w:t>::</w:t>
+      </w:r>
+      <w:proofErr w:type="spellStart"/>
+      <w:r>
+        <w:rPr>
+          <w:rFonts w:ascii="Courier New" w:hAnsi="Courier New" w:cs="Courier New"/>
+        </w:rPr>
+        <w:t>cout</w:t>
+      </w:r>
+      <w:proofErr w:type="spellEnd"/>
+      <w:r>
+        <w:rPr>
+          <w:rFonts w:ascii="Courier New" w:hAnsi="Courier New" w:cs="Courier New"/>
+        </w:rPr>
+        <w:t xml:space="preserve"> &lt;&lt; "=====OUTPUT=====" &lt;&lt; </w:t>
+      </w:r>
+      <w:proofErr w:type="spellStart"/>
+      <w:r>
+        <w:rPr>
+          <w:rFonts w:ascii="Courier New" w:hAnsi="Courier New" w:cs="Courier New"/>
+        </w:rPr>
+        <w:t>std</w:t>
+      </w:r>
+      <w:proofErr w:type="spellEnd"/>
+      <w:r>
+        <w:rPr>
+          <w:rFonts w:ascii="Courier New" w:hAnsi="Courier New" w:cs="Courier New"/>
+        </w:rPr>
+        <w:t>::</w:t>
+      </w:r>
+      <w:proofErr w:type="spellStart"/>
+      <w:r>
+        <w:rPr>
+          <w:rFonts w:ascii="Courier New" w:hAnsi="Courier New" w:cs="Courier New"/>
+        </w:rPr>
+        <w:t>endl</w:t>
+      </w:r>
+      <w:proofErr w:type="spellEnd"/>
+      <w:r>
+        <w:rPr>
+          <w:rFonts w:ascii="Courier New" w:hAnsi="Courier New" w:cs="Courier New"/>
+        </w:rPr>
+        <w:t>;</w:t>
+      </w:r>
+    </w:p>
+    <w:p>
+      <w:pPr>
+        <w:spacing w:line="276" w:lineRule="auto"/>
+        <w:rPr>
+          <w:rFonts w:ascii="Courier New" w:hAnsi="Courier New" w:cs="Courier New"/>
+        </w:rPr>
+      </w:pPr>
+      <w:r>
+        <w:rPr>
+          <w:rFonts w:ascii="Courier New" w:hAnsi="Courier New" w:cs="Courier New"/>
+        </w:rPr>
+        <w:t xml:space="preserve"> </w:t>
+      </w:r>
+    </w:p>
+    <w:p>
+      <w:pPr>
+        <w:spacing w:line="276" w:lineRule="auto"/>
+        <w:rPr>
+          <w:rFonts w:ascii="Courier New" w:hAnsi="Courier New" w:cs="Courier New"/>
+        </w:rPr>
+      </w:pPr>
+      <w:r>
+        <w:rPr>
+          <w:rFonts w:ascii="Courier New" w:hAnsi="Courier New" w:cs="Courier New"/>
+        </w:rPr>
+        <w:t xml:space="preserve">    </w:t>
+      </w:r>
+      <w:proofErr w:type="spellStart"/>
+      <w:r>
+        <w:rPr>
+          <w:rFonts w:ascii="Courier New" w:hAnsi="Courier New" w:cs="Courier New"/>
+        </w:rPr>
+        <w:t>func.output</w:t>
+      </w:r>
+      <w:proofErr w:type="spellEnd"/>
+      <w:r>
+        <w:rPr>
+          <w:rFonts w:ascii="Courier New" w:hAnsi="Courier New" w:cs="Courier New"/>
+        </w:rPr>
+        <w:t>();</w:t>
+      </w:r>
+    </w:p>
+    <w:p>
+      <w:pPr>
+        <w:spacing w:line="276" w:lineRule="auto"/>
+        <w:rPr>
+          <w:rFonts w:ascii="Courier New" w:hAnsi="Courier New" w:cs="Courier New"/>
+        </w:rPr>
+      </w:pPr>
+      <w:r>
+        <w:rPr>
+          <w:rFonts w:ascii="Courier New" w:hAnsi="Courier New" w:cs="Courier New"/>
+        </w:rPr>
+        <w:t xml:space="preserve"> </w:t>
+      </w:r>
+    </w:p>
+    <w:p>
+      <w:pPr>
+        <w:spacing w:line="276" w:lineRule="auto"/>
+        <w:rPr>
+          <w:rFonts w:ascii="Courier New" w:hAnsi="Courier New" w:cs="Courier New"/>
+        </w:rPr>
+      </w:pPr>
+      <w:r>
+        <w:rPr>
+          <w:rFonts w:ascii="Courier New" w:hAnsi="Courier New" w:cs="Courier New"/>
+        </w:rPr>
+        <w:t xml:space="preserve">    </w:t>
+      </w:r>
+      <w:proofErr w:type="spellStart"/>
+      <w:r>
+        <w:rPr>
+          <w:rFonts w:ascii="Courier New" w:hAnsi="Courier New" w:cs="Courier New"/>
+        </w:rPr>
+        <w:t>int</w:t>
+      </w:r>
+      <w:proofErr w:type="spellEnd"/>
+      <w:r>
+        <w:rPr>
+          <w:rFonts w:ascii="Courier New" w:hAnsi="Courier New" w:cs="Courier New"/>
+        </w:rPr>
+        <w:t xml:space="preserve"> </w:t>
+      </w:r>
+      <w:proofErr w:type="spellStart"/>
+      <w:r>
+        <w:rPr>
+          <w:rFonts w:ascii="Courier New" w:hAnsi="Courier New" w:cs="Courier New"/>
+        </w:rPr>
+        <w:t>rootsCount</w:t>
+      </w:r>
+      <w:proofErr w:type="spellEnd"/>
+      <w:r>
+        <w:rPr>
+          <w:rFonts w:ascii="Courier New" w:hAnsi="Courier New" w:cs="Courier New"/>
+        </w:rPr>
+        <w:t xml:space="preserve"> = </w:t>
+      </w:r>
+      <w:proofErr w:type="spellStart"/>
+      <w:r>
+        <w:rPr>
+          <w:rFonts w:ascii="Courier New" w:hAnsi="Courier New" w:cs="Courier New"/>
+        </w:rPr>
+        <w:t>roots</w:t>
+      </w:r>
+      <w:proofErr w:type="spellEnd"/>
+      <w:r>
+        <w:rPr>
+          <w:rFonts w:ascii="Courier New" w:hAnsi="Courier New" w:cs="Courier New"/>
+        </w:rPr>
+        <w:t>(</w:t>
+      </w:r>
+      <w:proofErr w:type="spellStart"/>
+      <w:r>
+        <w:rPr>
+          <w:rFonts w:ascii="Courier New" w:hAnsi="Courier New" w:cs="Courier New"/>
+        </w:rPr>
+        <w:t>func</w:t>
+      </w:r>
+      <w:proofErr w:type="spellEnd"/>
+      <w:r>
+        <w:rPr>
+          <w:rFonts w:ascii="Courier New" w:hAnsi="Courier New" w:cs="Courier New"/>
+        </w:rPr>
+        <w:t xml:space="preserve">, </w:t>
+      </w:r>
+      <w:proofErr w:type="spellStart"/>
+      <w:r>
+        <w:rPr>
+          <w:rFonts w:ascii="Courier New" w:hAnsi="Courier New" w:cs="Courier New"/>
+        </w:rPr>
+        <w:t>rootsArray</w:t>
+      </w:r>
+      <w:proofErr w:type="spellEnd"/>
+      <w:r>
+        <w:rPr>
+          <w:rFonts w:ascii="Courier New" w:hAnsi="Courier New" w:cs="Courier New"/>
+        </w:rPr>
+        <w:t>);</w:t>
+      </w:r>
+    </w:p>
+    <w:p>
+      <w:pPr>
+        <w:spacing w:line="276" w:lineRule="auto"/>
+        <w:rPr>
+          <w:rFonts w:ascii="Courier New" w:hAnsi="Courier New" w:cs="Courier New"/>
+        </w:rPr>
+      </w:pPr>
+      <w:r>
+        <w:rPr>
+          <w:rFonts w:ascii="Courier New" w:hAnsi="Courier New" w:cs="Courier New"/>
+        </w:rPr>
+        <w:t xml:space="preserve"> </w:t>
+      </w:r>
+    </w:p>
+    <w:p>
+      <w:pPr>
+        <w:spacing w:line="276" w:lineRule="auto"/>
+        <w:rPr>
+          <w:rFonts w:ascii="Courier New" w:hAnsi="Courier New" w:cs="Courier New"/>
+        </w:rPr>
+      </w:pPr>
+      <w:r>
+        <w:rPr>
+          <w:rFonts w:ascii="Courier New" w:hAnsi="Courier New" w:cs="Courier New"/>
+        </w:rPr>
+        <w:t xml:space="preserve">    </w:t>
+      </w:r>
+      <w:proofErr w:type="spellStart"/>
+      <w:r>
+        <w:rPr>
+          <w:rFonts w:ascii="Courier New" w:hAnsi="Courier New" w:cs="Courier New"/>
+        </w:rPr>
+        <w:t>printRoots</w:t>
+      </w:r>
+      <w:proofErr w:type="spellEnd"/>
+      <w:r>
+        <w:rPr>
+          <w:rFonts w:ascii="Courier New" w:hAnsi="Courier New" w:cs="Courier New"/>
+        </w:rPr>
+        <w:t>(</w:t>
+      </w:r>
+      <w:proofErr w:type="spellStart"/>
+      <w:r>
+        <w:rPr>
+          <w:rFonts w:ascii="Courier New" w:hAnsi="Courier New" w:cs="Courier New"/>
+        </w:rPr>
+        <w:t>rootsArray</w:t>
+      </w:r>
+      <w:proofErr w:type="spellEnd"/>
+      <w:r>
+        <w:rPr>
+          <w:rFonts w:ascii="Courier New" w:hAnsi="Courier New" w:cs="Courier New"/>
+        </w:rPr>
+        <w:t xml:space="preserve">, </w:t>
+      </w:r>
+      <w:proofErr w:type="spellStart"/>
+      <w:r>
+        <w:rPr>
+          <w:rFonts w:ascii="Courier New" w:hAnsi="Courier New" w:cs="Courier New"/>
+        </w:rPr>
+        <w:t>rootsCount</w:t>
+      </w:r>
+      <w:proofErr w:type="spellEnd"/>
+      <w:r>
+        <w:rPr>
+          <w:rFonts w:ascii="Courier New" w:hAnsi="Courier New" w:cs="Courier New"/>
+        </w:rPr>
+        <w:t>);</w:t>
+      </w:r>
+    </w:p>
+    <w:p>
+      <w:pPr>
+        <w:spacing w:line="276" w:lineRule="auto"/>
+        <w:rPr>
+          <w:rFonts w:ascii="Courier New" w:hAnsi="Courier New" w:cs="Courier New"/>
+        </w:rPr>
+      </w:pPr>
+      <w:r>
+        <w:rPr>
+          <w:rFonts w:ascii="Courier New" w:hAnsi="Courier New" w:cs="Courier New"/>
+        </w:rPr>
+        <w:t xml:space="preserve"> </w:t>
+      </w:r>
+    </w:p>
+    <w:p>
+      <w:pPr>
+        <w:spacing w:line="276" w:lineRule="auto"/>
+        <w:rPr>
+          <w:rFonts w:ascii="Courier New" w:hAnsi="Courier New" w:cs="Courier New"/>
+        </w:rPr>
+      </w:pPr>
+      <w:r>
+        <w:rPr>
+          <w:rFonts w:ascii="Courier New" w:hAnsi="Courier New" w:cs="Courier New"/>
+        </w:rPr>
+        <w:t xml:space="preserve">    </w:t>
+      </w:r>
+      <w:proofErr w:type="spellStart"/>
+      <w:r>
+        <w:rPr>
+          <w:rFonts w:ascii="Courier New" w:hAnsi="Courier New" w:cs="Courier New"/>
+        </w:rPr>
+        <w:t>printVertex</w:t>
+      </w:r>
+      <w:proofErr w:type="spellEnd"/>
+      <w:r>
+        <w:rPr>
+          <w:rFonts w:ascii="Courier New" w:hAnsi="Courier New" w:cs="Courier New"/>
+        </w:rPr>
+        <w:t>(</w:t>
+      </w:r>
+      <w:proofErr w:type="spellStart"/>
+      <w:r>
+        <w:rPr>
+          <w:rFonts w:ascii="Courier New" w:hAnsi="Courier New" w:cs="Courier New"/>
+        </w:rPr>
+        <w:t>func</w:t>
+      </w:r>
+      <w:proofErr w:type="spellEnd"/>
+      <w:r>
+        <w:rPr>
+          <w:rFonts w:ascii="Courier New" w:hAnsi="Courier New" w:cs="Courier New"/>
+        </w:rPr>
+        <w:t>);</w:t>
+      </w:r>
+    </w:p>
+    <w:p>
+      <w:pPr>
+        <w:spacing w:line="276" w:lineRule="auto"/>
+        <w:rPr>
+          <w:rFonts w:ascii="Courier New" w:hAnsi="Courier New" w:cs="Courier New"/>
+        </w:rPr>
+      </w:pPr>
+      <w:r>
+        <w:rPr>
+          <w:rFonts w:ascii="Courier New" w:hAnsi="Courier New" w:cs="Courier New"/>
+        </w:rPr>
+        <w:t xml:space="preserve"> </w:t>
+      </w:r>
+    </w:p>
+    <w:p>
+      <w:pPr>
+        <w:spacing w:line="276" w:lineRule="auto"/>
+        <w:rPr>
+          <w:rFonts w:ascii="Courier New" w:hAnsi="Courier New" w:cs="Courier New"/>
+        </w:rPr>
+      </w:pPr>
+      <w:r>
+        <w:rPr>
+          <w:rFonts w:ascii="Courier New" w:hAnsi="Courier New" w:cs="Courier New"/>
+        </w:rPr>
+        <w:t xml:space="preserve">    </w:t>
+      </w:r>
+      <w:proofErr w:type="spellStart"/>
+      <w:r>
+        <w:rPr>
+          <w:rFonts w:ascii="Courier New" w:hAnsi="Courier New" w:cs="Courier New"/>
+        </w:rPr>
+        <w:t>if</w:t>
+      </w:r>
+      <w:proofErr w:type="spellEnd"/>
+      <w:r>
+        <w:rPr>
+          <w:rFonts w:ascii="Courier New" w:hAnsi="Courier New" w:cs="Courier New"/>
+        </w:rPr>
+        <w:t xml:space="preserve"> (</w:t>
+      </w:r>
+      <w:proofErr w:type="spellStart"/>
+      <w:r>
+        <w:rPr>
+          <w:rFonts w:ascii="Courier New" w:hAnsi="Courier New" w:cs="Courier New"/>
+        </w:rPr>
+        <w:t>odd</w:t>
+      </w:r>
+      <w:proofErr w:type="spellEnd"/>
+      <w:r>
+        <w:rPr>
+          <w:rFonts w:ascii="Courier New" w:hAnsi="Courier New" w:cs="Courier New"/>
+        </w:rPr>
+        <w:t>(</w:t>
+      </w:r>
+      <w:proofErr w:type="spellStart"/>
+      <w:r>
+        <w:rPr>
+          <w:rFonts w:ascii="Courier New" w:hAnsi="Courier New" w:cs="Courier New"/>
+        </w:rPr>
+        <w:t>func</w:t>
+      </w:r>
+      <w:proofErr w:type="spellEnd"/>
+      <w:r>
+        <w:rPr>
+          <w:rFonts w:ascii="Courier New" w:hAnsi="Courier New" w:cs="Courier New"/>
+        </w:rPr>
+        <w:t>))</w:t>
+      </w:r>
+    </w:p>
+    <w:p>
+      <w:pPr>
+        <w:spacing w:line="276" w:lineRule="auto"/>
+        <w:rPr>
+          <w:rFonts w:ascii="Courier New" w:hAnsi="Courier New" w:cs="Courier New"/>
+        </w:rPr>
+      </w:pPr>
+      <w:r>
+        <w:rPr>
+          <w:rFonts w:ascii="Courier New" w:hAnsi="Courier New" w:cs="Courier New"/>
+        </w:rPr>
+        <w:t xml:space="preserve">        </w:t>
+      </w:r>
+      <w:proofErr w:type="spellStart"/>
+      <w:r>
+        <w:rPr>
+          <w:rFonts w:ascii="Courier New" w:hAnsi="Courier New" w:cs="Courier New"/>
+        </w:rPr>
+        <w:t>std</w:t>
+      </w:r>
+      <w:proofErr w:type="spellEnd"/>
+      <w:r>
+        <w:rPr>
+          <w:rFonts w:ascii="Courier New" w:hAnsi="Courier New" w:cs="Courier New"/>
+        </w:rPr>
+        <w:t>::</w:t>
+      </w:r>
+      <w:proofErr w:type="spellStart"/>
+      <w:r>
+        <w:rPr>
+          <w:rFonts w:ascii="Courier New" w:hAnsi="Courier New" w:cs="Courier New"/>
+        </w:rPr>
+        <w:t>cout</w:t>
+      </w:r>
+      <w:proofErr w:type="spellEnd"/>
+      <w:r>
+        <w:rPr>
+          <w:rFonts w:ascii="Courier New" w:hAnsi="Courier New" w:cs="Courier New"/>
+        </w:rPr>
+        <w:t xml:space="preserve"> &lt;&lt; "</w:t>
+      </w:r>
+      <w:proofErr w:type="spellStart"/>
+      <w:r>
+        <w:rPr>
+          <w:rFonts w:ascii="Courier New" w:hAnsi="Courier New" w:cs="Courier New"/>
+        </w:rPr>
+        <w:t>Function</w:t>
+      </w:r>
+      <w:proofErr w:type="spellEnd"/>
+      <w:r>
+        <w:rPr>
+          <w:rFonts w:ascii="Courier New" w:hAnsi="Courier New" w:cs="Courier New"/>
+        </w:rPr>
+        <w:t xml:space="preserve"> </w:t>
+      </w:r>
+      <w:proofErr w:type="spellStart"/>
+      <w:r>
+        <w:rPr>
+          <w:rFonts w:ascii="Courier New" w:hAnsi="Courier New" w:cs="Courier New"/>
+        </w:rPr>
+        <w:t>is</w:t>
+      </w:r>
+      <w:proofErr w:type="spellEnd"/>
+      <w:r>
+        <w:rPr>
+          <w:rFonts w:ascii="Courier New" w:hAnsi="Courier New" w:cs="Courier New"/>
+        </w:rPr>
+        <w:t xml:space="preserve"> </w:t>
+      </w:r>
+      <w:proofErr w:type="spellStart"/>
+      <w:r>
+        <w:rPr>
+          <w:rFonts w:ascii="Courier New" w:hAnsi="Courier New" w:cs="Courier New"/>
+        </w:rPr>
+        <w:t>even</w:t>
+      </w:r>
+      <w:proofErr w:type="spellEnd"/>
+      <w:r>
+        <w:rPr>
+          <w:rFonts w:ascii="Courier New" w:hAnsi="Courier New" w:cs="Courier New"/>
+        </w:rPr>
+        <w:t xml:space="preserve">." &lt;&lt; </w:t>
+      </w:r>
+      <w:proofErr w:type="spellStart"/>
+      <w:r>
+        <w:rPr>
+          <w:rFonts w:ascii="Courier New" w:hAnsi="Courier New" w:cs="Courier New"/>
+        </w:rPr>
+        <w:t>std</w:t>
+      </w:r>
+      <w:proofErr w:type="spellEnd"/>
+      <w:r>
+        <w:rPr>
+          <w:rFonts w:ascii="Courier New" w:hAnsi="Courier New" w:cs="Courier New"/>
+        </w:rPr>
+        <w:t>::</w:t>
+      </w:r>
+      <w:proofErr w:type="spellStart"/>
+      <w:r>
+        <w:rPr>
+          <w:rFonts w:ascii="Courier New" w:hAnsi="Courier New" w:cs="Courier New"/>
+        </w:rPr>
+        <w:t>endl</w:t>
+      </w:r>
+      <w:proofErr w:type="spellEnd"/>
+      <w:r>
+        <w:rPr>
+          <w:rFonts w:ascii="Courier New" w:hAnsi="Courier New" w:cs="Courier New"/>
+        </w:rPr>
+        <w:t>;</w:t>
+      </w:r>
+    </w:p>
+    <w:p>
+      <w:pPr>
+        <w:spacing w:line="276" w:lineRule="auto"/>
+        <w:rPr>
+          <w:rFonts w:ascii="Courier New" w:hAnsi="Courier New" w:cs="Courier New"/>
+        </w:rPr>
+      </w:pPr>
+      <w:r>
+        <w:rPr>
+          <w:rFonts w:ascii="Courier New" w:hAnsi="Courier New" w:cs="Courier New"/>
+        </w:rPr>
+        <w:t xml:space="preserve">    </w:t>
+      </w:r>
+      <w:proofErr w:type="spellStart"/>
+      <w:r>
+        <w:rPr>
+          <w:rFonts w:ascii="Courier New" w:hAnsi="Courier New" w:cs="Courier New"/>
+        </w:rPr>
+        <w:t>else</w:t>
+      </w:r>
+      <w:proofErr w:type="spellEnd"/>
+    </w:p>
+    <w:p>
+      <w:pPr>
+        <w:spacing w:line="276" w:lineRule="auto"/>
+        <w:rPr>
+          <w:rFonts w:ascii="Courier New" w:hAnsi="Courier New" w:cs="Courier New"/>
+        </w:rPr>
+      </w:pPr>
+      <w:r>
+        <w:rPr>
+          <w:rFonts w:ascii="Courier New" w:hAnsi="Courier New" w:cs="Courier New"/>
+        </w:rPr>
+        <w:t xml:space="preserve">        </w:t>
+      </w:r>
+      <w:proofErr w:type="spellStart"/>
+      <w:r>
+        <w:rPr>
+          <w:rFonts w:ascii="Courier New" w:hAnsi="Courier New" w:cs="Courier New"/>
+        </w:rPr>
+        <w:t>std</w:t>
+      </w:r>
+      <w:proofErr w:type="spellEnd"/>
+      <w:r>
+        <w:rPr>
+          <w:rFonts w:ascii="Courier New" w:hAnsi="Courier New" w:cs="Courier New"/>
+        </w:rPr>
+        <w:t>::</w:t>
+      </w:r>
+      <w:proofErr w:type="spellStart"/>
+      <w:r>
+        <w:rPr>
+          <w:rFonts w:ascii="Courier New" w:hAnsi="Courier New" w:cs="Courier New"/>
+        </w:rPr>
+        <w:t>cout</w:t>
+      </w:r>
+      <w:proofErr w:type="spellEnd"/>
+      <w:r>
+        <w:rPr>
+          <w:rFonts w:ascii="Courier New" w:hAnsi="Courier New" w:cs="Courier New"/>
+        </w:rPr>
+        <w:t xml:space="preserve"> &lt;&lt; "</w:t>
+      </w:r>
+      <w:proofErr w:type="spellStart"/>
+      <w:r>
+        <w:rPr>
+          <w:rFonts w:ascii="Courier New" w:hAnsi="Courier New" w:cs="Courier New"/>
+        </w:rPr>
+        <w:t>Function</w:t>
+      </w:r>
+      <w:proofErr w:type="spellEnd"/>
+      <w:r>
+        <w:rPr>
+          <w:rFonts w:ascii="Courier New" w:hAnsi="Courier New" w:cs="Courier New"/>
+        </w:rPr>
+        <w:t xml:space="preserve"> </w:t>
+      </w:r>
+      <w:proofErr w:type="spellStart"/>
+      <w:r>
+        <w:rPr>
+          <w:rFonts w:ascii="Courier New" w:hAnsi="Courier New" w:cs="Courier New"/>
+        </w:rPr>
+        <w:t>is</w:t>
+      </w:r>
+      <w:proofErr w:type="spellEnd"/>
+      <w:r>
+        <w:rPr>
+          <w:rFonts w:ascii="Courier New" w:hAnsi="Courier New" w:cs="Courier New"/>
+        </w:rPr>
+        <w:t xml:space="preserve"> </w:t>
+      </w:r>
+      <w:proofErr w:type="spellStart"/>
+      <w:r>
+        <w:rPr>
+          <w:rFonts w:ascii="Courier New" w:hAnsi="Courier New" w:cs="Courier New"/>
+        </w:rPr>
+        <w:t>odd</w:t>
+      </w:r>
+      <w:proofErr w:type="spellEnd"/>
+      <w:r>
+        <w:rPr>
+          <w:rFonts w:ascii="Courier New" w:hAnsi="Courier New" w:cs="Courier New"/>
+        </w:rPr>
+        <w:t xml:space="preserve">." &lt;&lt; </w:t>
+      </w:r>
+      <w:proofErr w:type="spellStart"/>
+      <w:r>
+        <w:rPr>
+          <w:rFonts w:ascii="Courier New" w:hAnsi="Courier New" w:cs="Courier New"/>
+        </w:rPr>
+        <w:t>std</w:t>
+      </w:r>
+      <w:proofErr w:type="spellEnd"/>
+      <w:r>
+        <w:rPr>
+          <w:rFonts w:ascii="Courier New" w:hAnsi="Courier New" w:cs="Courier New"/>
+        </w:rPr>
+        <w:t>::</w:t>
+      </w:r>
+      <w:proofErr w:type="spellStart"/>
+      <w:r>
+        <w:rPr>
+          <w:rFonts w:ascii="Courier New" w:hAnsi="Courier New" w:cs="Courier New"/>
+        </w:rPr>
+        <w:t>endl</w:t>
+      </w:r>
+      <w:proofErr w:type="spellEnd"/>
+      <w:r>
+        <w:rPr>
+          <w:rFonts w:ascii="Courier New" w:hAnsi="Courier New" w:cs="Courier New"/>
+        </w:rPr>
+        <w:t>;</w:t>
+      </w:r>
+    </w:p>
+    <w:p>
+      <w:pPr>
+        <w:spacing w:line="276" w:lineRule="auto"/>
+        <w:rPr>
+          <w:rFonts w:ascii="Courier New" w:hAnsi="Courier New" w:cs="Courier New"/>
+        </w:rPr>
+      </w:pPr>
+      <w:r>
+        <w:rPr>
+          <w:rFonts w:ascii="Courier New" w:hAnsi="Courier New" w:cs="Courier New"/>
+        </w:rPr>
+        <w:t xml:space="preserve"> </w:t>
+      </w:r>
+    </w:p>
+    <w:p>
+      <w:pPr>
+        <w:spacing w:line="276" w:lineRule="auto"/>
+        <w:rPr>
+          <w:rFonts w:ascii="Courier New" w:hAnsi="Courier New" w:cs="Courier New"/>
+        </w:rPr>
+      </w:pPr>
+      <w:r>
+        <w:rPr>
+          <w:rFonts w:ascii="Courier New" w:hAnsi="Courier New" w:cs="Courier New"/>
+        </w:rPr>
+        <w:t xml:space="preserve">    </w:t>
+      </w:r>
+      <w:proofErr w:type="spellStart"/>
+      <w:r>
+        <w:rPr>
+          <w:rFonts w:ascii="Courier New" w:hAnsi="Courier New" w:cs="Courier New"/>
+        </w:rPr>
+        <w:t>std</w:t>
+      </w:r>
+      <w:proofErr w:type="spellEnd"/>
+      <w:r>
+        <w:rPr>
+          <w:rFonts w:ascii="Courier New" w:hAnsi="Courier New" w:cs="Courier New"/>
+        </w:rPr>
+        <w:t>::</w:t>
+      </w:r>
+      <w:proofErr w:type="spellStart"/>
+      <w:r>
+        <w:rPr>
+          <w:rFonts w:ascii="Courier New" w:hAnsi="Courier New" w:cs="Courier New"/>
+        </w:rPr>
+        <w:t>cout</w:t>
+      </w:r>
+      <w:proofErr w:type="spellEnd"/>
+      <w:r>
+        <w:rPr>
+          <w:rFonts w:ascii="Courier New" w:hAnsi="Courier New" w:cs="Courier New"/>
+        </w:rPr>
+        <w:t xml:space="preserve"> &lt;&lt; "</w:t>
+      </w:r>
+      <w:proofErr w:type="spellStart"/>
+      <w:r>
+        <w:rPr>
+          <w:rFonts w:ascii="Courier New" w:hAnsi="Courier New" w:cs="Courier New"/>
+        </w:rPr>
+        <w:t>Intersections</w:t>
+      </w:r>
+      <w:proofErr w:type="spellEnd"/>
+      <w:r>
+        <w:rPr>
+          <w:rFonts w:ascii="Courier New" w:hAnsi="Courier New" w:cs="Courier New"/>
+        </w:rPr>
+        <w:t xml:space="preserve"> </w:t>
+      </w:r>
+      <w:proofErr w:type="spellStart"/>
+      <w:r>
+        <w:rPr>
+          <w:rFonts w:ascii="Courier New" w:hAnsi="Courier New" w:cs="Courier New"/>
+        </w:rPr>
+        <w:t>with</w:t>
+      </w:r>
+      <w:proofErr w:type="spellEnd"/>
+      <w:r>
+        <w:rPr>
+          <w:rFonts w:ascii="Courier New" w:hAnsi="Courier New" w:cs="Courier New"/>
+        </w:rPr>
+        <w:t xml:space="preserve"> OX: "</w:t>
+      </w:r>
+    </w:p>
+    <w:p>
+      <w:pPr>
+        <w:spacing w:line="276" w:lineRule="auto"/>
+        <w:rPr>
+          <w:rFonts w:ascii="Courier New" w:hAnsi="Courier New" w:cs="Courier New"/>
+        </w:rPr>
+      </w:pPr>
+      <w:r>
+        <w:rPr>
+          <w:rFonts w:ascii="Courier New" w:hAnsi="Courier New" w:cs="Courier New"/>
+        </w:rPr>
+        <w:t xml:space="preserve">              &lt;&lt; </w:t>
+      </w:r>
+      <w:proofErr w:type="spellStart"/>
+      <w:r>
+        <w:rPr>
+          <w:rFonts w:ascii="Courier New" w:hAnsi="Courier New" w:cs="Courier New"/>
+        </w:rPr>
+        <w:t>rootsCount</w:t>
+      </w:r>
+      <w:proofErr w:type="spellEnd"/>
+    </w:p>
+    <w:p>
+      <w:pPr>
+        <w:spacing w:line="276" w:lineRule="auto"/>
+        <w:rPr>
+          <w:rFonts w:ascii="Courier New" w:hAnsi="Courier New" w:cs="Courier New"/>
+        </w:rPr>
+      </w:pPr>
+      <w:r>
+        <w:rPr>
+          <w:rFonts w:ascii="Courier New" w:hAnsi="Courier New" w:cs="Courier New"/>
+        </w:rPr>
+        <w:lastRenderedPageBreak/>
+        <w:t xml:space="preserve">              &lt;&lt; </w:t>
+      </w:r>
+      <w:proofErr w:type="spellStart"/>
+      <w:r>
+        <w:rPr>
+          <w:rFonts w:ascii="Courier New" w:hAnsi="Courier New" w:cs="Courier New"/>
+        </w:rPr>
+        <w:t>std</w:t>
+      </w:r>
+      <w:proofErr w:type="spellEnd"/>
+      <w:r>
+        <w:rPr>
+          <w:rFonts w:ascii="Courier New" w:hAnsi="Courier New" w:cs="Courier New"/>
+        </w:rPr>
+        <w:t>::</w:t>
+      </w:r>
+      <w:proofErr w:type="spellStart"/>
+      <w:r>
+        <w:rPr>
+          <w:rFonts w:ascii="Courier New" w:hAnsi="Courier New" w:cs="Courier New"/>
+        </w:rPr>
+        <w:t>endl</w:t>
+      </w:r>
+      <w:proofErr w:type="spellEnd"/>
+      <w:r>
+        <w:rPr>
+          <w:rFonts w:ascii="Courier New" w:hAnsi="Courier New" w:cs="Courier New"/>
+        </w:rPr>
+        <w:t>;</w:t>
+      </w:r>
+    </w:p>
+    <w:p>
+      <w:pPr>
+        <w:spacing w:line="276" w:lineRule="auto"/>
+        <w:rPr>
+          <w:rFonts w:ascii="Courier New" w:hAnsi="Courier New" w:cs="Courier New"/>
+        </w:rPr>
+      </w:pPr>
+      <w:r>
+        <w:rPr>
+          <w:rFonts w:ascii="Courier New" w:hAnsi="Courier New" w:cs="Courier New"/>
+        </w:rPr>
+        <w:t xml:space="preserve"> </w:t>
+      </w:r>
+    </w:p>
+    <w:p>
+      <w:pPr>
+        <w:spacing w:line="276" w:lineRule="auto"/>
+        <w:rPr>
+          <w:rFonts w:ascii="Courier New" w:hAnsi="Courier New" w:cs="Courier New"/>
+        </w:rPr>
+      </w:pPr>
+      <w:r>
+        <w:rPr>
+          <w:rFonts w:ascii="Courier New" w:hAnsi="Courier New" w:cs="Courier New"/>
+        </w:rPr>
+        <w:t xml:space="preserve">    </w:t>
+      </w:r>
+      <w:proofErr w:type="spellStart"/>
+      <w:r>
+        <w:rPr>
+          <w:rFonts w:ascii="Courier New" w:hAnsi="Courier New" w:cs="Courier New"/>
+        </w:rPr>
+        <w:t>quadraticFunction</w:t>
+      </w:r>
+      <w:proofErr w:type="spellEnd"/>
+      <w:r>
+        <w:rPr>
+          <w:rFonts w:ascii="Courier New" w:hAnsi="Courier New" w:cs="Courier New"/>
+        </w:rPr>
+        <w:t xml:space="preserve"> func2;</w:t>
+      </w:r>
+    </w:p>
+    <w:p>
+      <w:pPr>
+        <w:spacing w:line="276" w:lineRule="auto"/>
+        <w:rPr>
+          <w:rFonts w:ascii="Courier New" w:hAnsi="Courier New" w:cs="Courier New"/>
+        </w:rPr>
+      </w:pPr>
+      <w:r>
+        <w:rPr>
+          <w:rFonts w:ascii="Courier New" w:hAnsi="Courier New" w:cs="Courier New"/>
+        </w:rPr>
+        <w:t xml:space="preserve">    func2 = </w:t>
+      </w:r>
+      <w:proofErr w:type="spellStart"/>
+      <w:r>
+        <w:rPr>
+          <w:rFonts w:ascii="Courier New" w:hAnsi="Courier New" w:cs="Courier New"/>
+        </w:rPr>
+        <w:t>func.getStruct</w:t>
+      </w:r>
+      <w:proofErr w:type="spellEnd"/>
+      <w:r>
+        <w:rPr>
+          <w:rFonts w:ascii="Courier New" w:hAnsi="Courier New" w:cs="Courier New"/>
+        </w:rPr>
+        <w:t>();</w:t>
+      </w:r>
+    </w:p>
+    <w:p>
+      <w:pPr>
+        <w:spacing w:line="276" w:lineRule="auto"/>
+        <w:rPr>
+          <w:rFonts w:ascii="Courier New" w:hAnsi="Courier New" w:cs="Courier New"/>
+        </w:rPr>
+      </w:pPr>
+      <w:r>
+        <w:rPr>
+          <w:rFonts w:ascii="Courier New" w:hAnsi="Courier New" w:cs="Courier New"/>
+        </w:rPr>
+        <w:t xml:space="preserve"> </w:t>
+      </w:r>
+    </w:p>
+    <w:p>
+      <w:pPr>
+        <w:spacing w:line="276" w:lineRule="auto"/>
+        <w:rPr>
+          <w:rFonts w:ascii="Courier New" w:hAnsi="Courier New" w:cs="Courier New"/>
+        </w:rPr>
+      </w:pPr>
+      <w:r>
+        <w:rPr>
+          <w:rFonts w:ascii="Courier New" w:hAnsi="Courier New" w:cs="Courier New"/>
+        </w:rPr>
+        <w:t xml:space="preserve">    </w:t>
+      </w:r>
+      <w:proofErr w:type="spellStart"/>
+      <w:r>
+        <w:rPr>
+          <w:rFonts w:ascii="Courier New" w:hAnsi="Courier New" w:cs="Courier New"/>
+        </w:rPr>
+        <w:t>std</w:t>
+      </w:r>
+      <w:proofErr w:type="spellEnd"/>
+      <w:r>
+        <w:rPr>
+          <w:rFonts w:ascii="Courier New" w:hAnsi="Courier New" w:cs="Courier New"/>
+        </w:rPr>
+        <w:t>::</w:t>
+      </w:r>
+      <w:proofErr w:type="spellStart"/>
+      <w:r>
+        <w:rPr>
+          <w:rFonts w:ascii="Courier New" w:hAnsi="Courier New" w:cs="Courier New"/>
+        </w:rPr>
+        <w:t>cout</w:t>
+      </w:r>
+      <w:proofErr w:type="spellEnd"/>
+      <w:r>
+        <w:rPr>
+          <w:rFonts w:ascii="Courier New" w:hAnsi="Courier New" w:cs="Courier New"/>
+        </w:rPr>
+        <w:t xml:space="preserve"> &lt;&lt; "</w:t>
+      </w:r>
+      <w:proofErr w:type="spellStart"/>
+      <w:r>
+        <w:rPr>
+          <w:rFonts w:ascii="Courier New" w:hAnsi="Courier New" w:cs="Courier New"/>
+        </w:rPr>
+        <w:t>OutPut</w:t>
+      </w:r>
+      <w:proofErr w:type="spellEnd"/>
+      <w:r>
+        <w:rPr>
+          <w:rFonts w:ascii="Courier New" w:hAnsi="Courier New" w:cs="Courier New"/>
+        </w:rPr>
+        <w:t xml:space="preserve"> </w:t>
+      </w:r>
+      <w:proofErr w:type="spellStart"/>
+      <w:r>
+        <w:rPr>
+          <w:rFonts w:ascii="Courier New" w:hAnsi="Courier New" w:cs="Courier New"/>
+        </w:rPr>
+        <w:t>with</w:t>
+      </w:r>
+      <w:proofErr w:type="spellEnd"/>
+      <w:r>
+        <w:rPr>
+          <w:rFonts w:ascii="Courier New" w:hAnsi="Courier New" w:cs="Courier New"/>
+        </w:rPr>
+        <w:t xml:space="preserve"> </w:t>
+      </w:r>
+      <w:proofErr w:type="spellStart"/>
+      <w:r>
+        <w:rPr>
+          <w:rFonts w:ascii="Courier New" w:hAnsi="Courier New" w:cs="Courier New"/>
+        </w:rPr>
+        <w:t>method</w:t>
+      </w:r>
+      <w:proofErr w:type="spellEnd"/>
+      <w:r>
+        <w:rPr>
+          <w:rFonts w:ascii="Courier New" w:hAnsi="Courier New" w:cs="Courier New"/>
+        </w:rPr>
+        <w:t xml:space="preserve"> GET:" &lt;&lt; </w:t>
+      </w:r>
+      <w:proofErr w:type="spellStart"/>
+      <w:r>
+        <w:rPr>
+          <w:rFonts w:ascii="Courier New" w:hAnsi="Courier New" w:cs="Courier New"/>
+        </w:rPr>
+        <w:t>std</w:t>
+      </w:r>
+      <w:proofErr w:type="spellEnd"/>
+      <w:r>
+        <w:rPr>
+          <w:rFonts w:ascii="Courier New" w:hAnsi="Courier New" w:cs="Courier New"/>
+        </w:rPr>
+        <w:t>::</w:t>
+      </w:r>
+      <w:proofErr w:type="spellStart"/>
+      <w:r>
+        <w:rPr>
+          <w:rFonts w:ascii="Courier New" w:hAnsi="Courier New" w:cs="Courier New"/>
+        </w:rPr>
+        <w:t>endl</w:t>
+      </w:r>
+      <w:proofErr w:type="spellEnd"/>
+      <w:r>
+        <w:rPr>
+          <w:rFonts w:ascii="Courier New" w:hAnsi="Courier New" w:cs="Courier New"/>
+        </w:rPr>
+        <w:t>;</w:t>
+      </w:r>
+    </w:p>
+    <w:p>
+      <w:pPr>
+        <w:spacing w:line="276" w:lineRule="auto"/>
+        <w:rPr>
+          <w:rFonts w:ascii="Courier New" w:hAnsi="Courier New" w:cs="Courier New"/>
+        </w:rPr>
+      </w:pPr>
+      <w:r>
+        <w:rPr>
+          <w:rFonts w:ascii="Courier New" w:hAnsi="Courier New" w:cs="Courier New"/>
+        </w:rPr>
+        <w:t xml:space="preserve">    </w:t>
+      </w:r>
+      <w:proofErr w:type="spellStart"/>
+      <w:r>
+        <w:rPr>
+          <w:rFonts w:ascii="Courier New" w:hAnsi="Courier New" w:cs="Courier New"/>
+        </w:rPr>
+        <w:t>std</w:t>
+      </w:r>
+      <w:proofErr w:type="spellEnd"/>
+      <w:r>
+        <w:rPr>
+          <w:rFonts w:ascii="Courier New" w:hAnsi="Courier New" w:cs="Courier New"/>
+        </w:rPr>
+        <w:t>::</w:t>
+      </w:r>
+      <w:proofErr w:type="spellStart"/>
+      <w:r>
+        <w:rPr>
+          <w:rFonts w:ascii="Courier New" w:hAnsi="Courier New" w:cs="Courier New"/>
+        </w:rPr>
+        <w:t>cout</w:t>
+      </w:r>
+      <w:proofErr w:type="spellEnd"/>
+      <w:r>
+        <w:rPr>
+          <w:rFonts w:ascii="Courier New" w:hAnsi="Courier New" w:cs="Courier New"/>
+        </w:rPr>
+        <w:t xml:space="preserve"> &lt;&lt; func2.a &lt;&lt; "x^2 + " &lt;&lt; func2.b &lt;&lt; "x + " &lt;&lt; func2.c &lt;&lt; </w:t>
+      </w:r>
+      <w:proofErr w:type="spellStart"/>
+      <w:r>
+        <w:rPr>
+          <w:rFonts w:ascii="Courier New" w:hAnsi="Courier New" w:cs="Courier New"/>
+        </w:rPr>
+        <w:t>std</w:t>
+      </w:r>
+      <w:proofErr w:type="spellEnd"/>
+      <w:r>
+        <w:rPr>
+          <w:rFonts w:ascii="Courier New" w:hAnsi="Courier New" w:cs="Courier New"/>
+        </w:rPr>
+        <w:t>::</w:t>
+      </w:r>
+      <w:proofErr w:type="spellStart"/>
+      <w:r>
+        <w:rPr>
+          <w:rFonts w:ascii="Courier New" w:hAnsi="Courier New" w:cs="Courier New"/>
+        </w:rPr>
+        <w:t>endl</w:t>
+      </w:r>
+      <w:proofErr w:type="spellEnd"/>
+      <w:r>
+        <w:rPr>
+          <w:rFonts w:ascii="Courier New" w:hAnsi="Courier New" w:cs="Courier New"/>
+        </w:rPr>
+        <w:t>;</w:t>
+      </w:r>
+    </w:p>
+    <w:p>
+      <w:pPr>
+        <w:spacing w:line="276" w:lineRule="auto"/>
+        <w:rPr>
+          <w:rFonts w:ascii="Courier New" w:hAnsi="Courier New" w:cs="Courier New"/>
+        </w:rPr>
+      </w:pPr>
+      <w:r>
+        <w:rPr>
+          <w:rFonts w:ascii="Courier New" w:hAnsi="Courier New" w:cs="Courier New"/>
+        </w:rPr>
+        <w:t xml:space="preserve"> </w:t>
+      </w:r>
+    </w:p>
+    <w:p>
+      <w:pPr>
+        <w:spacing w:line="276" w:lineRule="auto"/>
+        <w:rPr>
+          <w:rFonts w:ascii="Courier New" w:hAnsi="Courier New" w:cs="Courier New"/>
+        </w:rPr>
+      </w:pPr>
+      <w:r>
+        <w:rPr>
+          <w:rFonts w:ascii="Courier New" w:hAnsi="Courier New" w:cs="Courier New"/>
+        </w:rPr>
+        <w:t xml:space="preserve">    </w:t>
+      </w:r>
+      <w:proofErr w:type="spellStart"/>
+      <w:r>
+        <w:rPr>
+          <w:rFonts w:ascii="Courier New" w:hAnsi="Courier New" w:cs="Courier New"/>
+        </w:rPr>
+        <w:t>std</w:t>
+      </w:r>
+      <w:proofErr w:type="spellEnd"/>
+      <w:r>
+        <w:rPr>
+          <w:rFonts w:ascii="Courier New" w:hAnsi="Courier New" w:cs="Courier New"/>
+        </w:rPr>
+        <w:t>::</w:t>
+      </w:r>
+      <w:proofErr w:type="spellStart"/>
+      <w:r>
+        <w:rPr>
+          <w:rFonts w:ascii="Courier New" w:hAnsi="Courier New" w:cs="Courier New"/>
+        </w:rPr>
+        <w:t>cout</w:t>
+      </w:r>
+      <w:proofErr w:type="spellEnd"/>
+      <w:r>
+        <w:rPr>
+          <w:rFonts w:ascii="Courier New" w:hAnsi="Courier New" w:cs="Courier New"/>
+        </w:rPr>
+        <w:t xml:space="preserve"> &lt;&lt; "=====END=====" &lt;&lt; </w:t>
+      </w:r>
+      <w:proofErr w:type="spellStart"/>
+      <w:r>
+        <w:rPr>
+          <w:rFonts w:ascii="Courier New" w:hAnsi="Courier New" w:cs="Courier New"/>
+        </w:rPr>
+        <w:t>std</w:t>
+      </w:r>
+      <w:proofErr w:type="spellEnd"/>
+      <w:r>
+        <w:rPr>
+          <w:rFonts w:ascii="Courier New" w:hAnsi="Courier New" w:cs="Courier New"/>
+        </w:rPr>
+        <w:t>::</w:t>
+      </w:r>
+      <w:proofErr w:type="spellStart"/>
+      <w:r>
+        <w:rPr>
+          <w:rFonts w:ascii="Courier New" w:hAnsi="Courier New" w:cs="Courier New"/>
+        </w:rPr>
+        <w:t>endl</w:t>
+      </w:r>
+      <w:proofErr w:type="spellEnd"/>
+      <w:r>
+        <w:rPr>
+          <w:rFonts w:ascii="Courier New" w:hAnsi="Courier New" w:cs="Courier New"/>
+        </w:rPr>
+        <w:t>;</w:t>
+      </w:r>
+    </w:p>
+    <w:p>
+      <w:pPr>
+        <w:spacing w:line="276" w:lineRule="auto"/>
+        <w:rPr>
+          <w:rFonts w:ascii="Courier New" w:hAnsi="Courier New" w:cs="Courier New"/>
+        </w:rPr>
+      </w:pPr>
+      <w:r>
+        <w:rPr>
+          <w:rFonts w:ascii="Courier New" w:hAnsi="Courier New" w:cs="Courier New"/>
+        </w:rPr>
+        <w:t xml:space="preserve"> </w:t>
+      </w:r>
+    </w:p>
+    <w:p>
+      <w:pPr>
+        <w:spacing w:line="276" w:lineRule="auto"/>
+        <w:rPr>
+          <w:rFonts w:ascii="Courier New" w:hAnsi="Courier New" w:cs="Courier New"/>
+        </w:rPr>
+      </w:pPr>
+      <w:r>
+        <w:rPr>
+          <w:rFonts w:ascii="Courier New" w:hAnsi="Courier New" w:cs="Courier New"/>
+        </w:rPr>
+        <w:t xml:space="preserve"> </w:t>
+      </w:r>
+    </w:p>
+    <w:p>
+      <w:pPr>
+        <w:spacing w:line="276" w:lineRule="auto"/>
+        <w:rPr>
+          <w:rFonts w:ascii="Courier New" w:hAnsi="Courier New" w:cs="Courier New"/>
+        </w:rPr>
+      </w:pPr>
+      <w:r>
+        <w:rPr>
+          <w:rFonts w:ascii="Courier New" w:hAnsi="Courier New" w:cs="Courier New"/>
+        </w:rPr>
+        <w:t xml:space="preserve">    </w:t>
+      </w:r>
+      <w:proofErr w:type="spellStart"/>
+      <w:r>
+        <w:rPr>
+          <w:rFonts w:ascii="Courier New" w:hAnsi="Courier New" w:cs="Courier New"/>
+        </w:rPr>
+        <w:t>shift</w:t>
+      </w:r>
+      <w:proofErr w:type="spellEnd"/>
+      <w:r>
+        <w:rPr>
+          <w:rFonts w:ascii="Courier New" w:hAnsi="Courier New" w:cs="Courier New"/>
+        </w:rPr>
+        <w:t>(</w:t>
+      </w:r>
+      <w:proofErr w:type="spellStart"/>
+      <w:r>
+        <w:rPr>
+          <w:rFonts w:ascii="Courier New" w:hAnsi="Courier New" w:cs="Courier New"/>
+        </w:rPr>
+        <w:t>func</w:t>
+      </w:r>
+      <w:proofErr w:type="spellEnd"/>
+      <w:r>
+        <w:rPr>
+          <w:rFonts w:ascii="Courier New" w:hAnsi="Courier New" w:cs="Courier New"/>
+        </w:rPr>
+        <w:t>, 15);</w:t>
+      </w:r>
+    </w:p>
+    <w:p>
+      <w:pPr>
+        <w:spacing w:line="276" w:lineRule="auto"/>
+        <w:rPr>
+          <w:rFonts w:ascii="Courier New" w:hAnsi="Courier New" w:cs="Courier New"/>
+        </w:rPr>
+      </w:pPr>
+      <w:r>
+        <w:rPr>
+          <w:rFonts w:ascii="Courier New" w:hAnsi="Courier New" w:cs="Courier New"/>
+        </w:rPr>
+        <w:t xml:space="preserve"> </w:t>
+      </w:r>
+    </w:p>
+    <w:p>
+      <w:pPr>
+        <w:spacing w:line="276" w:lineRule="auto"/>
+        <w:rPr>
+          <w:rFonts w:ascii="Courier New" w:hAnsi="Courier New" w:cs="Courier New"/>
+        </w:rPr>
+      </w:pPr>
+      <w:r>
+        <w:rPr>
+          <w:rFonts w:ascii="Courier New" w:hAnsi="Courier New" w:cs="Courier New"/>
+        </w:rPr>
+        <w:t xml:space="preserve"> </w:t>
+      </w:r>
+    </w:p>
+    <w:p>
+      <w:pPr>
+        <w:spacing w:line="276" w:lineRule="auto"/>
+        <w:rPr>
+          <w:rFonts w:ascii="Courier New" w:hAnsi="Courier New" w:cs="Courier New"/>
+        </w:rPr>
+      </w:pPr>
+      <w:r>
+        <w:rPr>
+          <w:rFonts w:ascii="Courier New" w:hAnsi="Courier New" w:cs="Courier New"/>
+        </w:rPr>
+        <w:t xml:space="preserve">    </w:t>
+      </w:r>
+      <w:proofErr w:type="spellStart"/>
+      <w:r>
+        <w:rPr>
+          <w:rFonts w:ascii="Courier New" w:hAnsi="Courier New" w:cs="Courier New"/>
+        </w:rPr>
+        <w:t>std</w:t>
+      </w:r>
+      <w:proofErr w:type="spellEnd"/>
+      <w:r>
+        <w:rPr>
+          <w:rFonts w:ascii="Courier New" w:hAnsi="Courier New" w:cs="Courier New"/>
+        </w:rPr>
+        <w:t>::</w:t>
+      </w:r>
+      <w:proofErr w:type="spellStart"/>
+      <w:r>
+        <w:rPr>
+          <w:rFonts w:ascii="Courier New" w:hAnsi="Courier New" w:cs="Courier New"/>
+        </w:rPr>
+        <w:t>cout</w:t>
+      </w:r>
+      <w:proofErr w:type="spellEnd"/>
+      <w:r>
+        <w:rPr>
+          <w:rFonts w:ascii="Courier New" w:hAnsi="Courier New" w:cs="Courier New"/>
+        </w:rPr>
+        <w:t xml:space="preserve"> &lt;&lt; "=====OUTPUT=====" &lt;&lt; </w:t>
+      </w:r>
+      <w:proofErr w:type="spellStart"/>
+      <w:r>
+        <w:rPr>
+          <w:rFonts w:ascii="Courier New" w:hAnsi="Courier New" w:cs="Courier New"/>
+        </w:rPr>
+        <w:t>std</w:t>
+      </w:r>
+      <w:proofErr w:type="spellEnd"/>
+      <w:r>
+        <w:rPr>
+          <w:rFonts w:ascii="Courier New" w:hAnsi="Courier New" w:cs="Courier New"/>
+        </w:rPr>
+        <w:t>::</w:t>
+      </w:r>
+      <w:proofErr w:type="spellStart"/>
+      <w:r>
+        <w:rPr>
+          <w:rFonts w:ascii="Courier New" w:hAnsi="Courier New" w:cs="Courier New"/>
+        </w:rPr>
+        <w:t>endl</w:t>
+      </w:r>
+      <w:proofErr w:type="spellEnd"/>
+      <w:r>
+        <w:rPr>
+          <w:rFonts w:ascii="Courier New" w:hAnsi="Courier New" w:cs="Courier New"/>
+        </w:rPr>
+        <w:t>;</w:t>
+      </w:r>
+    </w:p>
+    <w:p>
+      <w:pPr>
+        <w:spacing w:line="276" w:lineRule="auto"/>
+        <w:rPr>
+          <w:rFonts w:ascii="Courier New" w:hAnsi="Courier New" w:cs="Courier New"/>
+        </w:rPr>
+      </w:pPr>
+      <w:r>
+        <w:rPr>
+          <w:rFonts w:ascii="Courier New" w:hAnsi="Courier New" w:cs="Courier New"/>
+        </w:rPr>
+        <w:t xml:space="preserve"> </w:t>
+      </w:r>
+    </w:p>
+    <w:p>
+      <w:pPr>
+        <w:spacing w:line="276" w:lineRule="auto"/>
+        <w:rPr>
+          <w:rFonts w:ascii="Courier New" w:hAnsi="Courier New" w:cs="Courier New"/>
+        </w:rPr>
+      </w:pPr>
+      <w:r>
+        <w:rPr>
+          <w:rFonts w:ascii="Courier New" w:hAnsi="Courier New" w:cs="Courier New"/>
+        </w:rPr>
+        <w:t xml:space="preserve">    </w:t>
+      </w:r>
+      <w:proofErr w:type="spellStart"/>
+      <w:r>
+        <w:rPr>
+          <w:rFonts w:ascii="Courier New" w:hAnsi="Courier New" w:cs="Courier New"/>
+        </w:rPr>
+        <w:t>func.output</w:t>
+      </w:r>
+      <w:proofErr w:type="spellEnd"/>
+      <w:r>
+        <w:rPr>
+          <w:rFonts w:ascii="Courier New" w:hAnsi="Courier New" w:cs="Courier New"/>
+        </w:rPr>
+        <w:t>();</w:t>
+      </w:r>
+    </w:p>
+    <w:p>
+      <w:pPr>
+        <w:spacing w:line="276" w:lineRule="auto"/>
+        <w:rPr>
+          <w:rFonts w:ascii="Courier New" w:hAnsi="Courier New" w:cs="Courier New"/>
+        </w:rPr>
+      </w:pPr>
+      <w:r>
+        <w:rPr>
+          <w:rFonts w:ascii="Courier New" w:hAnsi="Courier New" w:cs="Courier New"/>
+        </w:rPr>
+        <w:t xml:space="preserve"> </w:t>
+      </w:r>
+    </w:p>
+    <w:p>
+      <w:pPr>
+        <w:spacing w:line="276" w:lineRule="auto"/>
+        <w:rPr>
+          <w:rFonts w:ascii="Courier New" w:hAnsi="Courier New" w:cs="Courier New"/>
+        </w:rPr>
+      </w:pPr>
+      <w:r>
+        <w:rPr>
+          <w:rFonts w:ascii="Courier New" w:hAnsi="Courier New" w:cs="Courier New"/>
+        </w:rPr>
+        <w:t xml:space="preserve">    </w:t>
+      </w:r>
+      <w:proofErr w:type="spellStart"/>
+      <w:r>
+        <w:rPr>
+          <w:rFonts w:ascii="Courier New" w:hAnsi="Courier New" w:cs="Courier New"/>
+        </w:rPr>
+        <w:t>rootsCount</w:t>
+      </w:r>
+      <w:proofErr w:type="spellEnd"/>
+      <w:r>
+        <w:rPr>
+          <w:rFonts w:ascii="Courier New" w:hAnsi="Courier New" w:cs="Courier New"/>
+        </w:rPr>
+        <w:t xml:space="preserve"> = </w:t>
+      </w:r>
+      <w:proofErr w:type="spellStart"/>
+      <w:r>
+        <w:rPr>
+          <w:rFonts w:ascii="Courier New" w:hAnsi="Courier New" w:cs="Courier New"/>
+        </w:rPr>
+        <w:t>roots</w:t>
+      </w:r>
+      <w:proofErr w:type="spellEnd"/>
+      <w:r>
+        <w:rPr>
+          <w:rFonts w:ascii="Courier New" w:hAnsi="Courier New" w:cs="Courier New"/>
+        </w:rPr>
+        <w:t>(</w:t>
+      </w:r>
+      <w:proofErr w:type="spellStart"/>
+      <w:r>
+        <w:rPr>
+          <w:rFonts w:ascii="Courier New" w:hAnsi="Courier New" w:cs="Courier New"/>
+        </w:rPr>
+        <w:t>func</w:t>
+      </w:r>
+      <w:proofErr w:type="spellEnd"/>
+      <w:r>
+        <w:rPr>
+          <w:rFonts w:ascii="Courier New" w:hAnsi="Courier New" w:cs="Courier New"/>
+        </w:rPr>
+        <w:t xml:space="preserve">, </w:t>
+      </w:r>
+      <w:proofErr w:type="spellStart"/>
+      <w:r>
+        <w:rPr>
+          <w:rFonts w:ascii="Courier New" w:hAnsi="Courier New" w:cs="Courier New"/>
+        </w:rPr>
+        <w:t>rootsArray</w:t>
+      </w:r>
+      <w:proofErr w:type="spellEnd"/>
+      <w:r>
+        <w:rPr>
+          <w:rFonts w:ascii="Courier New" w:hAnsi="Courier New" w:cs="Courier New"/>
+        </w:rPr>
+        <w:t>);</w:t>
+      </w:r>
+    </w:p>
+    <w:p>
+      <w:pPr>
+        <w:spacing w:line="276" w:lineRule="auto"/>
+        <w:rPr>
+          <w:rFonts w:ascii="Courier New" w:hAnsi="Courier New" w:cs="Courier New"/>
+        </w:rPr>
+      </w:pPr>
+      <w:r>
+        <w:rPr>
+          <w:rFonts w:ascii="Courier New" w:hAnsi="Courier New" w:cs="Courier New"/>
+        </w:rPr>
+        <w:t xml:space="preserve"> </w:t>
+      </w:r>
+    </w:p>
+    <w:p>
+      <w:pPr>
+        <w:spacing w:line="276" w:lineRule="auto"/>
+        <w:rPr>
+          <w:rFonts w:ascii="Courier New" w:hAnsi="Courier New" w:cs="Courier New"/>
+        </w:rPr>
+      </w:pPr>
+      <w:r>
+        <w:rPr>
+          <w:rFonts w:ascii="Courier New" w:hAnsi="Courier New" w:cs="Courier New"/>
+        </w:rPr>
+        <w:t xml:space="preserve">    </w:t>
+      </w:r>
+      <w:proofErr w:type="spellStart"/>
+      <w:r>
+        <w:rPr>
+          <w:rFonts w:ascii="Courier New" w:hAnsi="Courier New" w:cs="Courier New"/>
+        </w:rPr>
+        <w:t>printRoots</w:t>
+      </w:r>
+      <w:proofErr w:type="spellEnd"/>
+      <w:r>
+        <w:rPr>
+          <w:rFonts w:ascii="Courier New" w:hAnsi="Courier New" w:cs="Courier New"/>
+        </w:rPr>
+        <w:t>(</w:t>
+      </w:r>
+      <w:proofErr w:type="spellStart"/>
+      <w:r>
+        <w:rPr>
+          <w:rFonts w:ascii="Courier New" w:hAnsi="Courier New" w:cs="Courier New"/>
+        </w:rPr>
+        <w:t>rootsArray</w:t>
+      </w:r>
+      <w:proofErr w:type="spellEnd"/>
+      <w:r>
+        <w:rPr>
+          <w:rFonts w:ascii="Courier New" w:hAnsi="Courier New" w:cs="Courier New"/>
+        </w:rPr>
+        <w:t xml:space="preserve">, </w:t>
+      </w:r>
+      <w:proofErr w:type="spellStart"/>
+      <w:r>
+        <w:rPr>
+          <w:rFonts w:ascii="Courier New" w:hAnsi="Courier New" w:cs="Courier New"/>
+        </w:rPr>
+        <w:t>rootsCount</w:t>
+      </w:r>
+      <w:proofErr w:type="spellEnd"/>
+      <w:r>
+        <w:rPr>
+          <w:rFonts w:ascii="Courier New" w:hAnsi="Courier New" w:cs="Courier New"/>
+        </w:rPr>
+        <w:t>);</w:t>
+      </w:r>
+    </w:p>
+    <w:p>
+      <w:pPr>
+        <w:spacing w:line="276" w:lineRule="auto"/>
+        <w:rPr>
+          <w:rFonts w:ascii="Courier New" w:hAnsi="Courier New" w:cs="Courier New"/>
+        </w:rPr>
+      </w:pPr>
+      <w:r>
+        <w:rPr>
+          <w:rFonts w:ascii="Courier New" w:hAnsi="Courier New" w:cs="Courier New"/>
+        </w:rPr>
+        <w:t xml:space="preserve"> </w:t>
+      </w:r>
+    </w:p>
+    <w:p>
+      <w:pPr>
+        <w:spacing w:line="276" w:lineRule="auto"/>
+        <w:rPr>
+          <w:rFonts w:ascii="Courier New" w:hAnsi="Courier New" w:cs="Courier New"/>
+        </w:rPr>
+      </w:pPr>
+      <w:r>
+        <w:rPr>
+          <w:rFonts w:ascii="Courier New" w:hAnsi="Courier New" w:cs="Courier New"/>
+        </w:rPr>
+        <w:t xml:space="preserve">    </w:t>
+      </w:r>
+      <w:proofErr w:type="spellStart"/>
+      <w:r>
+        <w:rPr>
+          <w:rFonts w:ascii="Courier New" w:hAnsi="Courier New" w:cs="Courier New"/>
+        </w:rPr>
+        <w:t>printVertex</w:t>
+      </w:r>
+      <w:proofErr w:type="spellEnd"/>
+      <w:r>
+        <w:rPr>
+          <w:rFonts w:ascii="Courier New" w:hAnsi="Courier New" w:cs="Courier New"/>
+        </w:rPr>
+        <w:t>(</w:t>
+      </w:r>
+      <w:proofErr w:type="spellStart"/>
+      <w:r>
+        <w:rPr>
+          <w:rFonts w:ascii="Courier New" w:hAnsi="Courier New" w:cs="Courier New"/>
+        </w:rPr>
+        <w:t>func</w:t>
+      </w:r>
+      <w:proofErr w:type="spellEnd"/>
+      <w:r>
+        <w:rPr>
+          <w:rFonts w:ascii="Courier New" w:hAnsi="Courier New" w:cs="Courier New"/>
+        </w:rPr>
+        <w:t>);</w:t>
+      </w:r>
+    </w:p>
+    <w:p>
+      <w:pPr>
+        <w:spacing w:line="276" w:lineRule="auto"/>
+        <w:rPr>
+          <w:rFonts w:ascii="Courier New" w:hAnsi="Courier New" w:cs="Courier New"/>
+        </w:rPr>
+      </w:pPr>
+      <w:r>
+        <w:rPr>
+          <w:rFonts w:ascii="Courier New" w:hAnsi="Courier New" w:cs="Courier New"/>
+        </w:rPr>
+        <w:t xml:space="preserve"> </w:t>
+      </w:r>
+    </w:p>
+    <w:p>
+      <w:pPr>
+        <w:spacing w:line="276" w:lineRule="auto"/>
+        <w:rPr>
+          <w:rFonts w:ascii="Courier New" w:hAnsi="Courier New" w:cs="Courier New"/>
+        </w:rPr>
+      </w:pPr>
+      <w:r>
+        <w:rPr>
+          <w:rFonts w:ascii="Courier New" w:hAnsi="Courier New" w:cs="Courier New"/>
+        </w:rPr>
+        <w:t xml:space="preserve">    </w:t>
+      </w:r>
+      <w:proofErr w:type="spellStart"/>
+      <w:r>
+        <w:rPr>
+          <w:rFonts w:ascii="Courier New" w:hAnsi="Courier New" w:cs="Courier New"/>
+        </w:rPr>
+        <w:t>if</w:t>
+      </w:r>
+      <w:proofErr w:type="spellEnd"/>
+      <w:r>
+        <w:rPr>
+          <w:rFonts w:ascii="Courier New" w:hAnsi="Courier New" w:cs="Courier New"/>
+        </w:rPr>
+        <w:t xml:space="preserve"> (</w:t>
+      </w:r>
+      <w:proofErr w:type="spellStart"/>
+      <w:r>
+        <w:rPr>
+          <w:rFonts w:ascii="Courier New" w:hAnsi="Courier New" w:cs="Courier New"/>
+        </w:rPr>
+        <w:t>odd</w:t>
+      </w:r>
+      <w:proofErr w:type="spellEnd"/>
+      <w:r>
+        <w:rPr>
+          <w:rFonts w:ascii="Courier New" w:hAnsi="Courier New" w:cs="Courier New"/>
+        </w:rPr>
+        <w:t>(</w:t>
+      </w:r>
+      <w:proofErr w:type="spellStart"/>
+      <w:r>
+        <w:rPr>
+          <w:rFonts w:ascii="Courier New" w:hAnsi="Courier New" w:cs="Courier New"/>
+        </w:rPr>
+        <w:t>func</w:t>
+      </w:r>
+      <w:proofErr w:type="spellEnd"/>
+      <w:r>
+        <w:rPr>
+          <w:rFonts w:ascii="Courier New" w:hAnsi="Courier New" w:cs="Courier New"/>
+        </w:rPr>
+        <w:t>))</w:t>
+      </w:r>
+    </w:p>
+    <w:p>
+      <w:pPr>
+        <w:spacing w:line="276" w:lineRule="auto"/>
+        <w:rPr>
+          <w:rFonts w:ascii="Courier New" w:hAnsi="Courier New" w:cs="Courier New"/>
+        </w:rPr>
+      </w:pPr>
+      <w:r>
+        <w:rPr>
+          <w:rFonts w:ascii="Courier New" w:hAnsi="Courier New" w:cs="Courier New"/>
+        </w:rPr>
+        <w:t xml:space="preserve">        </w:t>
+      </w:r>
+      <w:proofErr w:type="spellStart"/>
+      <w:r>
+        <w:rPr>
+          <w:rFonts w:ascii="Courier New" w:hAnsi="Courier New" w:cs="Courier New"/>
+        </w:rPr>
+        <w:t>std</w:t>
+      </w:r>
+      <w:proofErr w:type="spellEnd"/>
+      <w:r>
+        <w:rPr>
+          <w:rFonts w:ascii="Courier New" w:hAnsi="Courier New" w:cs="Courier New"/>
+        </w:rPr>
+        <w:t>::</w:t>
+      </w:r>
+      <w:proofErr w:type="spellStart"/>
+      <w:r>
+        <w:rPr>
+          <w:rFonts w:ascii="Courier New" w:hAnsi="Courier New" w:cs="Courier New"/>
+        </w:rPr>
+        <w:t>cout</w:t>
+      </w:r>
+      <w:proofErr w:type="spellEnd"/>
+      <w:r>
+        <w:rPr>
+          <w:rFonts w:ascii="Courier New" w:hAnsi="Courier New" w:cs="Courier New"/>
+        </w:rPr>
+        <w:t xml:space="preserve"> &lt;&lt; "</w:t>
+      </w:r>
+      <w:proofErr w:type="spellStart"/>
+      <w:r>
+        <w:rPr>
+          <w:rFonts w:ascii="Courier New" w:hAnsi="Courier New" w:cs="Courier New"/>
+        </w:rPr>
+        <w:t>Function</w:t>
+      </w:r>
+      <w:proofErr w:type="spellEnd"/>
+      <w:r>
+        <w:rPr>
+          <w:rFonts w:ascii="Courier New" w:hAnsi="Courier New" w:cs="Courier New"/>
+        </w:rPr>
+        <w:t xml:space="preserve"> </w:t>
+      </w:r>
+      <w:proofErr w:type="spellStart"/>
+      <w:r>
+        <w:rPr>
+          <w:rFonts w:ascii="Courier New" w:hAnsi="Courier New" w:cs="Courier New"/>
+        </w:rPr>
+        <w:t>is</w:t>
+      </w:r>
+      <w:proofErr w:type="spellEnd"/>
+      <w:r>
+        <w:rPr>
+          <w:rFonts w:ascii="Courier New" w:hAnsi="Courier New" w:cs="Courier New"/>
+        </w:rPr>
+        <w:t xml:space="preserve"> </w:t>
+      </w:r>
+      <w:proofErr w:type="spellStart"/>
+      <w:r>
+        <w:rPr>
+          <w:rFonts w:ascii="Courier New" w:hAnsi="Courier New" w:cs="Courier New"/>
+        </w:rPr>
+        <w:t>even</w:t>
+      </w:r>
+      <w:proofErr w:type="spellEnd"/>
+      <w:r>
+        <w:rPr>
+          <w:rFonts w:ascii="Courier New" w:hAnsi="Courier New" w:cs="Courier New"/>
+        </w:rPr>
+        <w:t xml:space="preserve">." &lt;&lt; </w:t>
+      </w:r>
+      <w:proofErr w:type="spellStart"/>
+      <w:r>
+        <w:rPr>
+          <w:rFonts w:ascii="Courier New" w:hAnsi="Courier New" w:cs="Courier New"/>
+        </w:rPr>
+        <w:t>std</w:t>
+      </w:r>
+      <w:proofErr w:type="spellEnd"/>
+      <w:r>
+        <w:rPr>
+          <w:rFonts w:ascii="Courier New" w:hAnsi="Courier New" w:cs="Courier New"/>
+        </w:rPr>
+        <w:t>::</w:t>
+      </w:r>
+      <w:proofErr w:type="spellStart"/>
+      <w:r>
+        <w:rPr>
+          <w:rFonts w:ascii="Courier New" w:hAnsi="Courier New" w:cs="Courier New"/>
+        </w:rPr>
+        <w:t>endl</w:t>
+      </w:r>
+      <w:proofErr w:type="spellEnd"/>
+      <w:r>
+        <w:rPr>
+          <w:rFonts w:ascii="Courier New" w:hAnsi="Courier New" w:cs="Courier New"/>
+        </w:rPr>
+        <w:t>;</w:t>
+      </w:r>
+    </w:p>
+    <w:p>
+      <w:pPr>
+        <w:spacing w:line="276" w:lineRule="auto"/>
+        <w:rPr>
+          <w:rFonts w:ascii="Courier New" w:hAnsi="Courier New" w:cs="Courier New"/>
+        </w:rPr>
+      </w:pPr>
+      <w:r>
+        <w:rPr>
+          <w:rFonts w:ascii="Courier New" w:hAnsi="Courier New" w:cs="Courier New"/>
+        </w:rPr>
+        <w:t xml:space="preserve">    </w:t>
+      </w:r>
+      <w:proofErr w:type="spellStart"/>
+      <w:r>
+        <w:rPr>
+          <w:rFonts w:ascii="Courier New" w:hAnsi="Courier New" w:cs="Courier New"/>
+        </w:rPr>
+        <w:t>else</w:t>
+      </w:r>
+      <w:proofErr w:type="spellEnd"/>
+    </w:p>
+    <w:p>
+      <w:pPr>
+        <w:spacing w:line="276" w:lineRule="auto"/>
+        <w:rPr>
+          <w:rFonts w:ascii="Courier New" w:hAnsi="Courier New" w:cs="Courier New"/>
+        </w:rPr>
+      </w:pPr>
+      <w:r>
+        <w:rPr>
+          <w:rFonts w:ascii="Courier New" w:hAnsi="Courier New" w:cs="Courier New"/>
+        </w:rPr>
+        <w:t xml:space="preserve">        </w:t>
+      </w:r>
+      <w:proofErr w:type="spellStart"/>
+      <w:r>
+        <w:rPr>
+          <w:rFonts w:ascii="Courier New" w:hAnsi="Courier New" w:cs="Courier New"/>
+        </w:rPr>
+        <w:t>std</w:t>
+      </w:r>
+      <w:proofErr w:type="spellEnd"/>
+      <w:r>
+        <w:rPr>
+          <w:rFonts w:ascii="Courier New" w:hAnsi="Courier New" w:cs="Courier New"/>
+        </w:rPr>
+        <w:t>::</w:t>
+      </w:r>
+      <w:proofErr w:type="spellStart"/>
+      <w:r>
+        <w:rPr>
+          <w:rFonts w:ascii="Courier New" w:hAnsi="Courier New" w:cs="Courier New"/>
+        </w:rPr>
+        <w:t>cout</w:t>
+      </w:r>
+      <w:proofErr w:type="spellEnd"/>
+      <w:r>
+        <w:rPr>
+          <w:rFonts w:ascii="Courier New" w:hAnsi="Courier New" w:cs="Courier New"/>
+        </w:rPr>
+        <w:t xml:space="preserve"> &lt;&lt; "</w:t>
+      </w:r>
+      <w:proofErr w:type="spellStart"/>
+      <w:r>
+        <w:rPr>
+          <w:rFonts w:ascii="Courier New" w:hAnsi="Courier New" w:cs="Courier New"/>
+        </w:rPr>
+        <w:t>Function</w:t>
+      </w:r>
+      <w:proofErr w:type="spellEnd"/>
+      <w:r>
+        <w:rPr>
+          <w:rFonts w:ascii="Courier New" w:hAnsi="Courier New" w:cs="Courier New"/>
+        </w:rPr>
+        <w:t xml:space="preserve"> </w:t>
+      </w:r>
+      <w:proofErr w:type="spellStart"/>
+      <w:r>
+        <w:rPr>
+          <w:rFonts w:ascii="Courier New" w:hAnsi="Courier New" w:cs="Courier New"/>
+        </w:rPr>
+        <w:t>is</w:t>
+      </w:r>
+      <w:proofErr w:type="spellEnd"/>
+      <w:r>
+        <w:rPr>
+          <w:rFonts w:ascii="Courier New" w:hAnsi="Courier New" w:cs="Courier New"/>
+        </w:rPr>
+        <w:t xml:space="preserve"> </w:t>
+      </w:r>
+      <w:proofErr w:type="spellStart"/>
+      <w:r>
+        <w:rPr>
+          <w:rFonts w:ascii="Courier New" w:hAnsi="Courier New" w:cs="Courier New"/>
+        </w:rPr>
+        <w:t>odd</w:t>
+      </w:r>
+      <w:proofErr w:type="spellEnd"/>
+      <w:r>
+        <w:rPr>
+          <w:rFonts w:ascii="Courier New" w:hAnsi="Courier New" w:cs="Courier New"/>
+        </w:rPr>
+        <w:t xml:space="preserve">." &lt;&lt; </w:t>
+      </w:r>
+      <w:proofErr w:type="spellStart"/>
+      <w:r>
+        <w:rPr>
+          <w:rFonts w:ascii="Courier New" w:hAnsi="Courier New" w:cs="Courier New"/>
+        </w:rPr>
+        <w:t>std</w:t>
+      </w:r>
+      <w:proofErr w:type="spellEnd"/>
+      <w:r>
+        <w:rPr>
+          <w:rFonts w:ascii="Courier New" w:hAnsi="Courier New" w:cs="Courier New"/>
+        </w:rPr>
+        <w:t>::</w:t>
+      </w:r>
+      <w:proofErr w:type="spellStart"/>
+      <w:r>
+        <w:rPr>
+          <w:rFonts w:ascii="Courier New" w:hAnsi="Courier New" w:cs="Courier New"/>
+        </w:rPr>
+        <w:t>endl</w:t>
+      </w:r>
+      <w:proofErr w:type="spellEnd"/>
+      <w:r>
+        <w:rPr>
+          <w:rFonts w:ascii="Courier New" w:hAnsi="Courier New" w:cs="Courier New"/>
+        </w:rPr>
+        <w:t>;</w:t>
+      </w:r>
+    </w:p>
+    <w:p>
+      <w:pPr>
+        <w:spacing w:line="276" w:lineRule="auto"/>
+        <w:rPr>
+          <w:rFonts w:ascii="Courier New" w:hAnsi="Courier New" w:cs="Courier New"/>
+        </w:rPr>
+      </w:pPr>
+      <w:r>
+        <w:rPr>
+          <w:rFonts w:ascii="Courier New" w:hAnsi="Courier New" w:cs="Courier New"/>
+        </w:rPr>
+        <w:t xml:space="preserve"> </w:t>
+      </w:r>
+    </w:p>
+    <w:p>
+      <w:pPr>
+        <w:spacing w:line="276" w:lineRule="auto"/>
+        <w:rPr>
+          <w:rFonts w:ascii="Courier New" w:hAnsi="Courier New" w:cs="Courier New"/>
+        </w:rPr>
+      </w:pPr>
+      <w:r>
+        <w:rPr>
+          <w:rFonts w:ascii="Courier New" w:hAnsi="Courier New" w:cs="Courier New"/>
+        </w:rPr>
+        <w:t xml:space="preserve">    </w:t>
+      </w:r>
+      <w:proofErr w:type="spellStart"/>
+      <w:r>
+        <w:rPr>
+          <w:rFonts w:ascii="Courier New" w:hAnsi="Courier New" w:cs="Courier New"/>
+        </w:rPr>
+        <w:t>std</w:t>
+      </w:r>
+      <w:proofErr w:type="spellEnd"/>
+      <w:r>
+        <w:rPr>
+          <w:rFonts w:ascii="Courier New" w:hAnsi="Courier New" w:cs="Courier New"/>
+        </w:rPr>
+        <w:t>::</w:t>
+      </w:r>
+      <w:proofErr w:type="spellStart"/>
+      <w:r>
+        <w:rPr>
+          <w:rFonts w:ascii="Courier New" w:hAnsi="Courier New" w:cs="Courier New"/>
+        </w:rPr>
+        <w:t>cout</w:t>
+      </w:r>
+      <w:proofErr w:type="spellEnd"/>
+      <w:r>
+        <w:rPr>
+          <w:rFonts w:ascii="Courier New" w:hAnsi="Courier New" w:cs="Courier New"/>
+        </w:rPr>
+        <w:t xml:space="preserve"> &lt;&lt; "</w:t>
+      </w:r>
+      <w:proofErr w:type="spellStart"/>
+      <w:r>
+        <w:rPr>
+          <w:rFonts w:ascii="Courier New" w:hAnsi="Courier New" w:cs="Courier New"/>
+        </w:rPr>
+        <w:t>Intersections</w:t>
+      </w:r>
+      <w:proofErr w:type="spellEnd"/>
+      <w:r>
+        <w:rPr>
+          <w:rFonts w:ascii="Courier New" w:hAnsi="Courier New" w:cs="Courier New"/>
+        </w:rPr>
+        <w:t xml:space="preserve"> </w:t>
+      </w:r>
+      <w:proofErr w:type="spellStart"/>
+      <w:r>
+        <w:rPr>
+          <w:rFonts w:ascii="Courier New" w:hAnsi="Courier New" w:cs="Courier New"/>
+        </w:rPr>
+        <w:t>with</w:t>
+      </w:r>
+      <w:proofErr w:type="spellEnd"/>
+      <w:r>
+        <w:rPr>
+          <w:rFonts w:ascii="Courier New" w:hAnsi="Courier New" w:cs="Courier New"/>
+        </w:rPr>
+        <w:t xml:space="preserve"> OX: "</w:t>
+      </w:r>
+    </w:p>
+    <w:p>
+      <w:pPr>
+        <w:spacing w:line="276" w:lineRule="auto"/>
+        <w:rPr>
+          <w:rFonts w:ascii="Courier New" w:hAnsi="Courier New" w:cs="Courier New"/>
+        </w:rPr>
+      </w:pPr>
+      <w:r>
+        <w:rPr>
+          <w:rFonts w:ascii="Courier New" w:hAnsi="Courier New" w:cs="Courier New"/>
+        </w:rPr>
+        <w:t xml:space="preserve">              &lt;&lt; </w:t>
+      </w:r>
+      <w:proofErr w:type="spellStart"/>
+      <w:r>
+        <w:rPr>
+          <w:rFonts w:ascii="Courier New" w:hAnsi="Courier New" w:cs="Courier New"/>
+        </w:rPr>
+        <w:t>rootsCount</w:t>
+      </w:r>
+      <w:proofErr w:type="spellEnd"/>
+    </w:p>
+    <w:p>
+      <w:pPr>
+        <w:spacing w:line="276" w:lineRule="auto"/>
+        <w:rPr>
+          <w:rFonts w:ascii="Courier New" w:hAnsi="Courier New" w:cs="Courier New"/>
+        </w:rPr>
+      </w:pPr>
+      <w:r>
+        <w:rPr>
+          <w:rFonts w:ascii="Courier New" w:hAnsi="Courier New" w:cs="Courier New"/>
+        </w:rPr>
+        <w:lastRenderedPageBreak/>
+        <w:t xml:space="preserve">              &lt;&lt; </w:t>
+      </w:r>
+      <w:proofErr w:type="spellStart"/>
+      <w:r>
+        <w:rPr>
+          <w:rFonts w:ascii="Courier New" w:hAnsi="Courier New" w:cs="Courier New"/>
+        </w:rPr>
+        <w:t>std</w:t>
+      </w:r>
+      <w:proofErr w:type="spellEnd"/>
+      <w:r>
+        <w:rPr>
+          <w:rFonts w:ascii="Courier New" w:hAnsi="Courier New" w:cs="Courier New"/>
+        </w:rPr>
+        <w:t>::</w:t>
+      </w:r>
+      <w:proofErr w:type="spellStart"/>
+      <w:r>
+        <w:rPr>
+          <w:rFonts w:ascii="Courier New" w:hAnsi="Courier New" w:cs="Courier New"/>
+        </w:rPr>
+        <w:t>endl</w:t>
+      </w:r>
+      <w:proofErr w:type="spellEnd"/>
+      <w:r>
+        <w:rPr>
+          <w:rFonts w:ascii="Courier New" w:hAnsi="Courier New" w:cs="Courier New"/>
+        </w:rPr>
+        <w:t>;</w:t>
+      </w:r>
+    </w:p>
+    <w:p>
+      <w:pPr>
+        <w:spacing w:line="276" w:lineRule="auto"/>
+        <w:rPr>
+          <w:rFonts w:ascii="Courier New" w:hAnsi="Courier New" w:cs="Courier New"/>
+        </w:rPr>
+      </w:pPr>
+      <w:r>
+        <w:rPr>
+          <w:rFonts w:ascii="Courier New" w:hAnsi="Courier New" w:cs="Courier New"/>
+        </w:rPr>
+        <w:t xml:space="preserve"> </w:t>
+      </w:r>
+    </w:p>
+    <w:p>
+      <w:pPr>
+        <w:spacing w:line="276" w:lineRule="auto"/>
+        <w:rPr>
+          <w:rFonts w:ascii="Courier New" w:hAnsi="Courier New" w:cs="Courier New"/>
+        </w:rPr>
+      </w:pPr>
+      <w:r>
+        <w:rPr>
+          <w:rFonts w:ascii="Courier New" w:hAnsi="Courier New" w:cs="Courier New"/>
+        </w:rPr>
+        <w:t xml:space="preserve">    </w:t>
+      </w:r>
+      <w:proofErr w:type="spellStart"/>
+      <w:r>
+        <w:rPr>
+          <w:rFonts w:ascii="Courier New" w:hAnsi="Courier New" w:cs="Courier New"/>
+        </w:rPr>
+        <w:t>std</w:t>
+      </w:r>
+      <w:proofErr w:type="spellEnd"/>
+      <w:r>
+        <w:rPr>
+          <w:rFonts w:ascii="Courier New" w:hAnsi="Courier New" w:cs="Courier New"/>
+        </w:rPr>
+        <w:t>::</w:t>
+      </w:r>
+      <w:proofErr w:type="spellStart"/>
+      <w:r>
+        <w:rPr>
+          <w:rFonts w:ascii="Courier New" w:hAnsi="Courier New" w:cs="Courier New"/>
+        </w:rPr>
+        <w:t>cout</w:t>
+      </w:r>
+      <w:proofErr w:type="spellEnd"/>
+      <w:r>
+        <w:rPr>
+          <w:rFonts w:ascii="Courier New" w:hAnsi="Courier New" w:cs="Courier New"/>
+        </w:rPr>
+        <w:t xml:space="preserve"> &lt;&lt; "=====END=====" &lt;&lt; </w:t>
+      </w:r>
+      <w:proofErr w:type="spellStart"/>
+      <w:r>
+        <w:rPr>
+          <w:rFonts w:ascii="Courier New" w:hAnsi="Courier New" w:cs="Courier New"/>
+        </w:rPr>
+        <w:t>std</w:t>
+      </w:r>
+      <w:proofErr w:type="spellEnd"/>
+      <w:r>
+        <w:rPr>
+          <w:rFonts w:ascii="Courier New" w:hAnsi="Courier New" w:cs="Courier New"/>
+        </w:rPr>
+        <w:t>::</w:t>
+      </w:r>
+      <w:proofErr w:type="spellStart"/>
+      <w:r>
+        <w:rPr>
+          <w:rFonts w:ascii="Courier New" w:hAnsi="Courier New" w:cs="Courier New"/>
+        </w:rPr>
+        <w:t>endl</w:t>
+      </w:r>
+      <w:proofErr w:type="spellEnd"/>
+      <w:r>
+        <w:rPr>
+          <w:rFonts w:ascii="Courier New" w:hAnsi="Courier New" w:cs="Courier New"/>
+        </w:rPr>
+        <w:t>;</w:t>
+      </w:r>
+    </w:p>
+    <w:p>
+      <w:pPr>
+        <w:spacing w:line="276" w:lineRule="auto"/>
+        <w:rPr>
+          <w:rFonts w:ascii="Courier New" w:hAnsi="Courier New" w:cs="Courier New"/>
+        </w:rPr>
+      </w:pPr>
+      <w:r>
+        <w:rPr>
+          <w:rFonts w:ascii="Courier New" w:hAnsi="Courier New" w:cs="Courier New"/>
+        </w:rPr>
+        <w:t xml:space="preserve"> </w:t>
+      </w:r>
+    </w:p>
+    <w:p>
+      <w:pPr>
+        <w:spacing w:line="276" w:lineRule="auto"/>
+        <w:rPr>
+          <w:rFonts w:ascii="Courier New" w:hAnsi="Courier New" w:cs="Courier New"/>
+        </w:rPr>
+      </w:pPr>
+      <w:r>
+        <w:rPr>
+          <w:rFonts w:ascii="Courier New" w:hAnsi="Courier New" w:cs="Courier New"/>
+        </w:rPr>
+        <w:t xml:space="preserve">    </w:t>
+      </w:r>
+      <w:proofErr w:type="spellStart"/>
+      <w:r>
+        <w:rPr>
+          <w:rFonts w:ascii="Courier New" w:hAnsi="Courier New" w:cs="Courier New"/>
+        </w:rPr>
+        <w:t>char</w:t>
+      </w:r>
+      <w:proofErr w:type="spellEnd"/>
+      <w:r>
+        <w:rPr>
+          <w:rFonts w:ascii="Courier New" w:hAnsi="Courier New" w:cs="Courier New"/>
+        </w:rPr>
+        <w:t xml:space="preserve">* </w:t>
+      </w:r>
+      <w:proofErr w:type="spellStart"/>
+      <w:r>
+        <w:rPr>
+          <w:rFonts w:ascii="Courier New" w:hAnsi="Courier New" w:cs="Courier New"/>
+        </w:rPr>
+        <w:t>converted</w:t>
+      </w:r>
+      <w:proofErr w:type="spellEnd"/>
+      <w:r>
+        <w:rPr>
+          <w:rFonts w:ascii="Courier New" w:hAnsi="Courier New" w:cs="Courier New"/>
+        </w:rPr>
+        <w:t xml:space="preserve"> = </w:t>
+      </w:r>
+      <w:proofErr w:type="spellStart"/>
+      <w:r>
+        <w:rPr>
+          <w:rFonts w:ascii="Courier New" w:hAnsi="Courier New" w:cs="Courier New"/>
+        </w:rPr>
+        <w:t>func.toPChar</w:t>
+      </w:r>
+      <w:proofErr w:type="spellEnd"/>
+      <w:r>
+        <w:rPr>
+          <w:rFonts w:ascii="Courier New" w:hAnsi="Courier New" w:cs="Courier New"/>
+        </w:rPr>
+        <w:t>();</w:t>
+      </w:r>
+    </w:p>
+    <w:p>
+      <w:pPr>
+        <w:spacing w:line="276" w:lineRule="auto"/>
+        <w:rPr>
+          <w:rFonts w:ascii="Courier New" w:hAnsi="Courier New" w:cs="Courier New"/>
+        </w:rPr>
+      </w:pPr>
+      <w:r>
+        <w:rPr>
+          <w:rFonts w:ascii="Courier New" w:hAnsi="Courier New" w:cs="Courier New"/>
+        </w:rPr>
+        <w:t xml:space="preserve"> </w:t>
+      </w:r>
+    </w:p>
+    <w:p>
+      <w:pPr>
+        <w:spacing w:line="276" w:lineRule="auto"/>
+        <w:rPr>
+          <w:rFonts w:ascii="Courier New" w:hAnsi="Courier New" w:cs="Courier New"/>
+        </w:rPr>
+      </w:pPr>
+      <w:r>
+        <w:rPr>
+          <w:rFonts w:ascii="Courier New" w:hAnsi="Courier New" w:cs="Courier New"/>
+        </w:rPr>
+        <w:t xml:space="preserve">    </w:t>
+      </w:r>
+      <w:proofErr w:type="spellStart"/>
+      <w:r>
+        <w:rPr>
+          <w:rFonts w:ascii="Courier New" w:hAnsi="Courier New" w:cs="Courier New"/>
+        </w:rPr>
+        <w:t>std</w:t>
+      </w:r>
+      <w:proofErr w:type="spellEnd"/>
+      <w:r>
+        <w:rPr>
+          <w:rFonts w:ascii="Courier New" w:hAnsi="Courier New" w:cs="Courier New"/>
+        </w:rPr>
+        <w:t>::</w:t>
+      </w:r>
+      <w:proofErr w:type="spellStart"/>
+      <w:r>
+        <w:rPr>
+          <w:rFonts w:ascii="Courier New" w:hAnsi="Courier New" w:cs="Courier New"/>
+        </w:rPr>
+        <w:t>cout</w:t>
+      </w:r>
+      <w:proofErr w:type="spellEnd"/>
+      <w:r>
+        <w:rPr>
+          <w:rFonts w:ascii="Courier New" w:hAnsi="Courier New" w:cs="Courier New"/>
+        </w:rPr>
+        <w:t xml:space="preserve"> &lt;&lt; "</w:t>
+      </w:r>
+      <w:proofErr w:type="spellStart"/>
+      <w:r>
+        <w:rPr>
+          <w:rFonts w:ascii="Courier New" w:hAnsi="Courier New" w:cs="Courier New"/>
+        </w:rPr>
+        <w:t>Conversion</w:t>
+      </w:r>
+      <w:proofErr w:type="spellEnd"/>
+      <w:r>
+        <w:rPr>
+          <w:rFonts w:ascii="Courier New" w:hAnsi="Courier New" w:cs="Courier New"/>
+        </w:rPr>
+        <w:t>: "</w:t>
+      </w:r>
+    </w:p>
+    <w:p>
+      <w:pPr>
+        <w:spacing w:line="276" w:lineRule="auto"/>
+        <w:rPr>
+          <w:rFonts w:ascii="Courier New" w:hAnsi="Courier New" w:cs="Courier New"/>
+        </w:rPr>
+      </w:pPr>
+      <w:r>
+        <w:rPr>
+          <w:rFonts w:ascii="Courier New" w:hAnsi="Courier New" w:cs="Courier New"/>
+        </w:rPr>
+        <w:t xml:space="preserve">              &lt;&lt; </w:t>
+      </w:r>
+      <w:proofErr w:type="spellStart"/>
+      <w:r>
+        <w:rPr>
+          <w:rFonts w:ascii="Courier New" w:hAnsi="Courier New" w:cs="Courier New"/>
+        </w:rPr>
+        <w:t>converted</w:t>
+      </w:r>
+      <w:proofErr w:type="spellEnd"/>
+    </w:p>
+    <w:p>
+      <w:pPr>
+        <w:spacing w:line="276" w:lineRule="auto"/>
+        <w:rPr>
+          <w:rFonts w:ascii="Courier New" w:hAnsi="Courier New" w:cs="Courier New"/>
+        </w:rPr>
+      </w:pPr>
+      <w:r>
+        <w:rPr>
+          <w:rFonts w:ascii="Courier New" w:hAnsi="Courier New" w:cs="Courier New"/>
+        </w:rPr>
+        <w:t xml:space="preserve">              &lt;&lt; </w:t>
+      </w:r>
+      <w:proofErr w:type="spellStart"/>
+      <w:r>
+        <w:rPr>
+          <w:rFonts w:ascii="Courier New" w:hAnsi="Courier New" w:cs="Courier New"/>
+        </w:rPr>
+        <w:t>std</w:t>
+      </w:r>
+      <w:proofErr w:type="spellEnd"/>
+      <w:r>
+        <w:rPr>
+          <w:rFonts w:ascii="Courier New" w:hAnsi="Courier New" w:cs="Courier New"/>
+        </w:rPr>
+        <w:t>::</w:t>
+      </w:r>
+      <w:proofErr w:type="spellStart"/>
+      <w:r>
+        <w:rPr>
+          <w:rFonts w:ascii="Courier New" w:hAnsi="Courier New" w:cs="Courier New"/>
+        </w:rPr>
+        <w:t>endl</w:t>
+      </w:r>
+      <w:proofErr w:type="spellEnd"/>
+      <w:r>
+        <w:rPr>
+          <w:rFonts w:ascii="Courier New" w:hAnsi="Courier New" w:cs="Courier New"/>
+        </w:rPr>
+        <w:t>;</w:t>
+      </w:r>
+    </w:p>
+    <w:p>
+      <w:pPr>
+        <w:spacing w:line="276" w:lineRule="auto"/>
+        <w:rPr>
+          <w:rFonts w:ascii="Courier New" w:hAnsi="Courier New" w:cs="Courier New"/>
+        </w:rPr>
+      </w:pPr>
+      <w:r>
+        <w:rPr>
+          <w:rFonts w:ascii="Courier New" w:hAnsi="Courier New" w:cs="Courier New"/>
+        </w:rPr>
+        <w:t xml:space="preserve"> </w:t>
+      </w:r>
+    </w:p>
+    <w:p>
+      <w:pPr>
+        <w:spacing w:line="276" w:lineRule="auto"/>
+        <w:rPr>
+          <w:rFonts w:ascii="Courier New" w:hAnsi="Courier New" w:cs="Courier New"/>
+        </w:rPr>
+      </w:pPr>
+      <w:r>
+        <w:rPr>
+          <w:rFonts w:ascii="Courier New" w:hAnsi="Courier New" w:cs="Courier New"/>
+        </w:rPr>
+        <w:t xml:space="preserve">    </w:t>
+      </w:r>
+      <w:proofErr w:type="spellStart"/>
+      <w:r>
+        <w:rPr>
+          <w:rFonts w:ascii="Courier New" w:hAnsi="Courier New" w:cs="Courier New"/>
+        </w:rPr>
+        <w:t>delete</w:t>
+      </w:r>
+      <w:proofErr w:type="spellEnd"/>
+      <w:r>
+        <w:rPr>
+          <w:rFonts w:ascii="Courier New" w:hAnsi="Courier New" w:cs="Courier New"/>
+        </w:rPr>
+        <w:t xml:space="preserve">[] </w:t>
+      </w:r>
+      <w:proofErr w:type="spellStart"/>
+      <w:r>
+        <w:rPr>
+          <w:rFonts w:ascii="Courier New" w:hAnsi="Courier New" w:cs="Courier New"/>
+        </w:rPr>
+        <w:t>converted</w:t>
+      </w:r>
+      <w:proofErr w:type="spellEnd"/>
+      <w:r>
+        <w:rPr>
+          <w:rFonts w:ascii="Courier New" w:hAnsi="Courier New" w:cs="Courier New"/>
+        </w:rPr>
+        <w:t>;</w:t>
+      </w:r>
+    </w:p>
+    <w:p>
+      <w:pPr>
+        <w:spacing w:line="276" w:lineRule="auto"/>
+        <w:rPr>
+          <w:rFonts w:ascii="Courier New" w:hAnsi="Courier New" w:cs="Courier New"/>
+        </w:rPr>
+      </w:pPr>
+      <w:r>
+        <w:rPr>
+          <w:rFonts w:ascii="Courier New" w:hAnsi="Courier New" w:cs="Courier New"/>
+        </w:rPr>
+        <w:t xml:space="preserve"> </w:t>
+      </w:r>
+    </w:p>
+    <w:p>
+      <w:pPr>
+        <w:spacing w:line="276" w:lineRule="auto"/>
+        <w:rPr>
+          <w:rFonts w:ascii="Courier New" w:hAnsi="Courier New" w:cs="Courier New"/>
+        </w:rPr>
+      </w:pPr>
+      <w:r>
+        <w:rPr>
+          <w:rFonts w:ascii="Courier New" w:hAnsi="Courier New" w:cs="Courier New"/>
+        </w:rPr>
+        <w:t xml:space="preserve">    </w:t>
+      </w:r>
+      <w:proofErr w:type="spellStart"/>
+      <w:r>
+        <w:rPr>
+          <w:rFonts w:ascii="Courier New" w:hAnsi="Courier New" w:cs="Courier New"/>
+        </w:rPr>
+        <w:t>return</w:t>
+      </w:r>
+      <w:proofErr w:type="spellEnd"/>
+      <w:r>
+        <w:rPr>
+          <w:rFonts w:ascii="Courier New" w:hAnsi="Courier New" w:cs="Courier New"/>
+        </w:rPr>
+        <w:t xml:space="preserve"> 0;</w:t>
+      </w:r>
+    </w:p>
+    <w:p>
+      <w:pPr>
+        <w:spacing w:line="276" w:lineRule="auto"/>
+        <w:rPr>
+          <w:rFonts w:ascii="Courier New" w:hAnsi="Courier New" w:cs="Courier New"/>
+        </w:rPr>
+      </w:pPr>
+      <w:r>
+        <w:rPr>
+          <w:rFonts w:ascii="Courier New" w:hAnsi="Courier New" w:cs="Courier New"/>
+        </w:rPr>
+        <w:t>}</w:t>
+      </w:r>
     </w:p>
     <w:p>
       <w:pPr>
@@ -12144,7 +19839,7 @@
         <w:jc w:val="both"/>
         <w:rPr>
           <w:rFonts w:ascii="Times New Roman" w:hAnsi="Times New Roman" w:cs="Times New Roman"/>
-          <w:lang w:val="en-US"/>
+          <w:lang w:val="ru-RU"/>
         </w:rPr>
       </w:pPr>
     </w:p>
@@ -12202,7 +19897,7 @@
                     </pic:cNvPicPr>
                   </pic:nvPicPr>
                   <pic:blipFill>
-                    <a:blip r:embed="rId4">
+                    <a:blip r:embed="rId5">
                       <a:extLst>
                         <a:ext uri="{28A0092B-C50C-407E-A947-70E740481C1C}">
                           <a14:useLocalDpi xmlns:a14="http://schemas.microsoft.com/office/drawing/2010/main" val="0"/>
@@ -12242,6 +19937,127 @@
     </w:sectPr>
   </w:body>
 </w:document>
+</file>
+
+<file path=word/numbering.xml><?xml version="1.0" encoding="utf-8"?>
+<w:numbering xmlns:wpc="http://schemas.microsoft.com/office/word/2010/wordprocessingCanvas" xmlns:cx="http://schemas.microsoft.com/office/drawing/2014/chartex" xmlns:cx1="http://schemas.microsoft.com/office/drawing/2015/9/8/chartex" xmlns:cx2="http://schemas.microsoft.com/office/drawing/2015/10/21/chartex" xmlns:cx3="http://schemas.microsoft.com/office/drawing/2016/5/9/chartex" xmlns:cx4="http://schemas.microsoft.com/office/drawing/2016/5/10/chartex" xmlns:cx5="http://schemas.microsoft.com/office/drawing/2016/5/11/chartex" xmlns:cx6="http://schemas.microsoft.com/office/drawing/2016/5/12/chartex" xmlns:cx7="http://schemas.microsoft.com/office/drawing/2016/5/13/chartex" xmlns:cx8="http://schemas.microsoft.com/office/drawing/2016/5/14/chartex" xmlns:mc="http://schemas.openxmlformats.org/markup-compatibility/2006" xmlns:aink="http://schemas.microsoft.com/office/drawing/2016/ink" xmlns:am3d="http://schemas.microsoft.com/office/drawing/2017/model3d" xmlns:o="urn:schemas-microsoft-com:office:office" xmlns:oel="http://schemas.microsoft.com/office/2019/extlst" xmlns:r="http://schemas.openxmlformats.org/officeDocument/2006/relationships" xmlns:m="http://schemas.openxmlformats.org/officeDocument/2006/math" xmlns:v="urn:schemas-microsoft-com:vml" xmlns:wp14="http://schemas.microsoft.com/office/word/2010/wordprocessingDrawing" xmlns:wp="http://schemas.openxmlformats.org/drawingml/2006/wordprocessingDrawing" xmlns:w10="urn:schemas-microsoft-com:office:word" xmlns:w="http://schemas.openxmlformats.org/wordprocessingml/2006/main" xmlns:w14="http://schemas.microsoft.com/office/word/2010/wordml" xmlns:w15="http://schemas.microsoft.com/office/word/2012/wordml" xmlns:w16cex="http://schemas.microsoft.com/office/word/2018/wordml/cex" xmlns:w16cid="http://schemas.microsoft.com/office/word/2016/wordml/cid" xmlns:w16="http://schemas.microsoft.com/office/word/2018/wordml" xmlns:w16sdtdh="http://schemas.microsoft.com/office/word/2020/wordml/sdtdatahash" xmlns:w16se="http://schemas.microsoft.com/office/word/2015/wordml/symex" xmlns:wpg="http://schemas.microsoft.com/office/word/2010/wordprocessingGroup" xmlns:wpi="http://schemas.microsoft.com/office/word/2010/wordprocessingInk" xmlns:wne="http://schemas.microsoft.com/office/word/2006/wordml" xmlns:wps="http://schemas.microsoft.com/office/word/2010/wordprocessingShape" mc:Ignorable="w14 w15 w16se w16cid w16 w16cex w16sdtdh wp14">
+  <w:abstractNum w:abstractNumId="0" w15:restartNumberingAfterBreak="0">
+    <w:nsid w:val="15614E21"/>
+    <w:multiLevelType w:val="multilevel"/>
+    <w:tmpl w:val="279ACAB4"/>
+    <w:lvl w:ilvl="0">
+      <w:start w:val="1"/>
+      <w:numFmt w:val="decimal"/>
+      <w:lvlText w:val="%1."/>
+      <w:lvlJc w:val="left"/>
+      <w:pPr>
+        <w:tabs>
+          <w:tab w:val="num" w:pos="720"/>
+        </w:tabs>
+        <w:ind w:left="720" w:hanging="360"/>
+      </w:pPr>
+    </w:lvl>
+    <w:lvl w:ilvl="1" w:tentative="1">
+      <w:start w:val="1"/>
+      <w:numFmt w:val="decimal"/>
+      <w:lvlText w:val="%2."/>
+      <w:lvlJc w:val="left"/>
+      <w:pPr>
+        <w:tabs>
+          <w:tab w:val="num" w:pos="1440"/>
+        </w:tabs>
+        <w:ind w:left="1440" w:hanging="360"/>
+      </w:pPr>
+    </w:lvl>
+    <w:lvl w:ilvl="2" w:tentative="1">
+      <w:start w:val="1"/>
+      <w:numFmt w:val="decimal"/>
+      <w:lvlText w:val="%3."/>
+      <w:lvlJc w:val="left"/>
+      <w:pPr>
+        <w:tabs>
+          <w:tab w:val="num" w:pos="2160"/>
+        </w:tabs>
+        <w:ind w:left="2160" w:hanging="360"/>
+      </w:pPr>
+    </w:lvl>
+    <w:lvl w:ilvl="3" w:tentative="1">
+      <w:start w:val="1"/>
+      <w:numFmt w:val="decimal"/>
+      <w:lvlText w:val="%4."/>
+      <w:lvlJc w:val="left"/>
+      <w:pPr>
+        <w:tabs>
+          <w:tab w:val="num" w:pos="2880"/>
+        </w:tabs>
+        <w:ind w:left="2880" w:hanging="360"/>
+      </w:pPr>
+    </w:lvl>
+    <w:lvl w:ilvl="4" w:tentative="1">
+      <w:start w:val="1"/>
+      <w:numFmt w:val="decimal"/>
+      <w:lvlText w:val="%5."/>
+      <w:lvlJc w:val="left"/>
+      <w:pPr>
+        <w:tabs>
+          <w:tab w:val="num" w:pos="3600"/>
+        </w:tabs>
+        <w:ind w:left="3600" w:hanging="360"/>
+      </w:pPr>
+    </w:lvl>
+    <w:lvl w:ilvl="5" w:tentative="1">
+      <w:start w:val="1"/>
+      <w:numFmt w:val="decimal"/>
+      <w:lvlText w:val="%6."/>
+      <w:lvlJc w:val="left"/>
+      <w:pPr>
+        <w:tabs>
+          <w:tab w:val="num" w:pos="4320"/>
+        </w:tabs>
+        <w:ind w:left="4320" w:hanging="360"/>
+      </w:pPr>
+    </w:lvl>
+    <w:lvl w:ilvl="6" w:tentative="1">
+      <w:start w:val="1"/>
+      <w:numFmt w:val="decimal"/>
+      <w:lvlText w:val="%7."/>
+      <w:lvlJc w:val="left"/>
+      <w:pPr>
+        <w:tabs>
+          <w:tab w:val="num" w:pos="5040"/>
+        </w:tabs>
+        <w:ind w:left="5040" w:hanging="360"/>
+      </w:pPr>
+    </w:lvl>
+    <w:lvl w:ilvl="7" w:tentative="1">
+      <w:start w:val="1"/>
+      <w:numFmt w:val="decimal"/>
+      <w:lvlText w:val="%8."/>
+      <w:lvlJc w:val="left"/>
+      <w:pPr>
+        <w:tabs>
+          <w:tab w:val="num" w:pos="5760"/>
+        </w:tabs>
+        <w:ind w:left="5760" w:hanging="360"/>
+      </w:pPr>
+    </w:lvl>
+    <w:lvl w:ilvl="8" w:tentative="1">
+      <w:start w:val="1"/>
+      <w:numFmt w:val="decimal"/>
+      <w:lvlText w:val="%9."/>
+      <w:lvlJc w:val="left"/>
+      <w:pPr>
+        <w:tabs>
+          <w:tab w:val="num" w:pos="6480"/>
+        </w:tabs>
+        <w:ind w:left="6480" w:hanging="360"/>
+      </w:pPr>
+    </w:lvl>
+  </w:abstractNum>
+  <w:num w:numId="1" w16cid:durableId="1758676002">
+    <w:abstractNumId w:val="0"/>
+  </w:num>
+</w:numbering>
 </file>
 
 <file path=word/styles.xml><?xml version="1.0" encoding="utf-8"?>
